--- a/dsj2/products/demo/docs/evidence/commercial-acceptance/printing/biot-worker-card-long.docx
+++ b/dsj2/products/demo/docs/evidence/commercial-acceptance/printing/biot-worker-card-long.docx
@@ -1,6 +1,6 @@
 
 <file path=word/document.xml><?xml version="1.0" encoding="utf-8"?>
-<w:document xmlns:a="http://schemas.openxmlformats.org/drawingml/2006/main" xmlns:a14="http://schemas.microsoft.com/office/drawing/2010/main" xmlns:mc="http://schemas.openxmlformats.org/markup-compatibility/2006" xmlns:o="urn:schemas-microsoft-com:office:office" xmlns:v="urn:schemas-microsoft-com:vml" xmlns:w="http://schemas.openxmlformats.org/wordprocessingml/2006/main" xmlns:w14="http://schemas.microsoft.com/office/word/2010/wordml" xmlns:wp="http://schemas.openxmlformats.org/drawingml/2006/wordprocessingDrawing" xmlns:wp14="http://schemas.microsoft.com/office/word/2010/wordprocessingDrawing" xmlns:wps="http://schemas.microsoft.com/office/word/2010/wordprocessingShape" mc:Ignorable="w14 w15 w16se w16cid w16 w16cex w16sdtdh w16sdtfl w16du wp14">
+<w:document xmlns:a="http://schemas.openxmlformats.org/drawingml/2006/main" xmlns:a14="http://schemas.microsoft.com/office/drawing/2010/main" xmlns:mc="http://schemas.openxmlformats.org/markup-compatibility/2006" xmlns:o="urn:schemas-microsoft-com:office:office" xmlns:v="urn:schemas-microsoft-com:vml" xmlns:w="http://schemas.openxmlformats.org/wordprocessingml/2006/main" xmlns:w14="http://schemas.microsoft.com/office/word/2010/wordml" xmlns:wp="http://schemas.openxmlformats.org/drawingml/2006/wordprocessingDrawing" xmlns:wp14="http://schemas.microsoft.com/office/word/2010/wordprocessingDrawing" xmlns:wps="http://schemas.microsoft.com/office/word/2010/wordprocessingShape" mc:Ignorable="w14 wp14">
   <w:body>
     <w:p>
       <w:pPr>
@@ -122,6 +122,11 @@
                             <wps:txbx>
                               <w:txbxContent>
                                 <w:p>
+                                  <w:r>
+                                    <w:br/>
+                                  </w:r>
+                                </w:p>
+                                <w:p>
                                   <w:pPr>
                                     <w:spacing w:before="0" w:after="0" w:line="180" w:lineRule="exact"/>
                                     <w:ind w:left="480" w:right="0" w:firstLine="0"/>
@@ -133,7 +138,7 @@
                                       <w:sz w:val="16"/>
                                       <w:szCs w:val="16"/>
                                     </w:rPr>
-                                    <w:t>№ ТЕСТ-00001 КУƏЛІГІ</w:t>
+                                    <w:t>№ ТЕСТ-00001 КУӘЛІГІ</w:t>
                                   </w:r>
                                 </w:p>
                                 <w:p>
@@ -145,9 +150,9 @@
                                   <w:r>
                                     <w:rPr>
                                       <w:rFonts w:ascii="Liberation Serif" w:hAnsi="Liberation Serif" w:cs="Liberation Serif"/>
+                                      <w:b/>
                                       <w:sz w:val="16"/>
                                       <w:szCs w:val="16"/>
-                                      <w:b/>
                                     </w:rPr>
                                     <w:t>УДОСТОВЕРЕНИЕ № ТЕСТ-00001</w:t>
                                   </w:r>
@@ -179,7 +184,7 @@
                                       <w:sz w:val="16"/>
                                       <w:szCs w:val="16"/>
                                     </w:rPr>
-                                    <w:t>(ТАƏ)</w:t>
+                                    <w:t>(ТАӘ)</w:t>
                                   </w:r>
                                 </w:p>
                                 <w:p>
@@ -299,6 +304,11 @@
                       <v:textbox inset="0,0,0,0">
                         <w:txbxContent>
                           <w:p>
+                            <w:r>
+                              <w:br/>
+                            </w:r>
+                          </w:p>
+                          <w:p>
                             <w:pPr>
                               <w:spacing w:before="0" w:after="0" w:line="180" w:lineRule="exact"/>
                               <w:ind w:left="480" w:right="0" w:firstLine="0"/>
@@ -310,7 +320,7 @@
                                 <w:sz w:val="16"/>
                                 <w:szCs w:val="16"/>
                               </w:rPr>
-                              <w:t>№ ТЕСТ-00001 КУƏЛІГІ</w:t>
+                              <w:t>№ ТЕСТ-00001 КУӘЛІГІ</w:t>
                             </w:r>
                           </w:p>
                           <w:p>
@@ -322,9 +332,9 @@
                             <w:r>
                               <w:rPr>
                                 <w:rFonts w:ascii="Liberation Serif" w:hAnsi="Liberation Serif" w:cs="Liberation Serif"/>
-                                <w:sz w:val="16"/>
-                                <w:szCs w:val="16"/>
                                 <w:b/>
+                                <w:sz w:val="16"/>
+                                <w:szCs w:val="16"/>
                               </w:rPr>
                               <w:t>УДОСТОВЕРЕНИЕ № ТЕСТ-00001</w:t>
                             </w:r>
@@ -356,7 +366,7 @@
                                 <w:sz w:val="16"/>
                                 <w:szCs w:val="16"/>
                               </w:rPr>
-                              <w:t>(ТАƏ)</w:t>
+                              <w:t>(ТАӘ)</w:t>
                             </w:r>
                           </w:p>
                           <w:p>
@@ -462,7 +472,7 @@
                 <w:sz w:val="8"/>
                 <w:szCs w:val="11"/>
               </w:rPr>
-              <w:t xml:space="preserve">Учебный центр «Образец»</w:t>
+              <w:t xml:space="preserve"/>
             </w:r>
             <w:r>
               <w:rPr>
@@ -688,9 +698,9 @@
                   <wp:posOffset>3581400</wp:posOffset>
                 </wp:positionH>
                 <wp:positionV relativeFrom="paragraph">
-                  <wp:posOffset>19685</wp:posOffset>
+                  <wp:posOffset>197485</wp:posOffset>
                 </wp:positionV>
-                <wp:extent cx="4445" cy="2187575"/>
+                <wp:extent cx="4445" cy="2009775"/>
                 <wp:effectExtent l="0" t="0" r="0" b="0"/>
                 <wp:wrapNone/>
                 <wp:docPr id="312205154" name="AutoShape 34"/>
@@ -706,7 +716,7 @@
                       <wps:spPr bwMode="auto">
                         <a:xfrm flipH="1">
                           <a:off x="0" y="0"/>
-                          <a:ext cx="4445" cy="2187575"/>
+                          <a:ext cx="4445" cy="2009775"/>
                         </a:xfrm>
                         <a:prstGeom prst="straightConnector1">
                           <a:avLst/>
@@ -750,7 +760,7 @@
                 <v:path arrowok="t" fillok="f" o:connecttype="none"/>
                 <o:lock v:ext="edit" shapetype="t"/>
               </v:shapetype>
-              <v:shape id="AutoShape 34" o:spid="_x0000_s1026" type="#_x0000_t32" style="position:absolute;margin-left:282pt;margin-top:1.55pt;width:.35pt;height:172.25pt;flip:x;z-index:251662336;visibility:visible;mso-wrap-style:square;mso-width-percent:0;mso-height-percent:0;mso-wrap-distance-left:9pt;mso-wrap-distance-top:0;mso-wrap-distance-right:9pt;mso-wrap-distance-bottom:0;mso-position-horizontal:absolute;mso-position-horizontal-relative:text;mso-position-vertical:absolute;mso-position-vertical-relative:text;mso-width-percent:0;mso-height-percent:0;mso-width-relative:page;mso-height-relative:page" strokecolor="black [3213]"/>
+              <v:shape id="AutoShape 34" o:spid="_x0000_s1026" type="#_x0000_t32" style="position:absolute;margin-left:282pt;margin-top:15.55pt;width:.35pt;height:158.25pt;flip:x;z-index:251662336;visibility:visible;mso-wrap-style:square;mso-width-percent:0;mso-height-percent:0;mso-wrap-distance-left:9pt;mso-wrap-distance-top:0;mso-wrap-distance-right:9pt;mso-wrap-distance-bottom:0;mso-position-horizontal:absolute;mso-position-horizontal-relative:text;mso-position-vertical:absolute;mso-position-vertical-relative:text;mso-width-percent:0;mso-height-percent:0;mso-width-relative:page;mso-height-relative:page" strokecolor="black [3213]"/>
             </w:pict>
           </mc:Fallback>
         </mc:AlternateContent>
@@ -771,9 +781,9 @@
                   <wp:posOffset>3659505</wp:posOffset>
                 </wp:positionH>
                 <wp:positionV relativeFrom="paragraph">
-                  <wp:posOffset>134620</wp:posOffset>
+                  <wp:posOffset>236220</wp:posOffset>
                 </wp:positionV>
-                <wp:extent cx="3124200" cy="1821180"/>
+                <wp:extent cx="3124200" cy="1719580"/>
                 <wp:effectExtent l="0" t="0" r="0" b="7620"/>
                 <wp:wrapNone/>
                 <wp:docPr id="1925208417" name="Text Box 31"/>
@@ -937,7 +947,7 @@
                                 <w:sz w:val="16"/>
                                 <w:szCs w:val="16"/>
                               </w:rPr>
-                              <w:t>Комиссия мүшесi Т.А.Ə./Ф.И.О</w:t>
+                              <w:t>Комиссия мүшесi Т.А.Ә./Ф.И.О</w:t>
                             </w:r>
                           </w:p>
                           <w:p>
@@ -967,7 +977,7 @@
                                 <w:sz w:val="16"/>
                                 <w:szCs w:val="16"/>
                               </w:rPr>
-                              <w:t>Т.А.Ə./Ф.И.О</w:t>
+                              <w:t>Т.А.Ә./Ф.И.О</w:t>
                             </w:r>
                           </w:p>
                           <w:p>
@@ -1019,7 +1029,7 @@
           </mc:Choice>
           <mc:Fallback>
             <w:pict>
-              <v:shape w14:anchorId="36517691" id="Text Box 31" o:spid="_x0000_s1027" type="#_x0000_t202" style="position:absolute;margin-left:288.15pt;margin-top:10.6pt;width:246pt;height:143.4pt;z-index:-251657216;visibility:visible;mso-wrap-style:square;mso-width-percent:0;mso-height-percent:0;mso-wrap-distance-left:9pt;mso-wrap-distance-top:0;mso-wrap-distance-right:9pt;mso-wrap-distance-bottom:0;mso-position-horizontal:absolute;mso-position-horizontal-relative:text;mso-position-vertical:absolute;mso-position-vertical-relative:text;mso-width-percent:0;mso-height-percent:0;mso-width-relative:page;mso-height-relative:page;v-text-anchor:top" filled="f" stroked="f">
+              <v:shape w14:anchorId="36517691" id="Text Box 31" o:spid="_x0000_s1027" type="#_x0000_t202" style="position:absolute;margin-left:288.15pt;margin-top:18.6pt;width:246pt;height:135.4pt;z-index:-251657216;visibility:visible;mso-wrap-style:square;mso-width-percent:0;mso-height-percent:0;mso-wrap-distance-left:9pt;mso-wrap-distance-top:0;mso-wrap-distance-right:9pt;mso-wrap-distance-bottom:0;mso-position-horizontal:absolute;mso-position-horizontal-relative:text;mso-position-vertical:absolute;mso-position-vertical-relative:text;mso-width-percent:0;mso-height-percent:0;mso-width-relative:page;mso-height-relative:page;v-text-anchor:top" filled="f" stroked="f">
                 <v:textbox inset="0,0,0,0">
                   <w:txbxContent>
                     <w:p>
@@ -1139,7 +1149,7 @@
                           <w:sz w:val="16"/>
                           <w:szCs w:val="16"/>
                         </w:rPr>
-                        <w:t>Комиссия мүшесi Т.А.Ə./Ф.И.О</w:t>
+                        <w:t>Комиссия мүшесi Т.А.Ә./Ф.И.О</w:t>
                       </w:r>
                     </w:p>
                     <w:p>
@@ -1169,7 +1179,7 @@
                           <w:sz w:val="16"/>
                           <w:szCs w:val="16"/>
                         </w:rPr>
-                        <w:t>Т.А.Ə./Ф.И.О</w:t>
+                        <w:t>Т.А.Ә./Ф.И.О</w:t>
                       </w:r>
                     </w:p>
                     <w:p>
@@ -1290,55 +1300,65 @@
             </w:pict>
           </mc:Fallback>
         </mc:AlternateContent>
-      </w:r>
-      <w:r>
-        <w:rPr>
-          <w:noProof/>
-          <w:sz w:val="11"/>
-          <w:szCs w:val="11"/>
-        </w:rPr>
         <mc:AlternateContent>
           <mc:Choice Requires="wps">
             <w:drawing>
-              <wp:anchor distT="0" distB="0" distL="114300" distR="114300" simplePos="0" relativeHeight="251663360" behindDoc="1" locked="0" layoutInCell="1" allowOverlap="1" wp14:anchorId="459050C9" wp14:editId="334487C7">
+              <wp:anchor distT="0" distB="0" distL="114300" distR="114300" simplePos="0" relativeHeight="251710500" behindDoc="0" locked="0" layoutInCell="1" allowOverlap="1" wp14:anchorId="E59562F7" wp14:editId="312B6C30">
                 <wp:simplePos x="0" y="0"/>
                 <wp:positionH relativeFrom="column">
-                  <wp:posOffset>-8255</wp:posOffset>
+                  <wp:posOffset>175895</wp:posOffset>
                 </wp:positionH>
                 <wp:positionV relativeFrom="paragraph">
-                  <wp:posOffset>19685</wp:posOffset>
+                  <wp:posOffset>24765</wp:posOffset>
                 </wp:positionV>
-                <wp:extent cx="7668895" cy="125730"/>
+                <wp:extent cx="6650990" cy="165100"/>
                 <wp:effectExtent l="0" t="0" r="0" b="0"/>
                 <wp:wrapNone/>
-                <wp:docPr id="2003064817" name="Rectangle 43"/>
+                <wp:docPr id="900000000" name="IssuerStrip_0"/>
                 <wp:cNvGraphicFramePr>
                   <a:graphicFrameLocks/>
                 </wp:cNvGraphicFramePr>
                 <a:graphic>
                   <a:graphicData uri="http://schemas.microsoft.com/office/word/2010/wordprocessingShape">
                     <wps:wsp>
-                      <wps:cNvSpPr>
+                      <wps:cNvSpPr txBox="1">
                         <a:spLocks noChangeArrowheads="1"/>
                       </wps:cNvSpPr>
                       <wps:spPr bwMode="auto">
                         <a:xfrm>
                           <a:off x="0" y="0"/>
-                          <a:ext cx="7668895" cy="125730"/>
+                          <a:ext cx="6650990" cy="165100"/>
                         </a:xfrm>
                         <a:prstGeom prst="rect">
                           <a:avLst/>
                         </a:prstGeom>
                         <a:solidFill>
-                          <a:schemeClr val="bg1">
-                            <a:lumMod val="85000"/>
-                          </a:schemeClr>
+                          <a:srgbClr val="D8D8D8"/>
                         </a:solidFill>
                         <a:ln>
                           <a:noFill/>
                         </a:ln>
                       </wps:spPr>
-                      <wps:bodyPr rot="0" vert="horz" wrap="square" lIns="91440" tIns="45720" rIns="91440" bIns="45720" anchor="t" anchorCtr="0" upright="1">
+                      <wps:txbx>
+                        <w:txbxContent>
+                          <w:p>
+                            <w:pPr>
+                              <w:spacing w:before="0" w:after="0" w:line="180" w:lineRule="exact"/>
+                              <w:ind w:left="0" w:right="0" w:firstLine="0"/>
+                              <w:jc w:val="center"/>
+                            </w:pPr>
+                            <w:r>
+                              <w:rPr>
+                                <w:rFonts w:ascii="Liberation Serif" w:hAnsi="Liberation Serif" w:cs="Liberation Serif"/>
+                                <w:sz w:val="16"/>
+                                <w:szCs w:val="16"/>
+                              </w:rPr>
+                              <w:t>Учебный центр «Образец» / «Үлгі» оқу орталығы</w:t>
+                            </w:r>
+                          </w:p>
+                        </w:txbxContent>
+                      </wps:txbx>
+                      <wps:bodyPr rot="0" vert="horz" wrap="square" lIns="63500" tIns="12700" rIns="63500" bIns="12700" anchor="t" anchorCtr="0" upright="1">
                         <a:noAutofit/>
                       </wps:bodyPr>
                     </wps:wsp>
@@ -1355,10 +1375,37 @@
           </mc:Choice>
           <mc:Fallback>
             <w:pict>
-              <v:rect w14:anchorId="66D7201A" id="Rectangle 43" o:spid="_x0000_s1026" style="position:absolute;margin-left:-.65pt;margin-top:1.55pt;width:603.85pt;height:9.9pt;z-index:-251653120;visibility:visible;mso-wrap-style:square;mso-width-percent:0;mso-height-percent:0;mso-wrap-distance-left:9pt;mso-wrap-distance-top:0;mso-wrap-distance-right:9pt;mso-wrap-distance-bottom:0;mso-position-horizontal:absolute;mso-position-horizontal-relative:text;mso-position-vertical:absolute;mso-position-vertical-relative:text;mso-width-percent:0;mso-height-percent:0;mso-width-relative:page;mso-height-relative:page;v-text-anchor:top" fillcolor="#d8d8d8 [2732]" stroked="f"/>
+              <v:rect w14:anchorId="50AC70BE" id="IssuerStrip_0" o:spid="_x0000_s1026" style="position:absolute;margin-left:13.85pt;margin-top:1.95pt;width:523.7pt;height:13pt;z-index:251710500;visibility:visible;mso-wrap-style:square;mso-width-percent:0;mso-height-percent:0;mso-wrap-distance-left:9pt;mso-wrap-distance-top:0;mso-wrap-distance-right:9pt;mso-wrap-distance-bottom:0;mso-position-horizontal:absolute;mso-position-horizontal-relative:text;mso-position-vertical:absolute;mso-position-vertical-relative:text;mso-width-percent:0;mso-height-percent:0;mso-width-relative:page;mso-height-relative:page;v-text-anchor:top" filled="t" strokecolor="black [3213]" stroked="f" fillcolor="#d8d8d8">
+                <v:textbox inset="5pt,1pt,5pt,1pt">
+                  <w:txbxContent>
+                    <w:p>
+                      <w:pPr>
+                        <w:spacing w:before="0" w:after="0" w:line="180" w:lineRule="exact"/>
+                        <w:ind w:left="0" w:right="0" w:firstLine="0"/>
+                        <w:jc w:val="center"/>
+                      </w:pPr>
+                      <w:r>
+                        <w:rPr>
+                          <w:rFonts w:ascii="Liberation Serif" w:hAnsi="Liberation Serif" w:cs="Liberation Serif"/>
+                          <w:sz w:val="16"/>
+                          <w:szCs w:val="16"/>
+                        </w:rPr>
+                        <w:t>Учебный центр «Образец» / «Үлгі» оқу орталығы</w:t>
+                      </w:r>
+                    </w:p>
+                  </w:txbxContent>
+                </v:textbox>
+              </v:rect>
             </w:pict>
           </mc:Fallback>
         </mc:AlternateContent>
+      </w:r>
+      <w:r>
+        <w:rPr>
+          <w:noProof/>
+          <w:sz w:val="11"/>
+          <w:szCs w:val="11"/>
+        </w:rPr>
       </w:r>
     </w:p>
     <w:p>
@@ -1624,6 +1671,11 @@
                             <wps:txbx>
                               <w:txbxContent>
                                 <w:p>
+                                  <w:r>
+                                    <w:br/>
+                                  </w:r>
+                                </w:p>
+                                <w:p>
                                   <w:pPr>
                                     <w:spacing w:before="0" w:after="0" w:line="180" w:lineRule="exact"/>
                                     <w:ind w:left="480" w:right="0" w:firstLine="0"/>
@@ -1635,7 +1687,7 @@
                                       <w:sz w:val="16"/>
                                       <w:szCs w:val="16"/>
                                     </w:rPr>
-                                    <w:t>№ ТЕСТ-00001 КУƏЛІГІ</w:t>
+                                    <w:t>№ ТЕСТ-00001 КУӘЛІГІ</w:t>
                                   </w:r>
                                 </w:p>
                                 <w:p>
@@ -1647,9 +1699,9 @@
                                   <w:r>
                                     <w:rPr>
                                       <w:rFonts w:ascii="Liberation Serif" w:hAnsi="Liberation Serif" w:cs="Liberation Serif"/>
+                                      <w:b/>
                                       <w:sz w:val="16"/>
                                       <w:szCs w:val="16"/>
-                                      <w:b/>
                                     </w:rPr>
                                     <w:t>УДОСТОВЕРЕНИЕ № ТЕСТ-00001</w:t>
                                   </w:r>
@@ -1681,7 +1733,7 @@
                                       <w:sz w:val="16"/>
                                       <w:szCs w:val="16"/>
                                     </w:rPr>
-                                    <w:t>(ТАƏ)</w:t>
+                                    <w:t>(ТАӘ)</w:t>
                                   </w:r>
                                 </w:p>
                                 <w:p>
@@ -1797,6 +1849,11 @@
                       <v:textbox inset="0,0,0,0">
                         <w:txbxContent>
                           <w:p>
+                            <w:r>
+                              <w:br/>
+                            </w:r>
+                          </w:p>
+                          <w:p>
                             <w:pPr>
                               <w:spacing w:before="0" w:after="0" w:line="180" w:lineRule="exact"/>
                               <w:ind w:left="480" w:right="0" w:firstLine="0"/>
@@ -1808,7 +1865,7 @@
                                 <w:sz w:val="16"/>
                                 <w:szCs w:val="16"/>
                               </w:rPr>
-                              <w:t>№ ТЕСТ-00001 КУƏЛІГІ</w:t>
+                              <w:t>№ ТЕСТ-00001 КУӘЛІГІ</w:t>
                             </w:r>
                           </w:p>
                           <w:p>
@@ -1820,9 +1877,9 @@
                             <w:r>
                               <w:rPr>
                                 <w:rFonts w:ascii="Liberation Serif" w:hAnsi="Liberation Serif" w:cs="Liberation Serif"/>
-                                <w:sz w:val="16"/>
-                                <w:szCs w:val="16"/>
                                 <w:b/>
+                                <w:sz w:val="16"/>
+                                <w:szCs w:val="16"/>
                               </w:rPr>
                               <w:t>УДОСТОВЕРЕНИЕ № ТЕСТ-00001</w:t>
                             </w:r>
@@ -1854,7 +1911,7 @@
                                 <w:sz w:val="16"/>
                                 <w:szCs w:val="16"/>
                               </w:rPr>
-                              <w:t>(ТАƏ)</w:t>
+                              <w:t>(ТАӘ)</w:t>
                             </w:r>
                           </w:p>
                           <w:p>
@@ -1960,7 +2017,7 @@
                 <w:sz w:val="8"/>
                 <w:szCs w:val="11"/>
               </w:rPr>
-              <w:t xml:space="preserve">Учебный центр «Образец»</w:t>
+              <w:t xml:space="preserve"/>
             </w:r>
             <w:r>
               <w:rPr>
@@ -2187,9 +2244,9 @@
                   <wp:posOffset>3584575</wp:posOffset>
                 </wp:positionH>
                 <wp:positionV relativeFrom="paragraph">
-                  <wp:posOffset>19685</wp:posOffset>
+                  <wp:posOffset>197485</wp:posOffset>
                 </wp:positionV>
-                <wp:extent cx="4445" cy="2187575"/>
+                <wp:extent cx="4445" cy="2009775"/>
                 <wp:effectExtent l="0" t="0" r="0" b="0"/>
                 <wp:wrapNone/>
                 <wp:docPr id="573986384" name="AutoShape 39"/>
@@ -2205,7 +2262,7 @@
                       <wps:spPr bwMode="auto">
                         <a:xfrm flipH="1">
                           <a:off x="0" y="0"/>
-                          <a:ext cx="4445" cy="2187575"/>
+                          <a:ext cx="4445" cy="2009775"/>
                         </a:xfrm>
                         <a:prstGeom prst="straightConnector1">
                           <a:avLst/>
@@ -2249,7 +2306,7 @@
                 <v:path arrowok="t" fillok="f" o:connecttype="none"/>
                 <o:lock v:ext="edit" shapetype="t"/>
               </v:shapetype>
-              <v:shape id="AutoShape 39" o:spid="_x0000_s1026" type="#_x0000_t32" style="position:absolute;margin-left:282.25pt;margin-top:1.55pt;width:.35pt;height:172.25pt;flip:x;z-index:251668480;visibility:visible;mso-wrap-style:square;mso-width-percent:0;mso-height-percent:0;mso-wrap-distance-left:9pt;mso-wrap-distance-top:0;mso-wrap-distance-right:9pt;mso-wrap-distance-bottom:0;mso-position-horizontal:absolute;mso-position-horizontal-relative:text;mso-position-vertical:absolute;mso-position-vertical-relative:text;mso-width-percent:0;mso-height-percent:0;mso-width-relative:page;mso-height-relative:page" strokecolor="black [3213]"/>
+              <v:shape id="AutoShape 39" o:spid="_x0000_s1026" type="#_x0000_t32" style="position:absolute;margin-left:282.25pt;margin-top:15.55pt;width:.35pt;height:158.25pt;flip:x;z-index:251668480;visibility:visible;mso-wrap-style:square;mso-width-percent:0;mso-height-percent:0;mso-wrap-distance-left:9pt;mso-wrap-distance-top:0;mso-wrap-distance-right:9pt;mso-wrap-distance-bottom:0;mso-position-horizontal:absolute;mso-position-horizontal-relative:text;mso-position-vertical:absolute;mso-position-vertical-relative:text;mso-width-percent:0;mso-height-percent:0;mso-width-relative:page;mso-height-relative:page" strokecolor="black [3213]"/>
             </w:pict>
           </mc:Fallback>
         </mc:AlternateContent>
@@ -2267,12 +2324,12 @@
               <wp:anchor distT="0" distB="0" distL="114300" distR="114300" simplePos="0" relativeHeight="251665408" behindDoc="1" locked="0" layoutInCell="1" allowOverlap="1" wp14:anchorId="4E1CFC64" wp14:editId="3C42A9C5">
                 <wp:simplePos x="0" y="0"/>
                 <wp:positionH relativeFrom="column">
-                  <wp:posOffset>3592830</wp:posOffset>
+                  <wp:posOffset>3659505</wp:posOffset>
                 </wp:positionH>
                 <wp:positionV relativeFrom="paragraph">
-                  <wp:posOffset>132080</wp:posOffset>
+                  <wp:posOffset>233680</wp:posOffset>
                 </wp:positionV>
-                <wp:extent cx="3295650" cy="1821180"/>
+                <wp:extent cx="3124200" cy="1719580"/>
                 <wp:effectExtent l="0" t="0" r="0" b="0"/>
                 <wp:wrapNone/>
                 <wp:docPr id="790303598" name="Text Box 36"/>
@@ -2288,7 +2345,7 @@
                       <wps:spPr bwMode="auto">
                         <a:xfrm>
                           <a:off x="0" y="0"/>
-                          <a:ext cx="3295650" cy="1821180"/>
+                          <a:ext cx="3124200" cy="1821180"/>
                         </a:xfrm>
                         <a:prstGeom prst="rect">
                           <a:avLst/>
@@ -2436,7 +2493,7 @@
                                 <w:sz w:val="16"/>
                                 <w:szCs w:val="16"/>
                               </w:rPr>
-                              <w:t>Комиссия мүшесi Т.А.Ə./Ф.И.О</w:t>
+                              <w:t>Комиссия мүшесi Т.А.Ә./Ф.И.О</w:t>
                             </w:r>
                           </w:p>
                           <w:p>
@@ -2466,7 +2523,7 @@
                                 <w:sz w:val="16"/>
                                 <w:szCs w:val="16"/>
                               </w:rPr>
-                              <w:t>Т.А.Ə./Ф.И.О</w:t>
+                              <w:t>Т.А.Ә./Ф.И.О</w:t>
                             </w:r>
                           </w:p>
                           <w:p>
@@ -2518,7 +2575,7 @@
           </mc:Choice>
           <mc:Fallback>
             <w:pict>
-              <v:shape w14:anchorId="4E1CFC64" id="Text Box 36" o:spid="_x0000_s1029" type="#_x0000_t202" style="position:absolute;margin-left:282.9pt;margin-top:10.4pt;width:259.5pt;height:143.4pt;z-index:-251651072;visibility:visible;mso-wrap-style:square;mso-width-percent:0;mso-height-percent:0;mso-wrap-distance-left:9pt;mso-wrap-distance-top:0;mso-wrap-distance-right:9pt;mso-wrap-distance-bottom:0;mso-position-horizontal:absolute;mso-position-horizontal-relative:text;mso-position-vertical:absolute;mso-position-vertical-relative:text;mso-width-percent:0;mso-height-percent:0;mso-width-relative:page;mso-height-relative:page;v-text-anchor:top" filled="f" stroked="f">
+              <v:shape w14:anchorId="4E1CFC64" id="Text Box 36" o:spid="_x0000_s1029" type="#_x0000_t202" style="position:absolute;margin-left:288.15pt;margin-top:18.4pt;width:246pt;height:135.4pt;z-index:-251651072;visibility:visible;mso-wrap-style:square;mso-width-percent:0;mso-height-percent:0;mso-wrap-distance-left:9pt;mso-wrap-distance-top:0;mso-wrap-distance-right:9pt;mso-wrap-distance-bottom:0;mso-position-horizontal:absolute;mso-position-horizontal-relative:text;mso-position-vertical:absolute;mso-position-vertical-relative:text;mso-width-percent:0;mso-height-percent:0;mso-width-relative:page;mso-height-relative:page;v-text-anchor:top" filled="f" stroked="f">
                 <v:textbox inset="0,0,0,0">
                   <w:txbxContent>
                     <w:p>
@@ -2638,7 +2695,7 @@
                           <w:sz w:val="16"/>
                           <w:szCs w:val="16"/>
                         </w:rPr>
-                        <w:t>Комиссия мүшесi Т.А.Ə./Ф.И.О</w:t>
+                        <w:t>Комиссия мүшесi Т.А.Ә./Ф.И.О</w:t>
                       </w:r>
                     </w:p>
                     <w:p>
@@ -2668,7 +2725,7 @@
                           <w:sz w:val="16"/>
                           <w:szCs w:val="16"/>
                         </w:rPr>
-                        <w:t>Т.А.Ə./Ф.И.О</w:t>
+                        <w:t>Т.А.Ә./Ф.И.О</w:t>
                       </w:r>
                     </w:p>
                     <w:p>
@@ -2790,55 +2847,65 @@
             </w:pict>
           </mc:Fallback>
         </mc:AlternateContent>
-      </w:r>
-      <w:r>
-        <w:rPr>
-          <w:noProof/>
-          <w:sz w:val="11"/>
-          <w:szCs w:val="11"/>
-        </w:rPr>
         <mc:AlternateContent>
           <mc:Choice Requires="wps">
             <w:drawing>
-              <wp:anchor distT="0" distB="0" distL="114300" distR="114300" simplePos="0" relativeHeight="251669504" behindDoc="1" locked="0" layoutInCell="1" allowOverlap="1" wp14:anchorId="4F7FD4C8" wp14:editId="26127035">
+              <wp:anchor distT="0" distB="0" distL="114300" distR="114300" simplePos="0" relativeHeight="251710501" behindDoc="0" locked="0" layoutInCell="1" allowOverlap="1" wp14:anchorId="08A14443" wp14:editId="D0516F8E">
                 <wp:simplePos x="0" y="0"/>
                 <wp:positionH relativeFrom="column">
-                  <wp:posOffset>-8255</wp:posOffset>
+                  <wp:posOffset>175895</wp:posOffset>
                 </wp:positionH>
                 <wp:positionV relativeFrom="paragraph">
-                  <wp:posOffset>19685</wp:posOffset>
+                  <wp:posOffset>19050</wp:posOffset>
                 </wp:positionV>
-                <wp:extent cx="7668895" cy="125730"/>
+                <wp:extent cx="6650990" cy="165100"/>
                 <wp:effectExtent l="0" t="0" r="0" b="0"/>
                 <wp:wrapNone/>
-                <wp:docPr id="8" name="Rectangle 43"/>
+                <wp:docPr id="900000001" name="IssuerStrip_1"/>
                 <wp:cNvGraphicFramePr>
                   <a:graphicFrameLocks/>
                 </wp:cNvGraphicFramePr>
                 <a:graphic>
                   <a:graphicData uri="http://schemas.microsoft.com/office/word/2010/wordprocessingShape">
                     <wps:wsp>
-                      <wps:cNvSpPr>
+                      <wps:cNvSpPr txBox="1">
                         <a:spLocks noChangeArrowheads="1"/>
                       </wps:cNvSpPr>
                       <wps:spPr bwMode="auto">
                         <a:xfrm>
                           <a:off x="0" y="0"/>
-                          <a:ext cx="7668895" cy="125730"/>
+                          <a:ext cx="6650990" cy="165100"/>
                         </a:xfrm>
                         <a:prstGeom prst="rect">
                           <a:avLst/>
                         </a:prstGeom>
                         <a:solidFill>
-                          <a:schemeClr val="bg1">
-                            <a:lumMod val="85000"/>
-                          </a:schemeClr>
+                          <a:srgbClr val="D8D8D8"/>
                         </a:solidFill>
                         <a:ln>
                           <a:noFill/>
                         </a:ln>
                       </wps:spPr>
-                      <wps:bodyPr rot="0" vert="horz" wrap="square" lIns="91440" tIns="45720" rIns="91440" bIns="45720" anchor="t" anchorCtr="0" upright="1">
+                      <wps:txbx>
+                        <w:txbxContent>
+                          <w:p>
+                            <w:pPr>
+                              <w:spacing w:before="0" w:after="0" w:line="180" w:lineRule="exact"/>
+                              <w:ind w:left="0" w:right="0" w:firstLine="0"/>
+                              <w:jc w:val="center"/>
+                            </w:pPr>
+                            <w:r>
+                              <w:rPr>
+                                <w:rFonts w:ascii="Liberation Serif" w:hAnsi="Liberation Serif" w:cs="Liberation Serif"/>
+                                <w:sz w:val="16"/>
+                                <w:szCs w:val="16"/>
+                              </w:rPr>
+                              <w:t>Учебный центр «Образец» / «Үлгі» оқу орталығы</w:t>
+                            </w:r>
+                          </w:p>
+                        </w:txbxContent>
+                      </wps:txbx>
+                      <wps:bodyPr rot="0" vert="horz" wrap="square" lIns="63500" tIns="12700" rIns="63500" bIns="12700" anchor="t" anchorCtr="0" upright="1">
                         <a:noAutofit/>
                       </wps:bodyPr>
                     </wps:wsp>
@@ -2855,10 +2922,37 @@
           </mc:Choice>
           <mc:Fallback>
             <w:pict>
-              <v:rect w14:anchorId="5650523E" id="Rectangle 43" o:spid="_x0000_s1026" style="position:absolute;margin-left:-.65pt;margin-top:1.55pt;width:603.85pt;height:9.9pt;z-index:-251646976;visibility:visible;mso-wrap-style:square;mso-width-percent:0;mso-height-percent:0;mso-wrap-distance-left:9pt;mso-wrap-distance-top:0;mso-wrap-distance-right:9pt;mso-wrap-distance-bottom:0;mso-position-horizontal:absolute;mso-position-horizontal-relative:text;mso-position-vertical:absolute;mso-position-vertical-relative:text;mso-width-percent:0;mso-height-percent:0;mso-width-relative:page;mso-height-relative:page;v-text-anchor:top" fillcolor="#d8d8d8 [2732]" stroked="f"/>
+              <v:rect w14:anchorId="512D290E" id="IssuerStrip_1" o:spid="_x0000_s1026" style="position:absolute;margin-left:13.85pt;margin-top:1.5pt;width:523.7pt;height:13pt;z-index:251710501;visibility:visible;mso-wrap-style:square;mso-width-percent:0;mso-height-percent:0;mso-wrap-distance-left:9pt;mso-wrap-distance-top:0;mso-wrap-distance-right:9pt;mso-wrap-distance-bottom:0;mso-position-horizontal:absolute;mso-position-horizontal-relative:text;mso-position-vertical:absolute;mso-position-vertical-relative:text;mso-width-percent:0;mso-height-percent:0;mso-width-relative:page;mso-height-relative:page;v-text-anchor:top" filled="t" strokecolor="black [3213]" stroked="f" fillcolor="#d8d8d8">
+                <v:textbox inset="5pt,1pt,5pt,1pt">
+                  <w:txbxContent>
+                    <w:p>
+                      <w:pPr>
+                        <w:spacing w:before="0" w:after="0" w:line="180" w:lineRule="exact"/>
+                        <w:ind w:left="0" w:right="0" w:firstLine="0"/>
+                        <w:jc w:val="center"/>
+                      </w:pPr>
+                      <w:r>
+                        <w:rPr>
+                          <w:rFonts w:ascii="Liberation Serif" w:hAnsi="Liberation Serif" w:cs="Liberation Serif"/>
+                          <w:sz w:val="16"/>
+                          <w:szCs w:val="16"/>
+                        </w:rPr>
+                        <w:t>Учебный центр «Образец» / «Үлгі» оқу орталығы</w:t>
+                      </w:r>
+                    </w:p>
+                  </w:txbxContent>
+                </v:textbox>
+              </v:rect>
             </w:pict>
           </mc:Fallback>
         </mc:AlternateContent>
+      </w:r>
+      <w:r>
+        <w:rPr>
+          <w:noProof/>
+          <w:sz w:val="11"/>
+          <w:szCs w:val="11"/>
+        </w:rPr>
       </w:r>
     </w:p>
     <w:p>
@@ -2955,6 +3049,105 @@
             </w:pict>
           </mc:Fallback>
         </mc:AlternateContent>
+        <mc:AlternateContent>
+          <mc:Choice Requires="wps">
+            <w:drawing>
+              <wp:anchor distT="0" distB="0" distL="114300" distR="114300" simplePos="0" relativeHeight="251710502" behindDoc="0" locked="0" layoutInCell="1" allowOverlap="1" wp14:anchorId="913D0E6C" wp14:editId="554B456E">
+                <wp:simplePos x="0" y="0"/>
+                <wp:positionH relativeFrom="column">
+                  <wp:posOffset>140335</wp:posOffset>
+                </wp:positionH>
+                <wp:positionV relativeFrom="paragraph">
+                  <wp:posOffset>33020</wp:posOffset>
+                </wp:positionV>
+                <wp:extent cx="6650990" cy="165100"/>
+                <wp:effectExtent l="0" t="0" r="0" b="0"/>
+                <wp:wrapNone/>
+                <wp:docPr id="900000002" name="IssuerStrip_2"/>
+                <wp:cNvGraphicFramePr>
+                  <a:graphicFrameLocks/>
+                </wp:cNvGraphicFramePr>
+                <a:graphic>
+                  <a:graphicData uri="http://schemas.microsoft.com/office/word/2010/wordprocessingShape">
+                    <wps:wsp>
+                      <wps:cNvSpPr txBox="1">
+                        <a:spLocks noChangeArrowheads="1"/>
+                      </wps:cNvSpPr>
+                      <wps:spPr bwMode="auto">
+                        <a:xfrm>
+                          <a:off x="0" y="0"/>
+                          <a:ext cx="6650990" cy="165100"/>
+                        </a:xfrm>
+                        <a:prstGeom prst="rect">
+                          <a:avLst/>
+                        </a:prstGeom>
+                        <a:solidFill>
+                          <a:srgbClr val="D8D8D8"/>
+                        </a:solidFill>
+                        <a:ln>
+                          <a:noFill/>
+                        </a:ln>
+                      </wps:spPr>
+                      <wps:txbx>
+                        <w:txbxContent>
+                          <w:p>
+                            <w:pPr>
+                              <w:spacing w:before="0" w:after="0" w:line="180" w:lineRule="exact"/>
+                              <w:ind w:left="0" w:right="0" w:firstLine="0"/>
+                              <w:jc w:val="center"/>
+                            </w:pPr>
+                            <w:r>
+                              <w:rPr>
+                                <w:rFonts w:ascii="Liberation Serif" w:hAnsi="Liberation Serif" w:cs="Liberation Serif"/>
+                                <w:sz w:val="16"/>
+                                <w:szCs w:val="16"/>
+                              </w:rPr>
+                              <w:t>Учебный центр «Образец» / «Үлгі» оқу орталығы</w:t>
+                            </w:r>
+                          </w:p>
+                        </w:txbxContent>
+                      </wps:txbx>
+                      <wps:bodyPr rot="0" vert="horz" wrap="square" lIns="63500" tIns="12700" rIns="63500" bIns="12700" anchor="t" anchorCtr="0" upright="1">
+                        <a:noAutofit/>
+                      </wps:bodyPr>
+                    </wps:wsp>
+                  </a:graphicData>
+                </a:graphic>
+                <wp14:sizeRelH relativeFrom="page">
+                  <wp14:pctWidth>0</wp14:pctWidth>
+                </wp14:sizeRelH>
+                <wp14:sizeRelV relativeFrom="page">
+                  <wp14:pctHeight>0</wp14:pctHeight>
+                </wp14:sizeRelV>
+              </wp:anchor>
+            </w:drawing>
+          </mc:Choice>
+          <mc:Fallback>
+            <w:pict>
+              <v:rect w14:anchorId="234D78C5" id="IssuerStrip_2" o:spid="_x0000_s1026" style="position:absolute;margin-left:11.05pt;margin-top:2.6pt;width:523.7pt;height:13pt;z-index:251710502;visibility:visible;mso-wrap-style:square;mso-width-percent:0;mso-height-percent:0;mso-wrap-distance-left:9pt;mso-wrap-distance-top:0;mso-wrap-distance-right:9pt;mso-wrap-distance-bottom:0;mso-position-horizontal:absolute;mso-position-horizontal-relative:text;mso-position-vertical:absolute;mso-position-vertical-relative:text;mso-width-percent:0;mso-height-percent:0;mso-width-relative:page;mso-height-relative:page;v-text-anchor:top" filled="t" strokecolor="black [3213]" stroked="f" fillcolor="#d8d8d8">
+                <v:textbox inset="5pt,1pt,5pt,1pt">
+                  <w:txbxContent>
+                    <w:p>
+                      <w:pPr>
+                        <w:spacing w:before="0" w:after="0" w:line="180" w:lineRule="exact"/>
+                        <w:ind w:left="0" w:right="0" w:firstLine="0"/>
+                        <w:jc w:val="center"/>
+                      </w:pPr>
+                      <w:r>
+                        <w:rPr>
+                          <w:rFonts w:ascii="Liberation Serif" w:hAnsi="Liberation Serif" w:cs="Liberation Serif"/>
+                          <w:sz w:val="16"/>
+                          <w:szCs w:val="16"/>
+                        </w:rPr>
+                        <w:t>Учебный центр «Образец» / «Үлгі» оқу орталығы</w:t>
+                      </w:r>
+                    </w:p>
+                  </w:txbxContent>
+                </v:textbox>
+              </v:rect>
+            </w:pict>
+          </mc:Fallback>
+        </mc:AlternateContent>
       </w:r>
     </w:p>
     <w:p>
@@ -3004,7 +3197,7 @@
                 <w:color w:val="0070C0"/>
                 <w:sz w:val="10"/>
               </w:rPr>
-              <w:t xml:space="preserve">Учебный центр «Образец»</w:t>
+              <w:t xml:space="preserve"/>
             </w:r>
             <w:r>
               <w:rPr>
@@ -3261,1120 +3454,186 @@
                         <w:txbxContent>
                           <w:p>
                             <w:pPr>
-                              <w:rPr>
-                                <w:sz w:val="13"/>
-                                <w:szCs w:val="13"/>
-                              </w:rPr>
-                            </w:pPr>
-                            <w:r>
-                              <w:rPr>
-                                <w:sz w:val="13"/>
-                                <w:szCs w:val="13"/>
-                              </w:rPr>
-                              <w:t xml:space="preserve">Емтиханды қайта тапсырғаны туралы мəлiметтер </w:t>
-                            </w:r>
-                          </w:p>
-                          <w:p>
-                            <w:pPr>
-                              <w:rPr>
-                                <w:sz w:val="13"/>
-                                <w:szCs w:val="13"/>
-                              </w:rPr>
-                            </w:pPr>
-                            <w:r>
-                              <w:rPr>
-                                <w:sz w:val="13"/>
-                                <w:szCs w:val="13"/>
-                              </w:rPr>
-                              <w:t>Сведения о  повторной сдаче экзаменов</w:t>
-                            </w:r>
-                          </w:p>
-                          <w:p>
-                            <w:pPr>
-                              <w:rPr>
-                                <w:color w:val="151616"/>
-                                <w:sz w:val="13"/>
-                                <w:szCs w:val="13"/>
-                              </w:rPr>
-                            </w:pPr>
-                            <w:r>
-                              <w:rPr>
-                                <w:color w:val="151616"/>
-                                <w:sz w:val="13"/>
-                                <w:szCs w:val="13"/>
-                              </w:rPr>
-                              <w:t>Лауазымы</w:t>
-                            </w:r>
-                            <w:r>
-                              <w:rPr>
-                                <w:color w:val="151616"/>
-                                <w:sz w:val="13"/>
-                                <w:szCs w:val="13"/>
-                                <w:u w:val="single" w:color="151616"/>
-                              </w:rPr>
-                              <w:tab/>
-                            </w:r>
-                            <w:r>
-                              <w:rPr>
-                                <w:color w:val="151616"/>
-                                <w:sz w:val="13"/>
-                                <w:szCs w:val="13"/>
-                                <w:u w:val="single" w:color="151616"/>
-                                <w:lang w:val="ru-RU"/>
-                              </w:rPr>
-                              <w:t xml:space="preserve">                                                                                                                              </w:t>
-                            </w:r>
-                            <w:r>
-                              <w:rPr>
-                                <w:color w:val="151616"/>
-                                <w:sz w:val="13"/>
-                                <w:szCs w:val="13"/>
-                              </w:rPr>
-                              <w:t xml:space="preserve"> </w:t>
-                            </w:r>
-                          </w:p>
-                          <w:p>
-                            <w:pPr>
-                              <w:rPr>
-                                <w:color w:val="151616"/>
-                                <w:sz w:val="13"/>
-                                <w:szCs w:val="13"/>
-                              </w:rPr>
-                            </w:pPr>
-                            <w:r>
-                              <w:rPr>
-                                <w:color w:val="151616"/>
-                                <w:sz w:val="13"/>
-                                <w:szCs w:val="13"/>
-                              </w:rPr>
-                              <w:t>Должность</w:t>
-                            </w:r>
-                            <w:r>
-                              <w:rPr>
-                                <w:color w:val="151616"/>
-                                <w:sz w:val="13"/>
-                                <w:szCs w:val="13"/>
-                                <w:u w:val="single" w:color="151616"/>
-                              </w:rPr>
-                              <w:tab/>
-                            </w:r>
-                            <w:r>
-                              <w:rPr>
-                                <w:color w:val="151616"/>
-                                <w:sz w:val="13"/>
-                                <w:szCs w:val="13"/>
-                                <w:u w:val="single" w:color="151616"/>
-                                <w:lang w:val="ru-RU"/>
-                              </w:rPr>
-                              <w:t xml:space="preserve">                                                                                                                                                                                 </w:t>
-                            </w:r>
-                            <w:r>
-                              <w:rPr>
-                                <w:color w:val="151616"/>
-                                <w:sz w:val="13"/>
-                                <w:szCs w:val="13"/>
-                              </w:rPr>
-                              <w:t xml:space="preserve"> </w:t>
-                            </w:r>
-                          </w:p>
-                          <w:p>
-                            <w:pPr>
-                              <w:rPr>
-                                <w:sz w:val="13"/>
-                                <w:szCs w:val="13"/>
-                              </w:rPr>
-                            </w:pPr>
-                            <w:r>
-                              <w:rPr>
-                                <w:color w:val="151616"/>
-                                <w:sz w:val="13"/>
-                                <w:szCs w:val="13"/>
-                              </w:rPr>
-                              <w:t>Жұмыс</w:t>
-                            </w:r>
-                            <w:r>
-                              <w:rPr>
-                                <w:color w:val="151616"/>
-                                <w:spacing w:val="14"/>
-                                <w:sz w:val="13"/>
-                                <w:szCs w:val="13"/>
-                              </w:rPr>
-                              <w:t xml:space="preserve"> </w:t>
-                            </w:r>
-                            <w:r>
-                              <w:rPr>
-                                <w:color w:val="151616"/>
-                                <w:sz w:val="13"/>
-                                <w:szCs w:val="13"/>
-                              </w:rPr>
-                              <w:t>орны</w:t>
-                            </w:r>
-                            <w:r>
-                              <w:rPr>
-                                <w:color w:val="151616"/>
-                                <w:spacing w:val="-12"/>
-                                <w:sz w:val="13"/>
-                                <w:szCs w:val="13"/>
-                              </w:rPr>
-                              <w:t xml:space="preserve"> </w:t>
-                            </w:r>
-                            <w:r>
-                              <w:rPr>
-                                <w:color w:val="151616"/>
-                                <w:w w:val="408"/>
-                                <w:sz w:val="13"/>
-                                <w:szCs w:val="13"/>
-                                <w:u w:val="single" w:color="151616"/>
-                              </w:rPr>
-                              <w:t xml:space="preserve"> </w:t>
-                            </w:r>
-                            <w:r>
-                              <w:rPr>
-                                <w:color w:val="151616"/>
-                                <w:w w:val="408"/>
-                                <w:sz w:val="13"/>
-                                <w:szCs w:val="13"/>
-                                <w:u w:val="single" w:color="151616"/>
-                                <w:lang w:val="ru-RU"/>
-                              </w:rPr>
-                              <w:t xml:space="preserve">                         </w:t>
-                            </w:r>
-                            <w:r>
-                              <w:rPr>
-                                <w:color w:val="151616"/>
-                                <w:sz w:val="13"/>
-                                <w:szCs w:val="13"/>
-                                <w:u w:val="single" w:color="151616"/>
-                              </w:rPr>
-                              <w:tab/>
-                            </w:r>
-                            <w:r>
-                              <w:rPr>
-                                <w:color w:val="151616"/>
-                                <w:sz w:val="13"/>
-                                <w:szCs w:val="13"/>
-                                <w:u w:val="single" w:color="151616"/>
-                                <w:lang w:val="ru-RU"/>
-                              </w:rPr>
-                              <w:t xml:space="preserve">               </w:t>
-                            </w:r>
-                            <w:r>
-                              <w:rPr>
-                                <w:color w:val="151616"/>
-                                <w:sz w:val="13"/>
-                                <w:szCs w:val="13"/>
-                              </w:rPr>
-                              <w:t xml:space="preserve">                                                                                                          Место</w:t>
-                            </w:r>
-                            <w:r>
-                              <w:rPr>
-                                <w:color w:val="151616"/>
-                                <w:spacing w:val="12"/>
-                                <w:sz w:val="13"/>
-                                <w:szCs w:val="13"/>
-                              </w:rPr>
-                              <w:t xml:space="preserve"> </w:t>
-                            </w:r>
-                            <w:r>
-                              <w:rPr>
-                                <w:color w:val="151616"/>
-                                <w:sz w:val="13"/>
-                                <w:szCs w:val="13"/>
-                              </w:rPr>
-                              <w:t>работы</w:t>
-                            </w:r>
-                            <w:r>
-                              <w:rPr>
-                                <w:color w:val="151616"/>
-                                <w:spacing w:val="-14"/>
-                                <w:sz w:val="13"/>
-                                <w:szCs w:val="13"/>
-                              </w:rPr>
-                              <w:t xml:space="preserve"> </w:t>
-                            </w:r>
-                            <w:r>
-                              <w:rPr>
-                                <w:color w:val="151616"/>
-                                <w:w w:val="408"/>
-                                <w:sz w:val="13"/>
-                                <w:szCs w:val="13"/>
-                                <w:u w:val="single" w:color="151616"/>
-                              </w:rPr>
-                              <w:t xml:space="preserve"> </w:t>
-                            </w:r>
-                            <w:r>
-                              <w:rPr>
-                                <w:color w:val="151616"/>
-                                <w:sz w:val="13"/>
-                                <w:szCs w:val="13"/>
-                                <w:u w:val="single" w:color="151616"/>
-                              </w:rPr>
-                              <w:tab/>
-                            </w:r>
-                            <w:r>
-                              <w:rPr>
-                                <w:color w:val="151616"/>
-                                <w:sz w:val="13"/>
-                                <w:szCs w:val="13"/>
-                                <w:u w:val="single" w:color="151616"/>
-                                <w:lang w:val="ru-RU"/>
-                              </w:rPr>
-                              <w:t xml:space="preserve">                                                                                                              </w:t>
-                            </w:r>
-                            <w:r>
-                              <w:rPr>
-                                <w:color w:val="151616"/>
-                                <w:sz w:val="13"/>
-                                <w:szCs w:val="13"/>
-                              </w:rPr>
-                              <w:t xml:space="preserve">                                                                                                   Бойынша емтихан тапсырғаны туралы</w:t>
-                            </w:r>
-                            <w:r>
-                              <w:rPr>
-                                <w:color w:val="151616"/>
-                                <w:spacing w:val="2"/>
-                                <w:sz w:val="13"/>
-                                <w:szCs w:val="13"/>
-                              </w:rPr>
-                              <w:t xml:space="preserve"> </w:t>
-                            </w:r>
-                            <w:r>
-                              <w:rPr>
-                                <w:color w:val="151616"/>
-                                <w:sz w:val="13"/>
-                                <w:szCs w:val="13"/>
-                              </w:rPr>
-                              <w:t>берiлдi</w:t>
-                            </w:r>
-                          </w:p>
-                          <w:p>
-                            <w:pPr>
-                              <w:rPr>
-                                <w:color w:val="151616"/>
-                                <w:sz w:val="13"/>
-                                <w:szCs w:val="13"/>
-                                <w:u w:val="single" w:color="151616"/>
-                                <w:lang w:val="ru-RU"/>
-                              </w:rPr>
-                            </w:pPr>
-                            <w:r>
-                              <w:rPr>
-                                <w:color w:val="151616"/>
-                                <w:sz w:val="13"/>
-                                <w:szCs w:val="13"/>
-                              </w:rPr>
-                              <w:t>В том, что он сдал экзамены на</w:t>
-                            </w:r>
-                            <w:r>
-                              <w:rPr>
-                                <w:color w:val="151616"/>
-                                <w:spacing w:val="30"/>
-                                <w:sz w:val="13"/>
-                                <w:szCs w:val="13"/>
-                              </w:rPr>
-                              <w:t xml:space="preserve"> </w:t>
-                            </w:r>
-                            <w:r>
-                              <w:rPr>
-                                <w:color w:val="151616"/>
-                                <w:sz w:val="13"/>
-                                <w:szCs w:val="13"/>
-                              </w:rPr>
-                              <w:t>знание</w:t>
-                            </w:r>
-                            <w:r>
-                              <w:rPr>
-                                <w:color w:val="151616"/>
-                                <w:w w:val="408"/>
-                                <w:sz w:val="13"/>
-                                <w:szCs w:val="13"/>
-                                <w:u w:val="single" w:color="151616"/>
-                              </w:rPr>
-                              <w:t xml:space="preserve"> </w:t>
-                            </w:r>
-                            <w:r>
-                              <w:rPr>
-                                <w:color w:val="151616"/>
-                                <w:sz w:val="13"/>
-                                <w:szCs w:val="13"/>
-                                <w:u w:val="single" w:color="151616"/>
-                              </w:rPr>
-                              <w:tab/>
-                            </w:r>
-                            <w:r>
-                              <w:rPr>
-                                <w:color w:val="151616"/>
-                                <w:sz w:val="13"/>
-                                <w:szCs w:val="13"/>
-                                <w:u w:val="single" w:color="151616"/>
-                                <w:lang w:val="ru-RU"/>
-                              </w:rPr>
-                              <w:t xml:space="preserve">                                                               </w:t>
-                            </w:r>
-                          </w:p>
-                          <w:p>
-                            <w:pPr>
-                              <w:rPr>
-                                <w:sz w:val="13"/>
-                                <w:szCs w:val="13"/>
-                                <w:lang w:val="ru-RU"/>
-                              </w:rPr>
-                            </w:pPr>
-                            <w:r>
-                              <w:rPr>
-                                <w:color w:val="151616"/>
-                                <w:sz w:val="13"/>
-                                <w:szCs w:val="13"/>
-                                <w:u w:val="single" w:color="151616"/>
-                                <w:lang w:val="ru-RU"/>
-                              </w:rPr>
-                              <w:t xml:space="preserve">                                                                                                                                                                                        </w:t>
-                            </w:r>
-                          </w:p>
-                          <w:p>
-                            <w:pPr>
-                              <w:rPr>
-                                <w:color w:val="151616"/>
-                                <w:sz w:val="13"/>
-                                <w:szCs w:val="13"/>
-                              </w:rPr>
-                            </w:pPr>
-                            <w:r>
-                              <w:rPr>
-                                <w:color w:val="151616"/>
-                                <w:sz w:val="13"/>
-                                <w:szCs w:val="13"/>
-                              </w:rPr>
-                              <w:t>Негiздеме:</w:t>
-                            </w:r>
-                            <w:r>
-                              <w:rPr>
-                                <w:color w:val="151616"/>
-                                <w:spacing w:val="-2"/>
-                                <w:sz w:val="13"/>
-                                <w:szCs w:val="13"/>
-                              </w:rPr>
-                              <w:t xml:space="preserve"> </w:t>
-                            </w:r>
-                            <w:r>
-                              <w:rPr>
-                                <w:color w:val="151616"/>
-                                <w:sz w:val="13"/>
-                                <w:szCs w:val="13"/>
-                              </w:rPr>
-                              <w:t>20</w:t>
-                            </w:r>
-                            <w:r>
-                              <w:rPr>
-                                <w:color w:val="151616"/>
-                                <w:sz w:val="13"/>
-                                <w:szCs w:val="13"/>
-                                <w:u w:val="single" w:color="141515"/>
-                              </w:rPr>
-                              <w:t xml:space="preserve">        </w:t>
-                            </w:r>
-                            <w:r>
-                              <w:rPr>
-                                <w:color w:val="151616"/>
-                                <w:spacing w:val="15"/>
-                                <w:sz w:val="13"/>
-                                <w:szCs w:val="13"/>
-                                <w:u w:val="single" w:color="141515"/>
-                              </w:rPr>
-                              <w:t xml:space="preserve"> </w:t>
-                            </w:r>
-                            <w:r>
-                              <w:rPr>
-                                <w:color w:val="151616"/>
-                                <w:sz w:val="13"/>
-                                <w:szCs w:val="13"/>
-                              </w:rPr>
-                              <w:t>ж.</w:t>
-                            </w:r>
-                            <w:r>
-                              <w:rPr>
-                                <w:color w:val="151616"/>
-                                <w:sz w:val="13"/>
-                                <w:szCs w:val="13"/>
-                                <w:u w:val="single" w:color="141515"/>
-                              </w:rPr>
-                              <w:t xml:space="preserve"> </w:t>
-                            </w:r>
-                            <w:r>
-                              <w:rPr>
-                                <w:color w:val="151616"/>
-                                <w:sz w:val="13"/>
-                                <w:szCs w:val="13"/>
-                                <w:u w:val="single" w:color="141515"/>
-                              </w:rPr>
-                              <w:tab/>
-                            </w:r>
-                            <w:r>
-                              <w:rPr>
-                                <w:color w:val="151616"/>
-                                <w:sz w:val="13"/>
-                                <w:szCs w:val="13"/>
-                                <w:u w:val="single" w:color="141515"/>
-                                <w:lang w:val="ru-RU"/>
-                              </w:rPr>
-                              <w:t xml:space="preserve">                                </w:t>
-                            </w:r>
-                            <w:r>
-                              <w:rPr>
-                                <w:color w:val="151616"/>
-                                <w:sz w:val="13"/>
-                                <w:szCs w:val="13"/>
-                              </w:rPr>
-                              <w:t>№</w:t>
-                            </w:r>
-                            <w:r>
-                              <w:rPr>
-                                <w:color w:val="151616"/>
-                                <w:sz w:val="13"/>
-                                <w:szCs w:val="13"/>
-                                <w:u w:val="single" w:color="141515"/>
-                              </w:rPr>
-                              <w:t xml:space="preserve"> </w:t>
-                            </w:r>
-                            <w:r>
-                              <w:rPr>
-                                <w:color w:val="151616"/>
-                                <w:sz w:val="13"/>
-                                <w:szCs w:val="13"/>
-                                <w:u w:val="single" w:color="141515"/>
-                              </w:rPr>
-                              <w:tab/>
-                            </w:r>
-                            <w:r>
-                              <w:rPr>
-                                <w:color w:val="151616"/>
-                                <w:sz w:val="13"/>
-                                <w:szCs w:val="13"/>
-                                <w:u w:val="single" w:color="141515"/>
-                              </w:rPr>
-                              <w:tab/>
-                            </w:r>
-                            <w:r>
-                              <w:rPr>
-                                <w:color w:val="151616"/>
-                                <w:sz w:val="13"/>
-                                <w:szCs w:val="13"/>
-                                <w:u w:val="single" w:color="141515"/>
-                                <w:lang w:val="ru-RU"/>
-                              </w:rPr>
-                              <w:t xml:space="preserve">                    </w:t>
-                            </w:r>
-                            <w:r>
-                              <w:rPr>
-                                <w:color w:val="151616"/>
-                                <w:sz w:val="13"/>
-                                <w:szCs w:val="13"/>
-                              </w:rPr>
-                              <w:t xml:space="preserve">хаттама </w:t>
-                            </w:r>
-                          </w:p>
-                          <w:p>
-                            <w:pPr>
-                              <w:rPr>
-                                <w:color w:val="151616"/>
-                                <w:sz w:val="13"/>
-                                <w:szCs w:val="13"/>
-                                <w:lang w:val="ru-RU"/>
-                              </w:rPr>
-                            </w:pPr>
-                            <w:r>
-                              <w:rPr>
-                                <w:color w:val="151616"/>
-                                <w:sz w:val="13"/>
-                                <w:szCs w:val="13"/>
-                              </w:rPr>
-                              <w:t>Основание:</w:t>
-                            </w:r>
-                            <w:r>
-                              <w:rPr>
-                                <w:color w:val="151616"/>
-                                <w:spacing w:val="-5"/>
-                                <w:sz w:val="13"/>
-                                <w:szCs w:val="13"/>
-                              </w:rPr>
-                              <w:t xml:space="preserve"> </w:t>
-                            </w:r>
-                            <w:r>
-                              <w:rPr>
-                                <w:color w:val="151616"/>
-                                <w:sz w:val="13"/>
-                                <w:szCs w:val="13"/>
-                              </w:rPr>
-                              <w:t>Протокол</w:t>
-                            </w:r>
-                            <w:r>
-                              <w:rPr>
-                                <w:color w:val="151616"/>
-                                <w:spacing w:val="-5"/>
-                                <w:sz w:val="13"/>
-                                <w:szCs w:val="13"/>
-                              </w:rPr>
-                              <w:t xml:space="preserve"> </w:t>
-                            </w:r>
-                            <w:r>
-                              <w:rPr>
-                                <w:color w:val="151616"/>
-                                <w:sz w:val="13"/>
-                                <w:szCs w:val="13"/>
-                              </w:rPr>
-                              <w:t>№</w:t>
-                            </w:r>
-                            <w:r>
-                              <w:rPr>
-                                <w:color w:val="151616"/>
-                                <w:sz w:val="13"/>
-                                <w:szCs w:val="13"/>
-                                <w:u w:val="single" w:color="141515"/>
-                              </w:rPr>
-                              <w:t xml:space="preserve"> </w:t>
-                            </w:r>
-                            <w:r>
-                              <w:rPr>
-                                <w:color w:val="151616"/>
-                                <w:sz w:val="13"/>
-                                <w:szCs w:val="13"/>
-                                <w:u w:val="single" w:color="141515"/>
-                              </w:rPr>
-                              <w:tab/>
-                            </w:r>
-                            <w:r>
-                              <w:rPr>
-                                <w:color w:val="151616"/>
-                                <w:sz w:val="13"/>
-                                <w:szCs w:val="13"/>
-                                <w:u w:val="single" w:color="141515"/>
-                                <w:lang w:val="ru-RU"/>
-                              </w:rPr>
-                              <w:t xml:space="preserve">          </w:t>
-                            </w:r>
-                            <w:r>
-                              <w:rPr>
-                                <w:color w:val="151616"/>
-                                <w:sz w:val="13"/>
-                                <w:szCs w:val="13"/>
-                                <w:u w:val="single" w:color="141515"/>
-                              </w:rPr>
-                              <w:tab/>
-                            </w:r>
-                            <w:r>
-                              <w:rPr>
-                                <w:color w:val="151616"/>
-                                <w:sz w:val="13"/>
-                                <w:szCs w:val="13"/>
-                                <w:u w:val="single" w:color="141515"/>
-                                <w:lang w:val="ru-RU"/>
-                              </w:rPr>
-                              <w:t xml:space="preserve">                                    </w:t>
-                            </w:r>
-                            <w:r>
-                              <w:rPr>
-                                <w:color w:val="151616"/>
-                                <w:sz w:val="13"/>
-                                <w:szCs w:val="13"/>
-                              </w:rPr>
-                              <w:t>от</w:t>
-                            </w:r>
-                            <w:r>
-                              <w:rPr>
-                                <w:color w:val="151616"/>
-                                <w:sz w:val="13"/>
-                                <w:szCs w:val="13"/>
-                                <w:u w:val="single" w:color="141515"/>
-                              </w:rPr>
-                              <w:t xml:space="preserve"> </w:t>
-                            </w:r>
-                            <w:r>
-                              <w:rPr>
-                                <w:color w:val="151616"/>
-                                <w:sz w:val="13"/>
-                                <w:szCs w:val="13"/>
-                                <w:u w:val="single" w:color="141515"/>
-                              </w:rPr>
-                              <w:tab/>
-                            </w:r>
-                            <w:r>
-                              <w:rPr>
-                                <w:color w:val="151616"/>
-                                <w:sz w:val="13"/>
-                                <w:szCs w:val="13"/>
-                                <w:u w:val="single" w:color="141515"/>
-                                <w:lang w:val="ru-RU"/>
-                              </w:rPr>
-                              <w:t xml:space="preserve">                  </w:t>
-                            </w:r>
-                            <w:r>
-                              <w:rPr>
-                                <w:color w:val="151616"/>
-                                <w:sz w:val="13"/>
-                                <w:szCs w:val="13"/>
-                              </w:rPr>
-                              <w:t>20</w:t>
-                            </w:r>
-                            <w:r>
-                              <w:rPr>
-                                <w:color w:val="151616"/>
-                                <w:sz w:val="13"/>
-                                <w:szCs w:val="13"/>
-                                <w:u w:val="single" w:color="141515"/>
-                              </w:rPr>
-                              <w:t xml:space="preserve"> </w:t>
-                            </w:r>
-                            <w:r>
-                              <w:rPr>
-                                <w:color w:val="151616"/>
-                                <w:sz w:val="13"/>
-                                <w:szCs w:val="13"/>
-                                <w:u w:val="single" w:color="141515"/>
-                                <w:lang w:val="ru-RU"/>
-                              </w:rPr>
-                              <w:t xml:space="preserve">          </w:t>
-                            </w:r>
-                            <w:r>
-                              <w:rPr>
-                                <w:color w:val="151616"/>
-                                <w:sz w:val="13"/>
-                                <w:szCs w:val="13"/>
-                                <w:lang w:val="ru-RU"/>
-                              </w:rPr>
-                              <w:t>г.</w:t>
-                            </w:r>
-                          </w:p>
-                          <w:p>
-                            <w:pPr>
-                              <w:rPr>
-                                <w:color w:val="151616"/>
-                                <w:spacing w:val="-17"/>
-                                <w:sz w:val="13"/>
-                                <w:szCs w:val="13"/>
-                                <w:lang w:val="ru-RU"/>
-                              </w:rPr>
-                            </w:pPr>
-                            <w:r>
-                              <w:rPr>
-                                <w:color w:val="151616"/>
-                                <w:sz w:val="13"/>
-                                <w:szCs w:val="13"/>
-                              </w:rPr>
-                              <w:t>Емтихан комиссиясының төрағасы</w:t>
-                            </w:r>
-                            <w:r>
-                              <w:rPr>
-                                <w:color w:val="151616"/>
-                                <w:sz w:val="13"/>
-                                <w:szCs w:val="13"/>
-                                <w:lang w:val="ru-RU"/>
-                              </w:rPr>
-                              <w:t xml:space="preserve">  </w:t>
-                            </w:r>
-                          </w:p>
-                          <w:p>
-                            <w:pPr>
-                              <w:rPr>
-                                <w:sz w:val="13"/>
-                                <w:szCs w:val="13"/>
-                              </w:rPr>
-                            </w:pPr>
-                            <w:r>
-                              <w:rPr>
-                                <w:color w:val="151616"/>
-                                <w:sz w:val="13"/>
-                                <w:szCs w:val="13"/>
-                              </w:rPr>
-                              <w:t>Председатель экзаменационной</w:t>
-                            </w:r>
-                          </w:p>
-                          <w:p>
-                            <w:pPr>
-                              <w:rPr>
-                                <w:color w:val="151616"/>
-                                <w:sz w:val="13"/>
-                                <w:szCs w:val="13"/>
-                              </w:rPr>
-                            </w:pPr>
-                            <w:r>
-                              <w:rPr>
-                                <w:color w:val="151616"/>
-                                <w:sz w:val="13"/>
-                                <w:szCs w:val="13"/>
-                              </w:rPr>
-                              <w:t>комиссии</w:t>
-                            </w:r>
-                            <w:r>
-                              <w:rPr>
-                                <w:color w:val="151616"/>
-                                <w:sz w:val="13"/>
-                                <w:szCs w:val="13"/>
-                                <w:u w:val="single" w:color="151616"/>
-                              </w:rPr>
-                              <w:tab/>
-                            </w:r>
-                            <w:r>
-                              <w:rPr>
-                                <w:color w:val="151616"/>
-                                <w:sz w:val="13"/>
-                                <w:szCs w:val="13"/>
-                                <w:u w:val="single" w:color="151616"/>
-                              </w:rPr>
-                              <w:tab/>
-                            </w:r>
-                            <w:r>
-                              <w:rPr>
-                                <w:color w:val="151616"/>
-                                <w:sz w:val="13"/>
-                                <w:szCs w:val="13"/>
-                                <w:u w:val="single" w:color="151616"/>
-                              </w:rPr>
-                              <w:tab/>
-                            </w:r>
-                            <w:r>
-                              <w:rPr>
-                                <w:color w:val="151616"/>
-                                <w:sz w:val="13"/>
-                                <w:szCs w:val="13"/>
-                                <w:u w:val="single" w:color="151616"/>
-                                <w:lang w:val="ru-RU"/>
-                              </w:rPr>
-                              <w:t xml:space="preserve">                          </w:t>
-                            </w:r>
-                            <w:r>
-                              <w:rPr>
-                                <w:color w:val="151616"/>
-                                <w:sz w:val="13"/>
-                                <w:szCs w:val="13"/>
-                                <w:lang w:val="ru-RU"/>
-                              </w:rPr>
-                              <w:t xml:space="preserve">   </w:t>
-                            </w:r>
-                            <w:r>
-                              <w:rPr>
-                                <w:color w:val="151616"/>
-                                <w:sz w:val="13"/>
-                                <w:szCs w:val="13"/>
-                                <w:u w:val="single" w:color="151616"/>
-                                <w:lang w:val="ru-RU"/>
-                              </w:rPr>
-                              <w:t xml:space="preserve">                                                     </w:t>
-                            </w:r>
-                            <w:r>
-                              <w:rPr>
-                                <w:color w:val="151616"/>
-                                <w:sz w:val="13"/>
-                                <w:szCs w:val="13"/>
-                              </w:rPr>
-                              <w:t xml:space="preserve"> </w:t>
-                            </w:r>
-                          </w:p>
-                          <w:p>
-                            <w:pPr>
-                              <w:rPr>
-                                <w:sz w:val="13"/>
-                                <w:szCs w:val="13"/>
-                              </w:rPr>
-                            </w:pPr>
-                            <w:r>
-                              <w:rPr>
-                                <w:color w:val="151616"/>
-                                <w:sz w:val="13"/>
-                                <w:szCs w:val="13"/>
-                              </w:rPr>
-                              <w:t>Комиссия</w:t>
-                            </w:r>
-                            <w:r>
-                              <w:rPr>
-                                <w:color w:val="151616"/>
-                                <w:spacing w:val="3"/>
-                                <w:sz w:val="13"/>
-                                <w:szCs w:val="13"/>
-                              </w:rPr>
-                              <w:t xml:space="preserve"> </w:t>
-                            </w:r>
-                            <w:r>
-                              <w:rPr>
-                                <w:color w:val="151616"/>
-                                <w:sz w:val="13"/>
-                                <w:szCs w:val="13"/>
-                              </w:rPr>
-                              <w:t>мүшесi</w:t>
-                            </w:r>
-                            <w:r>
-                              <w:rPr>
-                                <w:color w:val="151616"/>
-                                <w:sz w:val="13"/>
-                                <w:szCs w:val="13"/>
-                              </w:rPr>
-                              <w:tab/>
-                            </w:r>
-                            <w:r>
-                              <w:rPr>
-                                <w:color w:val="151616"/>
-                                <w:sz w:val="13"/>
-                                <w:szCs w:val="13"/>
-                              </w:rPr>
-                              <w:tab/>
-                            </w:r>
-                            <w:r>
-                              <w:rPr>
-                                <w:color w:val="151616"/>
-                                <w:sz w:val="13"/>
-                                <w:szCs w:val="13"/>
-                                <w:lang w:val="ru-RU"/>
-                              </w:rPr>
-                              <w:t xml:space="preserve">                                                     </w:t>
-                            </w:r>
-                            <w:r>
-                              <w:rPr>
-                                <w:color w:val="151616"/>
-                                <w:sz w:val="13"/>
-                                <w:szCs w:val="13"/>
-                                <w:vertAlign w:val="subscript"/>
-                              </w:rPr>
-                              <w:t>Т.А.Ə./Ф.И.О</w:t>
-                            </w:r>
-                          </w:p>
-                          <w:p>
-                            <w:pPr>
-                              <w:rPr>
-                                <w:color w:val="151616"/>
-                                <w:sz w:val="13"/>
-                                <w:szCs w:val="13"/>
-                              </w:rPr>
-                            </w:pPr>
-                            <w:r>
-                              <w:rPr>
-                                <w:color w:val="151616"/>
-                                <w:sz w:val="13"/>
-                                <w:szCs w:val="13"/>
-                              </w:rPr>
-                              <w:t>Член</w:t>
-                            </w:r>
-                            <w:r>
-                              <w:rPr>
-                                <w:color w:val="151616"/>
-                                <w:spacing w:val="6"/>
-                                <w:sz w:val="13"/>
-                                <w:szCs w:val="13"/>
-                              </w:rPr>
-                              <w:t xml:space="preserve"> </w:t>
-                            </w:r>
-                            <w:r>
-                              <w:rPr>
-                                <w:color w:val="151616"/>
-                                <w:sz w:val="13"/>
-                                <w:szCs w:val="13"/>
-                              </w:rPr>
-                              <w:t>комиссии</w:t>
-                            </w:r>
-                            <w:r>
-                              <w:rPr>
-                                <w:color w:val="151616"/>
-                                <w:spacing w:val="5"/>
-                                <w:sz w:val="13"/>
-                                <w:szCs w:val="13"/>
-                              </w:rPr>
-                              <w:t xml:space="preserve"> </w:t>
-                            </w:r>
-                            <w:r>
-                              <w:rPr>
-                                <w:color w:val="151616"/>
-                                <w:w w:val="408"/>
-                                <w:sz w:val="13"/>
-                                <w:szCs w:val="13"/>
-                                <w:u w:val="single" w:color="151616"/>
-                              </w:rPr>
-                              <w:t xml:space="preserve"> </w:t>
-                            </w:r>
-                            <w:r>
-                              <w:rPr>
-                                <w:color w:val="151616"/>
-                                <w:sz w:val="13"/>
-                                <w:szCs w:val="13"/>
-                                <w:u w:val="single" w:color="151616"/>
-                              </w:rPr>
-                              <w:tab/>
-                            </w:r>
-                            <w:r>
-                              <w:rPr>
-                                <w:color w:val="151616"/>
-                                <w:sz w:val="13"/>
-                                <w:szCs w:val="13"/>
-                                <w:u w:val="single" w:color="151616"/>
-                              </w:rPr>
-                              <w:t xml:space="preserve">                        </w:t>
-                            </w:r>
-                            <w:r>
-                              <w:rPr>
-                                <w:color w:val="151616"/>
-                                <w:w w:val="408"/>
-                                <w:sz w:val="13"/>
-                                <w:szCs w:val="13"/>
-                                <w:u w:val="single" w:color="151616"/>
-                              </w:rPr>
-                              <w:t xml:space="preserve"> </w:t>
-                            </w:r>
-                            <w:r>
-                              <w:rPr>
-                                <w:color w:val="151616"/>
-                                <w:sz w:val="13"/>
-                                <w:szCs w:val="13"/>
-                                <w:u w:val="single" w:color="151616"/>
-                              </w:rPr>
-                              <w:tab/>
-                            </w:r>
-                            <w:r>
-                              <w:rPr>
-                                <w:color w:val="151616"/>
-                                <w:sz w:val="13"/>
-                                <w:szCs w:val="13"/>
-                                <w:u w:val="single" w:color="151616"/>
-                                <w:lang w:val="ru-RU"/>
-                              </w:rPr>
-                              <w:t xml:space="preserve">    </w:t>
-                            </w:r>
-                            <w:r>
-                              <w:rPr>
-                                <w:color w:val="151616"/>
-                                <w:sz w:val="13"/>
-                                <w:szCs w:val="13"/>
-                                <w:lang w:val="ru-RU"/>
-                              </w:rPr>
-                              <w:t xml:space="preserve">    </w:t>
-                            </w:r>
-                            <w:r>
-                              <w:rPr>
-                                <w:color w:val="151616"/>
-                                <w:sz w:val="13"/>
-                                <w:szCs w:val="13"/>
-                                <w:u w:val="single" w:color="151616"/>
-                              </w:rPr>
-                              <w:t xml:space="preserve">                                      </w:t>
-                            </w:r>
-                            <w:r>
-                              <w:rPr>
-                                <w:color w:val="151616"/>
-                                <w:sz w:val="13"/>
-                                <w:szCs w:val="13"/>
-                                <w:u w:val="single" w:color="151616"/>
-                                <w:lang w:val="ru-RU"/>
-                              </w:rPr>
-                              <w:t xml:space="preserve">              </w:t>
-                            </w:r>
-                            <w:r>
-                              <w:rPr>
-                                <w:color w:val="151616"/>
-                                <w:sz w:val="13"/>
-                                <w:szCs w:val="13"/>
-                              </w:rPr>
-                              <w:t xml:space="preserve"> </w:t>
-                            </w:r>
-                          </w:p>
-                          <w:p>
-                            <w:pPr>
-                              <w:rPr>
-                                <w:sz w:val="13"/>
-                                <w:szCs w:val="13"/>
-                              </w:rPr>
-                            </w:pPr>
-                            <w:r>
-                              <w:rPr>
-                                <w:color w:val="151616"/>
-                                <w:w w:val="105"/>
-                                <w:sz w:val="13"/>
-                                <w:szCs w:val="13"/>
-                              </w:rPr>
-                              <w:tab/>
-                            </w:r>
-                            <w:r>
-                              <w:rPr>
-                                <w:color w:val="151616"/>
-                                <w:w w:val="105"/>
-                                <w:sz w:val="13"/>
-                                <w:szCs w:val="13"/>
-                              </w:rPr>
-                              <w:tab/>
-                            </w:r>
-                            <w:r>
-                              <w:rPr>
-                                <w:color w:val="151616"/>
-                                <w:w w:val="105"/>
-                                <w:sz w:val="13"/>
-                                <w:szCs w:val="13"/>
-                              </w:rPr>
-                              <w:t xml:space="preserve">                                                                       </w:t>
-                            </w:r>
-                            <w:r>
-                              <w:rPr>
-                                <w:color w:val="151616"/>
-                                <w:w w:val="105"/>
-                                <w:sz w:val="8"/>
-                                <w:szCs w:val="8"/>
-                              </w:rPr>
-                              <w:t xml:space="preserve"> </w:t>
-                            </w:r>
-                            <w:r>
-                              <w:rPr>
-                                <w:color w:val="151616"/>
-                                <w:w w:val="105"/>
-                                <w:sz w:val="8"/>
-                                <w:szCs w:val="8"/>
-                              </w:rPr>
-                              <w:t>Т.А.Ə./Ф.И.О</w:t>
-                            </w:r>
-                          </w:p>
-                          <w:p>
-                            <w:pPr>
-                              <w:rPr>
-                                <w:color w:val="151616"/>
-                                <w:w w:val="105"/>
-                                <w:sz w:val="13"/>
-                                <w:szCs w:val="13"/>
-                              </w:rPr>
-                            </w:pPr>
-                          </w:p>
-                          <w:p>
-                            <w:pPr>
-                              <w:rPr>
-                                <w:color w:val="151616"/>
-                                <w:sz w:val="13"/>
-                                <w:szCs w:val="13"/>
-                              </w:rPr>
-                            </w:pPr>
-                            <w:r>
-                              <w:rPr>
-                                <w:color w:val="151616"/>
-                                <w:w w:val="105"/>
-                                <w:sz w:val="13"/>
-                                <w:szCs w:val="13"/>
-                              </w:rPr>
-                              <w:t>М.О.</w:t>
-                            </w:r>
-                          </w:p>
-                          <w:p>
-                            <w:pPr>
-                              <w:rPr>
-                                <w:sz w:val="13"/>
-                                <w:szCs w:val="13"/>
-                              </w:rPr>
-                            </w:pPr>
-                            <w:r>
-                              <w:rPr>
-                                <w:color w:val="151616"/>
-                                <w:sz w:val="13"/>
-                                <w:szCs w:val="13"/>
-                              </w:rPr>
-                              <w:t>М.П.</w:t>
-                            </w:r>
-                          </w:p>
-                          <w:p>
-                            <w:pPr>
-                              <w:rPr>
-                                <w:sz w:val="16"/>
-                              </w:rPr>
-                            </w:pPr>
+                              <w:spacing w:before="0" w:after="0" w:line="180" w:lineRule="exact"/>
+                              <w:ind w:left="0" w:right="0" w:firstLine="0"/>
+                            </w:pPr>
+                            <w:r>
+                              <w:rPr>
+                                <w:rFonts w:ascii="Liberation Serif" w:hAnsi="Liberation Serif" w:cs="Liberation Serif"/>
+                                <w:b/>
+                                <w:sz w:val="16"/>
+                                <w:szCs w:val="16"/>
+                              </w:rPr>
+                              <w:t>Емтиханды қайта тапсырғаны туралы мәліметтер</w:t>
+                            </w:r>
+                          </w:p>
+                          <w:p>
+                            <w:pPr>
+                              <w:spacing w:before="0" w:after="0" w:line="180" w:lineRule="exact"/>
+                              <w:ind w:left="0" w:right="0" w:firstLine="0"/>
+                            </w:pPr>
+                            <w:r>
+                              <w:rPr>
+                                <w:rFonts w:ascii="Liberation Serif" w:hAnsi="Liberation Serif" w:cs="Liberation Serif"/>
+                                <w:sz w:val="16"/>
+                                <w:szCs w:val="16"/>
+                              </w:rPr>
+                              <w:t>Сведения о повторной сдаче экзаменов</w:t>
+                            </w:r>
+                          </w:p>
+                          <w:p>
+                            <w:pPr>
+                              <w:spacing w:before="0" w:after="0" w:line="180" w:lineRule="exact"/>
+                              <w:ind w:left="0" w:right="0" w:firstLine="0"/>
+                            </w:pPr>
+                            <w:r>
+                              <w:rPr>
+                                <w:rFonts w:ascii="Liberation Serif" w:hAnsi="Liberation Serif" w:cs="Liberation Serif"/>
+                                <w:sz w:val="16"/>
+                                <w:szCs w:val="16"/>
+                              </w:rPr>
+                              <w:t>Лауазымы / Должность: __________________</w:t>
+                            </w:r>
+                          </w:p>
+                          <w:p>
+                            <w:pPr>
+                              <w:spacing w:before="0" w:after="0" w:line="180" w:lineRule="exact"/>
+                              <w:ind w:left="0" w:right="0" w:firstLine="0"/>
+                            </w:pPr>
+                            <w:r>
+                              <w:rPr>
+                                <w:rFonts w:ascii="Liberation Serif" w:hAnsi="Liberation Serif" w:cs="Liberation Serif"/>
+                                <w:sz w:val="16"/>
+                                <w:szCs w:val="16"/>
+                              </w:rPr>
+                              <w:t>Жұмыс орны / Место работы: ______________</w:t>
+                            </w:r>
+                          </w:p>
+                          <w:p>
+                            <w:pPr>
+                              <w:spacing w:before="0" w:after="0" w:line="180" w:lineRule="exact"/>
+                              <w:ind w:left="0" w:right="0" w:firstLine="0"/>
+                            </w:pPr>
+                            <w:r>
+                              <w:rPr>
+                                <w:rFonts w:ascii="Liberation Serif" w:hAnsi="Liberation Serif" w:cs="Liberation Serif"/>
+                                <w:sz w:val="16"/>
+                                <w:szCs w:val="16"/>
+                              </w:rPr>
+                              <w:t>Бойынша емтихан тапсырғаны туралы берілді</w:t>
+                            </w:r>
+                          </w:p>
+                          <w:p>
+                            <w:pPr>
+                              <w:spacing w:before="0" w:after="0" w:line="180" w:lineRule="exact"/>
+                              <w:ind w:left="0" w:right="0" w:firstLine="0"/>
+                            </w:pPr>
+                            <w:r>
+                              <w:rPr>
+                                <w:rFonts w:ascii="Liberation Serif" w:hAnsi="Liberation Serif" w:cs="Liberation Serif"/>
+                                <w:sz w:val="16"/>
+                                <w:szCs w:val="16"/>
+                              </w:rPr>
+                              <w:t>В том, что он сдал экзамены на знание: __________</w:t>
+                            </w:r>
+                          </w:p>
+                          <w:p>
+                            <w:pPr>
+                              <w:spacing w:before="0" w:after="0" w:line="180" w:lineRule="exact"/>
+                              <w:ind w:left="0" w:right="0" w:firstLine="0"/>
+                            </w:pPr>
+                            <w:r>
+                              <w:rPr>
+                                <w:rFonts w:ascii="Liberation Serif" w:hAnsi="Liberation Serif" w:cs="Liberation Serif"/>
+                                <w:sz w:val="16"/>
+                                <w:szCs w:val="16"/>
+                              </w:rPr>
+                              <w:t>Негіздеме / Основание: хаттама / протокол</w:t>
+                            </w:r>
+                          </w:p>
+                          <w:p>
+                            <w:pPr>
+                              <w:spacing w:before="0" w:after="0" w:line="180" w:lineRule="exact"/>
+                              <w:ind w:left="0" w:right="0" w:firstLine="0"/>
+                            </w:pPr>
+                            <w:r>
+                              <w:rPr>
+                                <w:rFonts w:ascii="Liberation Serif" w:hAnsi="Liberation Serif" w:cs="Liberation Serif"/>
+                                <w:sz w:val="16"/>
+                                <w:szCs w:val="16"/>
+                              </w:rPr>
+                              <w:t>№ ______ от «___» ______ 20__ г.</w:t>
+                            </w:r>
+                          </w:p>
+                          <w:p>
+                            <w:pPr>
+                              <w:spacing w:before="0" w:after="0" w:line="180" w:lineRule="exact"/>
+                              <w:ind w:left="0" w:right="0" w:firstLine="0"/>
+                            </w:pPr>
+                            <w:r>
+                              <w:rPr>
+                                <w:rFonts w:ascii="Liberation Serif" w:hAnsi="Liberation Serif" w:cs="Liberation Serif"/>
+                                <w:sz w:val="16"/>
+                                <w:szCs w:val="16"/>
+                              </w:rPr>
+                              <w:t>Емтихан комиссиясының төрағасы /</w:t>
+                            </w:r>
+                          </w:p>
+                          <w:p>
+                            <w:pPr>
+                              <w:spacing w:before="0" w:after="0" w:line="180" w:lineRule="exact"/>
+                              <w:ind w:left="0" w:right="0" w:firstLine="0"/>
+                            </w:pPr>
+                            <w:r>
+                              <w:rPr>
+                                <w:rFonts w:ascii="Liberation Serif" w:hAnsi="Liberation Serif" w:cs="Liberation Serif"/>
+                                <w:sz w:val="16"/>
+                                <w:szCs w:val="16"/>
+                              </w:rPr>
+                              <w:t>Председатель экзаменационной комиссии</w:t>
+                            </w:r>
+                          </w:p>
+                          <w:p>
+                            <w:pPr>
+                              <w:spacing w:before="0" w:after="0" w:line="180" w:lineRule="exact"/>
+                              <w:ind w:left="0" w:right="0" w:firstLine="0"/>
+                            </w:pPr>
+                            <w:r>
+                              <w:rPr>
+                                <w:rFonts w:ascii="Liberation Serif" w:hAnsi="Liberation Serif" w:cs="Liberation Serif"/>
+                                <w:sz w:val="16"/>
+                                <w:szCs w:val="16"/>
+                              </w:rPr>
+                              <w:t>__________________  Т.А.Ә. / Ф.И.О.</w:t>
+                            </w:r>
+                          </w:p>
+                          <w:p>
+                            <w:pPr>
+                              <w:spacing w:before="0" w:after="0" w:line="180" w:lineRule="exact"/>
+                              <w:ind w:left="0" w:right="0" w:firstLine="0"/>
+                            </w:pPr>
+                            <w:r>
+                              <w:rPr>
+                                <w:rFonts w:ascii="Liberation Serif" w:hAnsi="Liberation Serif" w:cs="Liberation Serif"/>
+                                <w:sz w:val="16"/>
+                                <w:szCs w:val="16"/>
+                              </w:rPr>
+                              <w:t>Комиссия мүшесі / Член комиссии</w:t>
+                            </w:r>
+                          </w:p>
+                          <w:p>
+                            <w:pPr>
+                              <w:spacing w:before="0" w:after="0" w:line="180" w:lineRule="exact"/>
+                              <w:ind w:left="0" w:right="0" w:firstLine="0"/>
+                            </w:pPr>
+                            <w:r>
+                              <w:rPr>
+                                <w:rFonts w:ascii="Liberation Serif" w:hAnsi="Liberation Serif" w:cs="Liberation Serif"/>
+                                <w:sz w:val="16"/>
+                                <w:szCs w:val="16"/>
+                              </w:rPr>
+                              <w:t>__________________  Т.А.Ә. / Ф.И.О.   М.О. / М.П.</w:t>
+                            </w:r>
                           </w:p>
                         </w:txbxContent>
                       </wps:txbx>
@@ -4400,1120 +3659,186 @@
                   <w:txbxContent>
                     <w:p>
                       <w:pPr>
-                        <w:rPr>
-                          <w:sz w:val="13"/>
-                          <w:szCs w:val="13"/>
-                        </w:rPr>
-                      </w:pPr>
-                      <w:r>
-                        <w:rPr>
-                          <w:sz w:val="13"/>
-                          <w:szCs w:val="13"/>
-                        </w:rPr>
-                        <w:t xml:space="preserve">Емтиханды қайта тапсырғаны туралы мəлiметтер </w:t>
-                      </w:r>
-                    </w:p>
-                    <w:p>
-                      <w:pPr>
-                        <w:rPr>
-                          <w:sz w:val="13"/>
-                          <w:szCs w:val="13"/>
-                        </w:rPr>
-                      </w:pPr>
-                      <w:r>
-                        <w:rPr>
-                          <w:sz w:val="13"/>
-                          <w:szCs w:val="13"/>
-                        </w:rPr>
-                        <w:t>Сведения о  повторной сдаче экзаменов</w:t>
-                      </w:r>
-                    </w:p>
-                    <w:p>
-                      <w:pPr>
-                        <w:rPr>
-                          <w:color w:val="151616"/>
-                          <w:sz w:val="13"/>
-                          <w:szCs w:val="13"/>
-                        </w:rPr>
-                      </w:pPr>
-                      <w:r>
-                        <w:rPr>
-                          <w:color w:val="151616"/>
-                          <w:sz w:val="13"/>
-                          <w:szCs w:val="13"/>
-                        </w:rPr>
-                        <w:t>Лауазымы</w:t>
-                      </w:r>
-                      <w:r>
-                        <w:rPr>
-                          <w:color w:val="151616"/>
-                          <w:sz w:val="13"/>
-                          <w:szCs w:val="13"/>
-                          <w:u w:val="single" w:color="151616"/>
-                        </w:rPr>
-                        <w:tab/>
-                      </w:r>
-                      <w:r>
-                        <w:rPr>
-                          <w:color w:val="151616"/>
-                          <w:sz w:val="13"/>
-                          <w:szCs w:val="13"/>
-                          <w:u w:val="single" w:color="151616"/>
-                          <w:lang w:val="ru-RU"/>
-                        </w:rPr>
-                        <w:t xml:space="preserve">                                                                                                                              </w:t>
-                      </w:r>
-                      <w:r>
-                        <w:rPr>
-                          <w:color w:val="151616"/>
-                          <w:sz w:val="13"/>
-                          <w:szCs w:val="13"/>
-                        </w:rPr>
-                        <w:t xml:space="preserve"> </w:t>
-                      </w:r>
-                    </w:p>
-                    <w:p>
-                      <w:pPr>
-                        <w:rPr>
-                          <w:color w:val="151616"/>
-                          <w:sz w:val="13"/>
-                          <w:szCs w:val="13"/>
-                        </w:rPr>
-                      </w:pPr>
-                      <w:r>
-                        <w:rPr>
-                          <w:color w:val="151616"/>
-                          <w:sz w:val="13"/>
-                          <w:szCs w:val="13"/>
-                        </w:rPr>
-                        <w:t>Должность</w:t>
-                      </w:r>
-                      <w:r>
-                        <w:rPr>
-                          <w:color w:val="151616"/>
-                          <w:sz w:val="13"/>
-                          <w:szCs w:val="13"/>
-                          <w:u w:val="single" w:color="151616"/>
-                        </w:rPr>
-                        <w:tab/>
-                      </w:r>
-                      <w:r>
-                        <w:rPr>
-                          <w:color w:val="151616"/>
-                          <w:sz w:val="13"/>
-                          <w:szCs w:val="13"/>
-                          <w:u w:val="single" w:color="151616"/>
-                          <w:lang w:val="ru-RU"/>
-                        </w:rPr>
-                        <w:t xml:space="preserve">                                                                                                                                                                                 </w:t>
-                      </w:r>
-                      <w:r>
-                        <w:rPr>
-                          <w:color w:val="151616"/>
-                          <w:sz w:val="13"/>
-                          <w:szCs w:val="13"/>
-                        </w:rPr>
-                        <w:t xml:space="preserve"> </w:t>
-                      </w:r>
-                    </w:p>
-                    <w:p>
-                      <w:pPr>
-                        <w:rPr>
-                          <w:sz w:val="13"/>
-                          <w:szCs w:val="13"/>
-                        </w:rPr>
-                      </w:pPr>
-                      <w:r>
-                        <w:rPr>
-                          <w:color w:val="151616"/>
-                          <w:sz w:val="13"/>
-                          <w:szCs w:val="13"/>
-                        </w:rPr>
-                        <w:t>Жұмыс</w:t>
-                      </w:r>
-                      <w:r>
-                        <w:rPr>
-                          <w:color w:val="151616"/>
-                          <w:spacing w:val="14"/>
-                          <w:sz w:val="13"/>
-                          <w:szCs w:val="13"/>
-                        </w:rPr>
-                        <w:t xml:space="preserve"> </w:t>
-                      </w:r>
-                      <w:r>
-                        <w:rPr>
-                          <w:color w:val="151616"/>
-                          <w:sz w:val="13"/>
-                          <w:szCs w:val="13"/>
-                        </w:rPr>
-                        <w:t>орны</w:t>
-                      </w:r>
-                      <w:r>
-                        <w:rPr>
-                          <w:color w:val="151616"/>
-                          <w:spacing w:val="-12"/>
-                          <w:sz w:val="13"/>
-                          <w:szCs w:val="13"/>
-                        </w:rPr>
-                        <w:t xml:space="preserve"> </w:t>
-                      </w:r>
-                      <w:r>
-                        <w:rPr>
-                          <w:color w:val="151616"/>
-                          <w:w w:val="408"/>
-                          <w:sz w:val="13"/>
-                          <w:szCs w:val="13"/>
-                          <w:u w:val="single" w:color="151616"/>
-                        </w:rPr>
-                        <w:t xml:space="preserve"> </w:t>
-                      </w:r>
-                      <w:r>
-                        <w:rPr>
-                          <w:color w:val="151616"/>
-                          <w:w w:val="408"/>
-                          <w:sz w:val="13"/>
-                          <w:szCs w:val="13"/>
-                          <w:u w:val="single" w:color="151616"/>
-                          <w:lang w:val="ru-RU"/>
-                        </w:rPr>
-                        <w:t xml:space="preserve">                         </w:t>
-                      </w:r>
-                      <w:r>
-                        <w:rPr>
-                          <w:color w:val="151616"/>
-                          <w:sz w:val="13"/>
-                          <w:szCs w:val="13"/>
-                          <w:u w:val="single" w:color="151616"/>
-                        </w:rPr>
-                        <w:tab/>
-                      </w:r>
-                      <w:r>
-                        <w:rPr>
-                          <w:color w:val="151616"/>
-                          <w:sz w:val="13"/>
-                          <w:szCs w:val="13"/>
-                          <w:u w:val="single" w:color="151616"/>
-                          <w:lang w:val="ru-RU"/>
-                        </w:rPr>
-                        <w:t xml:space="preserve">               </w:t>
-                      </w:r>
-                      <w:r>
-                        <w:rPr>
-                          <w:color w:val="151616"/>
-                          <w:sz w:val="13"/>
-                          <w:szCs w:val="13"/>
-                        </w:rPr>
-                        <w:t xml:space="preserve">                                                                                                          Место</w:t>
-                      </w:r>
-                      <w:r>
-                        <w:rPr>
-                          <w:color w:val="151616"/>
-                          <w:spacing w:val="12"/>
-                          <w:sz w:val="13"/>
-                          <w:szCs w:val="13"/>
-                        </w:rPr>
-                        <w:t xml:space="preserve"> </w:t>
-                      </w:r>
-                      <w:r>
-                        <w:rPr>
-                          <w:color w:val="151616"/>
-                          <w:sz w:val="13"/>
-                          <w:szCs w:val="13"/>
-                        </w:rPr>
-                        <w:t>работы</w:t>
-                      </w:r>
-                      <w:r>
-                        <w:rPr>
-                          <w:color w:val="151616"/>
-                          <w:spacing w:val="-14"/>
-                          <w:sz w:val="13"/>
-                          <w:szCs w:val="13"/>
-                        </w:rPr>
-                        <w:t xml:space="preserve"> </w:t>
-                      </w:r>
-                      <w:r>
-                        <w:rPr>
-                          <w:color w:val="151616"/>
-                          <w:w w:val="408"/>
-                          <w:sz w:val="13"/>
-                          <w:szCs w:val="13"/>
-                          <w:u w:val="single" w:color="151616"/>
-                        </w:rPr>
-                        <w:t xml:space="preserve"> </w:t>
-                      </w:r>
-                      <w:r>
-                        <w:rPr>
-                          <w:color w:val="151616"/>
-                          <w:sz w:val="13"/>
-                          <w:szCs w:val="13"/>
-                          <w:u w:val="single" w:color="151616"/>
-                        </w:rPr>
-                        <w:tab/>
-                      </w:r>
-                      <w:r>
-                        <w:rPr>
-                          <w:color w:val="151616"/>
-                          <w:sz w:val="13"/>
-                          <w:szCs w:val="13"/>
-                          <w:u w:val="single" w:color="151616"/>
-                          <w:lang w:val="ru-RU"/>
-                        </w:rPr>
-                        <w:t xml:space="preserve">                                                                                                              </w:t>
-                      </w:r>
-                      <w:r>
-                        <w:rPr>
-                          <w:color w:val="151616"/>
-                          <w:sz w:val="13"/>
-                          <w:szCs w:val="13"/>
-                        </w:rPr>
-                        <w:t xml:space="preserve">                                                                                                   Бойынша емтихан тапсырғаны туралы</w:t>
-                      </w:r>
-                      <w:r>
-                        <w:rPr>
-                          <w:color w:val="151616"/>
-                          <w:spacing w:val="2"/>
-                          <w:sz w:val="13"/>
-                          <w:szCs w:val="13"/>
-                        </w:rPr>
-                        <w:t xml:space="preserve"> </w:t>
-                      </w:r>
-                      <w:r>
-                        <w:rPr>
-                          <w:color w:val="151616"/>
-                          <w:sz w:val="13"/>
-                          <w:szCs w:val="13"/>
-                        </w:rPr>
-                        <w:t>берiлдi</w:t>
-                      </w:r>
-                    </w:p>
-                    <w:p>
-                      <w:pPr>
-                        <w:rPr>
-                          <w:color w:val="151616"/>
-                          <w:sz w:val="13"/>
-                          <w:szCs w:val="13"/>
-                          <w:u w:val="single" w:color="151616"/>
-                          <w:lang w:val="ru-RU"/>
-                        </w:rPr>
-                      </w:pPr>
-                      <w:r>
-                        <w:rPr>
-                          <w:color w:val="151616"/>
-                          <w:sz w:val="13"/>
-                          <w:szCs w:val="13"/>
-                        </w:rPr>
-                        <w:t>В том, что он сдал экзамены на</w:t>
-                      </w:r>
-                      <w:r>
-                        <w:rPr>
-                          <w:color w:val="151616"/>
-                          <w:spacing w:val="30"/>
-                          <w:sz w:val="13"/>
-                          <w:szCs w:val="13"/>
-                        </w:rPr>
-                        <w:t xml:space="preserve"> </w:t>
-                      </w:r>
-                      <w:r>
-                        <w:rPr>
-                          <w:color w:val="151616"/>
-                          <w:sz w:val="13"/>
-                          <w:szCs w:val="13"/>
-                        </w:rPr>
-                        <w:t>знание</w:t>
-                      </w:r>
-                      <w:r>
-                        <w:rPr>
-                          <w:color w:val="151616"/>
-                          <w:w w:val="408"/>
-                          <w:sz w:val="13"/>
-                          <w:szCs w:val="13"/>
-                          <w:u w:val="single" w:color="151616"/>
-                        </w:rPr>
-                        <w:t xml:space="preserve"> </w:t>
-                      </w:r>
-                      <w:r>
-                        <w:rPr>
-                          <w:color w:val="151616"/>
-                          <w:sz w:val="13"/>
-                          <w:szCs w:val="13"/>
-                          <w:u w:val="single" w:color="151616"/>
-                        </w:rPr>
-                        <w:tab/>
-                      </w:r>
-                      <w:r>
-                        <w:rPr>
-                          <w:color w:val="151616"/>
-                          <w:sz w:val="13"/>
-                          <w:szCs w:val="13"/>
-                          <w:u w:val="single" w:color="151616"/>
-                          <w:lang w:val="ru-RU"/>
-                        </w:rPr>
-                        <w:t xml:space="preserve">                                                               </w:t>
-                      </w:r>
-                    </w:p>
-                    <w:p>
-                      <w:pPr>
-                        <w:rPr>
-                          <w:sz w:val="13"/>
-                          <w:szCs w:val="13"/>
-                          <w:lang w:val="ru-RU"/>
-                        </w:rPr>
-                      </w:pPr>
-                      <w:r>
-                        <w:rPr>
-                          <w:color w:val="151616"/>
-                          <w:sz w:val="13"/>
-                          <w:szCs w:val="13"/>
-                          <w:u w:val="single" w:color="151616"/>
-                          <w:lang w:val="ru-RU"/>
-                        </w:rPr>
-                        <w:t xml:space="preserve">                                                                                                                                                                                        </w:t>
-                      </w:r>
-                    </w:p>
-                    <w:p>
-                      <w:pPr>
-                        <w:rPr>
-                          <w:color w:val="151616"/>
-                          <w:sz w:val="13"/>
-                          <w:szCs w:val="13"/>
-                        </w:rPr>
-                      </w:pPr>
-                      <w:r>
-                        <w:rPr>
-                          <w:color w:val="151616"/>
-                          <w:sz w:val="13"/>
-                          <w:szCs w:val="13"/>
-                        </w:rPr>
-                        <w:t>Негiздеме:</w:t>
-                      </w:r>
-                      <w:r>
-                        <w:rPr>
-                          <w:color w:val="151616"/>
-                          <w:spacing w:val="-2"/>
-                          <w:sz w:val="13"/>
-                          <w:szCs w:val="13"/>
-                        </w:rPr>
-                        <w:t xml:space="preserve"> </w:t>
-                      </w:r>
-                      <w:r>
-                        <w:rPr>
-                          <w:color w:val="151616"/>
-                          <w:sz w:val="13"/>
-                          <w:szCs w:val="13"/>
-                        </w:rPr>
-                        <w:t>20</w:t>
-                      </w:r>
-                      <w:r>
-                        <w:rPr>
-                          <w:color w:val="151616"/>
-                          <w:sz w:val="13"/>
-                          <w:szCs w:val="13"/>
-                          <w:u w:val="single" w:color="141515"/>
-                        </w:rPr>
-                        <w:t xml:space="preserve">        </w:t>
-                      </w:r>
-                      <w:r>
-                        <w:rPr>
-                          <w:color w:val="151616"/>
-                          <w:spacing w:val="15"/>
-                          <w:sz w:val="13"/>
-                          <w:szCs w:val="13"/>
-                          <w:u w:val="single" w:color="141515"/>
-                        </w:rPr>
-                        <w:t xml:space="preserve"> </w:t>
-                      </w:r>
-                      <w:r>
-                        <w:rPr>
-                          <w:color w:val="151616"/>
-                          <w:sz w:val="13"/>
-                          <w:szCs w:val="13"/>
-                        </w:rPr>
-                        <w:t>ж.</w:t>
-                      </w:r>
-                      <w:r>
-                        <w:rPr>
-                          <w:color w:val="151616"/>
-                          <w:sz w:val="13"/>
-                          <w:szCs w:val="13"/>
-                          <w:u w:val="single" w:color="141515"/>
-                        </w:rPr>
-                        <w:t xml:space="preserve"> </w:t>
-                      </w:r>
-                      <w:r>
-                        <w:rPr>
-                          <w:color w:val="151616"/>
-                          <w:sz w:val="13"/>
-                          <w:szCs w:val="13"/>
-                          <w:u w:val="single" w:color="141515"/>
-                        </w:rPr>
-                        <w:tab/>
-                      </w:r>
-                      <w:r>
-                        <w:rPr>
-                          <w:color w:val="151616"/>
-                          <w:sz w:val="13"/>
-                          <w:szCs w:val="13"/>
-                          <w:u w:val="single" w:color="141515"/>
-                          <w:lang w:val="ru-RU"/>
-                        </w:rPr>
-                        <w:t xml:space="preserve">                                </w:t>
-                      </w:r>
-                      <w:r>
-                        <w:rPr>
-                          <w:color w:val="151616"/>
-                          <w:sz w:val="13"/>
-                          <w:szCs w:val="13"/>
-                        </w:rPr>
-                        <w:t>№</w:t>
-                      </w:r>
-                      <w:r>
-                        <w:rPr>
-                          <w:color w:val="151616"/>
-                          <w:sz w:val="13"/>
-                          <w:szCs w:val="13"/>
-                          <w:u w:val="single" w:color="141515"/>
-                        </w:rPr>
-                        <w:t xml:space="preserve"> </w:t>
-                      </w:r>
-                      <w:r>
-                        <w:rPr>
-                          <w:color w:val="151616"/>
-                          <w:sz w:val="13"/>
-                          <w:szCs w:val="13"/>
-                          <w:u w:val="single" w:color="141515"/>
-                        </w:rPr>
-                        <w:tab/>
-                      </w:r>
-                      <w:r>
-                        <w:rPr>
-                          <w:color w:val="151616"/>
-                          <w:sz w:val="13"/>
-                          <w:szCs w:val="13"/>
-                          <w:u w:val="single" w:color="141515"/>
-                        </w:rPr>
-                        <w:tab/>
-                      </w:r>
-                      <w:r>
-                        <w:rPr>
-                          <w:color w:val="151616"/>
-                          <w:sz w:val="13"/>
-                          <w:szCs w:val="13"/>
-                          <w:u w:val="single" w:color="141515"/>
-                          <w:lang w:val="ru-RU"/>
-                        </w:rPr>
-                        <w:t xml:space="preserve">                    </w:t>
-                      </w:r>
-                      <w:r>
-                        <w:rPr>
-                          <w:color w:val="151616"/>
-                          <w:sz w:val="13"/>
-                          <w:szCs w:val="13"/>
-                        </w:rPr>
-                        <w:t xml:space="preserve">хаттама </w:t>
-                      </w:r>
-                    </w:p>
-                    <w:p>
-                      <w:pPr>
-                        <w:rPr>
-                          <w:color w:val="151616"/>
-                          <w:sz w:val="13"/>
-                          <w:szCs w:val="13"/>
-                          <w:lang w:val="ru-RU"/>
-                        </w:rPr>
-                      </w:pPr>
-                      <w:r>
-                        <w:rPr>
-                          <w:color w:val="151616"/>
-                          <w:sz w:val="13"/>
-                          <w:szCs w:val="13"/>
-                        </w:rPr>
-                        <w:t>Основание:</w:t>
-                      </w:r>
-                      <w:r>
-                        <w:rPr>
-                          <w:color w:val="151616"/>
-                          <w:spacing w:val="-5"/>
-                          <w:sz w:val="13"/>
-                          <w:szCs w:val="13"/>
-                        </w:rPr>
-                        <w:t xml:space="preserve"> </w:t>
-                      </w:r>
-                      <w:r>
-                        <w:rPr>
-                          <w:color w:val="151616"/>
-                          <w:sz w:val="13"/>
-                          <w:szCs w:val="13"/>
-                        </w:rPr>
-                        <w:t>Протокол</w:t>
-                      </w:r>
-                      <w:r>
-                        <w:rPr>
-                          <w:color w:val="151616"/>
-                          <w:spacing w:val="-5"/>
-                          <w:sz w:val="13"/>
-                          <w:szCs w:val="13"/>
-                        </w:rPr>
-                        <w:t xml:space="preserve"> </w:t>
-                      </w:r>
-                      <w:r>
-                        <w:rPr>
-                          <w:color w:val="151616"/>
-                          <w:sz w:val="13"/>
-                          <w:szCs w:val="13"/>
-                        </w:rPr>
-                        <w:t>№</w:t>
-                      </w:r>
-                      <w:r>
-                        <w:rPr>
-                          <w:color w:val="151616"/>
-                          <w:sz w:val="13"/>
-                          <w:szCs w:val="13"/>
-                          <w:u w:val="single" w:color="141515"/>
-                        </w:rPr>
-                        <w:t xml:space="preserve"> </w:t>
-                      </w:r>
-                      <w:r>
-                        <w:rPr>
-                          <w:color w:val="151616"/>
-                          <w:sz w:val="13"/>
-                          <w:szCs w:val="13"/>
-                          <w:u w:val="single" w:color="141515"/>
-                        </w:rPr>
-                        <w:tab/>
-                      </w:r>
-                      <w:r>
-                        <w:rPr>
-                          <w:color w:val="151616"/>
-                          <w:sz w:val="13"/>
-                          <w:szCs w:val="13"/>
-                          <w:u w:val="single" w:color="141515"/>
-                          <w:lang w:val="ru-RU"/>
-                        </w:rPr>
-                        <w:t xml:space="preserve">          </w:t>
-                      </w:r>
-                      <w:r>
-                        <w:rPr>
-                          <w:color w:val="151616"/>
-                          <w:sz w:val="13"/>
-                          <w:szCs w:val="13"/>
-                          <w:u w:val="single" w:color="141515"/>
-                        </w:rPr>
-                        <w:tab/>
-                      </w:r>
-                      <w:r>
-                        <w:rPr>
-                          <w:color w:val="151616"/>
-                          <w:sz w:val="13"/>
-                          <w:szCs w:val="13"/>
-                          <w:u w:val="single" w:color="141515"/>
-                          <w:lang w:val="ru-RU"/>
-                        </w:rPr>
-                        <w:t xml:space="preserve">                                    </w:t>
-                      </w:r>
-                      <w:r>
-                        <w:rPr>
-                          <w:color w:val="151616"/>
-                          <w:sz w:val="13"/>
-                          <w:szCs w:val="13"/>
-                        </w:rPr>
-                        <w:t>от</w:t>
-                      </w:r>
-                      <w:r>
-                        <w:rPr>
-                          <w:color w:val="151616"/>
-                          <w:sz w:val="13"/>
-                          <w:szCs w:val="13"/>
-                          <w:u w:val="single" w:color="141515"/>
-                        </w:rPr>
-                        <w:t xml:space="preserve"> </w:t>
-                      </w:r>
-                      <w:r>
-                        <w:rPr>
-                          <w:color w:val="151616"/>
-                          <w:sz w:val="13"/>
-                          <w:szCs w:val="13"/>
-                          <w:u w:val="single" w:color="141515"/>
-                        </w:rPr>
-                        <w:tab/>
-                      </w:r>
-                      <w:r>
-                        <w:rPr>
-                          <w:color w:val="151616"/>
-                          <w:sz w:val="13"/>
-                          <w:szCs w:val="13"/>
-                          <w:u w:val="single" w:color="141515"/>
-                          <w:lang w:val="ru-RU"/>
-                        </w:rPr>
-                        <w:t xml:space="preserve">                  </w:t>
-                      </w:r>
-                      <w:r>
-                        <w:rPr>
-                          <w:color w:val="151616"/>
-                          <w:sz w:val="13"/>
-                          <w:szCs w:val="13"/>
-                        </w:rPr>
-                        <w:t>20</w:t>
-                      </w:r>
-                      <w:r>
-                        <w:rPr>
-                          <w:color w:val="151616"/>
-                          <w:sz w:val="13"/>
-                          <w:szCs w:val="13"/>
-                          <w:u w:val="single" w:color="141515"/>
-                        </w:rPr>
-                        <w:t xml:space="preserve"> </w:t>
-                      </w:r>
-                      <w:r>
-                        <w:rPr>
-                          <w:color w:val="151616"/>
-                          <w:sz w:val="13"/>
-                          <w:szCs w:val="13"/>
-                          <w:u w:val="single" w:color="141515"/>
-                          <w:lang w:val="ru-RU"/>
-                        </w:rPr>
-                        <w:t xml:space="preserve">          </w:t>
-                      </w:r>
-                      <w:r>
-                        <w:rPr>
-                          <w:color w:val="151616"/>
-                          <w:sz w:val="13"/>
-                          <w:szCs w:val="13"/>
-                          <w:lang w:val="ru-RU"/>
-                        </w:rPr>
-                        <w:t>г.</w:t>
-                      </w:r>
-                    </w:p>
-                    <w:p>
-                      <w:pPr>
-                        <w:rPr>
-                          <w:color w:val="151616"/>
-                          <w:spacing w:val="-17"/>
-                          <w:sz w:val="13"/>
-                          <w:szCs w:val="13"/>
-                          <w:lang w:val="ru-RU"/>
-                        </w:rPr>
-                      </w:pPr>
-                      <w:r>
-                        <w:rPr>
-                          <w:color w:val="151616"/>
-                          <w:sz w:val="13"/>
-                          <w:szCs w:val="13"/>
-                        </w:rPr>
-                        <w:t>Емтихан комиссиясының төрағасы</w:t>
-                      </w:r>
-                      <w:r>
-                        <w:rPr>
-                          <w:color w:val="151616"/>
-                          <w:sz w:val="13"/>
-                          <w:szCs w:val="13"/>
-                          <w:lang w:val="ru-RU"/>
-                        </w:rPr>
-                        <w:t xml:space="preserve">  </w:t>
-                      </w:r>
-                    </w:p>
-                    <w:p>
-                      <w:pPr>
-                        <w:rPr>
-                          <w:sz w:val="13"/>
-                          <w:szCs w:val="13"/>
-                        </w:rPr>
-                      </w:pPr>
-                      <w:r>
-                        <w:rPr>
-                          <w:color w:val="151616"/>
-                          <w:sz w:val="13"/>
-                          <w:szCs w:val="13"/>
-                        </w:rPr>
-                        <w:t>Председатель экзаменационной</w:t>
-                      </w:r>
-                    </w:p>
-                    <w:p>
-                      <w:pPr>
-                        <w:rPr>
-                          <w:color w:val="151616"/>
-                          <w:sz w:val="13"/>
-                          <w:szCs w:val="13"/>
-                        </w:rPr>
-                      </w:pPr>
-                      <w:r>
-                        <w:rPr>
-                          <w:color w:val="151616"/>
-                          <w:sz w:val="13"/>
-                          <w:szCs w:val="13"/>
-                        </w:rPr>
-                        <w:t>комиссии</w:t>
-                      </w:r>
-                      <w:r>
-                        <w:rPr>
-                          <w:color w:val="151616"/>
-                          <w:sz w:val="13"/>
-                          <w:szCs w:val="13"/>
-                          <w:u w:val="single" w:color="151616"/>
-                        </w:rPr>
-                        <w:tab/>
-                      </w:r>
-                      <w:r>
-                        <w:rPr>
-                          <w:color w:val="151616"/>
-                          <w:sz w:val="13"/>
-                          <w:szCs w:val="13"/>
-                          <w:u w:val="single" w:color="151616"/>
-                        </w:rPr>
-                        <w:tab/>
-                      </w:r>
-                      <w:r>
-                        <w:rPr>
-                          <w:color w:val="151616"/>
-                          <w:sz w:val="13"/>
-                          <w:szCs w:val="13"/>
-                          <w:u w:val="single" w:color="151616"/>
-                        </w:rPr>
-                        <w:tab/>
-                      </w:r>
-                      <w:r>
-                        <w:rPr>
-                          <w:color w:val="151616"/>
-                          <w:sz w:val="13"/>
-                          <w:szCs w:val="13"/>
-                          <w:u w:val="single" w:color="151616"/>
-                          <w:lang w:val="ru-RU"/>
-                        </w:rPr>
-                        <w:t xml:space="preserve">                          </w:t>
-                      </w:r>
-                      <w:r>
-                        <w:rPr>
-                          <w:color w:val="151616"/>
-                          <w:sz w:val="13"/>
-                          <w:szCs w:val="13"/>
-                          <w:lang w:val="ru-RU"/>
-                        </w:rPr>
-                        <w:t xml:space="preserve">   </w:t>
-                      </w:r>
-                      <w:r>
-                        <w:rPr>
-                          <w:color w:val="151616"/>
-                          <w:sz w:val="13"/>
-                          <w:szCs w:val="13"/>
-                          <w:u w:val="single" w:color="151616"/>
-                          <w:lang w:val="ru-RU"/>
-                        </w:rPr>
-                        <w:t xml:space="preserve">                                                     </w:t>
-                      </w:r>
-                      <w:r>
-                        <w:rPr>
-                          <w:color w:val="151616"/>
-                          <w:sz w:val="13"/>
-                          <w:szCs w:val="13"/>
-                        </w:rPr>
-                        <w:t xml:space="preserve"> </w:t>
-                      </w:r>
-                    </w:p>
-                    <w:p>
-                      <w:pPr>
-                        <w:rPr>
-                          <w:sz w:val="13"/>
-                          <w:szCs w:val="13"/>
-                        </w:rPr>
-                      </w:pPr>
-                      <w:r>
-                        <w:rPr>
-                          <w:color w:val="151616"/>
-                          <w:sz w:val="13"/>
-                          <w:szCs w:val="13"/>
-                        </w:rPr>
-                        <w:t>Комиссия</w:t>
-                      </w:r>
-                      <w:r>
-                        <w:rPr>
-                          <w:color w:val="151616"/>
-                          <w:spacing w:val="3"/>
-                          <w:sz w:val="13"/>
-                          <w:szCs w:val="13"/>
-                        </w:rPr>
-                        <w:t xml:space="preserve"> </w:t>
-                      </w:r>
-                      <w:r>
-                        <w:rPr>
-                          <w:color w:val="151616"/>
-                          <w:sz w:val="13"/>
-                          <w:szCs w:val="13"/>
-                        </w:rPr>
-                        <w:t>мүшесi</w:t>
-                      </w:r>
-                      <w:r>
-                        <w:rPr>
-                          <w:color w:val="151616"/>
-                          <w:sz w:val="13"/>
-                          <w:szCs w:val="13"/>
-                        </w:rPr>
-                        <w:tab/>
-                      </w:r>
-                      <w:r>
-                        <w:rPr>
-                          <w:color w:val="151616"/>
-                          <w:sz w:val="13"/>
-                          <w:szCs w:val="13"/>
-                        </w:rPr>
-                        <w:tab/>
-                      </w:r>
-                      <w:r>
-                        <w:rPr>
-                          <w:color w:val="151616"/>
-                          <w:sz w:val="13"/>
-                          <w:szCs w:val="13"/>
-                          <w:lang w:val="ru-RU"/>
-                        </w:rPr>
-                        <w:t xml:space="preserve">                                                     </w:t>
-                      </w:r>
-                      <w:r>
-                        <w:rPr>
-                          <w:color w:val="151616"/>
-                          <w:sz w:val="13"/>
-                          <w:szCs w:val="13"/>
-                          <w:vertAlign w:val="subscript"/>
-                        </w:rPr>
-                        <w:t>Т.А.Ə./Ф.И.О</w:t>
-                      </w:r>
-                    </w:p>
-                    <w:p>
-                      <w:pPr>
-                        <w:rPr>
-                          <w:color w:val="151616"/>
-                          <w:sz w:val="13"/>
-                          <w:szCs w:val="13"/>
-                        </w:rPr>
-                      </w:pPr>
-                      <w:r>
-                        <w:rPr>
-                          <w:color w:val="151616"/>
-                          <w:sz w:val="13"/>
-                          <w:szCs w:val="13"/>
-                        </w:rPr>
-                        <w:t>Член</w:t>
-                      </w:r>
-                      <w:r>
-                        <w:rPr>
-                          <w:color w:val="151616"/>
-                          <w:spacing w:val="6"/>
-                          <w:sz w:val="13"/>
-                          <w:szCs w:val="13"/>
-                        </w:rPr>
-                        <w:t xml:space="preserve"> </w:t>
-                      </w:r>
-                      <w:r>
-                        <w:rPr>
-                          <w:color w:val="151616"/>
-                          <w:sz w:val="13"/>
-                          <w:szCs w:val="13"/>
-                        </w:rPr>
-                        <w:t>комиссии</w:t>
-                      </w:r>
-                      <w:r>
-                        <w:rPr>
-                          <w:color w:val="151616"/>
-                          <w:spacing w:val="5"/>
-                          <w:sz w:val="13"/>
-                          <w:szCs w:val="13"/>
-                        </w:rPr>
-                        <w:t xml:space="preserve"> </w:t>
-                      </w:r>
-                      <w:r>
-                        <w:rPr>
-                          <w:color w:val="151616"/>
-                          <w:w w:val="408"/>
-                          <w:sz w:val="13"/>
-                          <w:szCs w:val="13"/>
-                          <w:u w:val="single" w:color="151616"/>
-                        </w:rPr>
-                        <w:t xml:space="preserve"> </w:t>
-                      </w:r>
-                      <w:r>
-                        <w:rPr>
-                          <w:color w:val="151616"/>
-                          <w:sz w:val="13"/>
-                          <w:szCs w:val="13"/>
-                          <w:u w:val="single" w:color="151616"/>
-                        </w:rPr>
-                        <w:tab/>
-                      </w:r>
-                      <w:r>
-                        <w:rPr>
-                          <w:color w:val="151616"/>
-                          <w:sz w:val="13"/>
-                          <w:szCs w:val="13"/>
-                          <w:u w:val="single" w:color="151616"/>
-                        </w:rPr>
-                        <w:t xml:space="preserve">                        </w:t>
-                      </w:r>
-                      <w:r>
-                        <w:rPr>
-                          <w:color w:val="151616"/>
-                          <w:w w:val="408"/>
-                          <w:sz w:val="13"/>
-                          <w:szCs w:val="13"/>
-                          <w:u w:val="single" w:color="151616"/>
-                        </w:rPr>
-                        <w:t xml:space="preserve"> </w:t>
-                      </w:r>
-                      <w:r>
-                        <w:rPr>
-                          <w:color w:val="151616"/>
-                          <w:sz w:val="13"/>
-                          <w:szCs w:val="13"/>
-                          <w:u w:val="single" w:color="151616"/>
-                        </w:rPr>
-                        <w:tab/>
-                      </w:r>
-                      <w:r>
-                        <w:rPr>
-                          <w:color w:val="151616"/>
-                          <w:sz w:val="13"/>
-                          <w:szCs w:val="13"/>
-                          <w:u w:val="single" w:color="151616"/>
-                          <w:lang w:val="ru-RU"/>
-                        </w:rPr>
-                        <w:t xml:space="preserve">    </w:t>
-                      </w:r>
-                      <w:r>
-                        <w:rPr>
-                          <w:color w:val="151616"/>
-                          <w:sz w:val="13"/>
-                          <w:szCs w:val="13"/>
-                          <w:lang w:val="ru-RU"/>
-                        </w:rPr>
-                        <w:t xml:space="preserve">    </w:t>
-                      </w:r>
-                      <w:r>
-                        <w:rPr>
-                          <w:color w:val="151616"/>
-                          <w:sz w:val="13"/>
-                          <w:szCs w:val="13"/>
-                          <w:u w:val="single" w:color="151616"/>
-                        </w:rPr>
-                        <w:t xml:space="preserve">                                      </w:t>
-                      </w:r>
-                      <w:r>
-                        <w:rPr>
-                          <w:color w:val="151616"/>
-                          <w:sz w:val="13"/>
-                          <w:szCs w:val="13"/>
-                          <w:u w:val="single" w:color="151616"/>
-                          <w:lang w:val="ru-RU"/>
-                        </w:rPr>
-                        <w:t xml:space="preserve">              </w:t>
-                      </w:r>
-                      <w:r>
-                        <w:rPr>
-                          <w:color w:val="151616"/>
-                          <w:sz w:val="13"/>
-                          <w:szCs w:val="13"/>
-                        </w:rPr>
-                        <w:t xml:space="preserve"> </w:t>
-                      </w:r>
-                    </w:p>
-                    <w:p>
-                      <w:pPr>
-                        <w:rPr>
-                          <w:sz w:val="13"/>
-                          <w:szCs w:val="13"/>
-                        </w:rPr>
-                      </w:pPr>
-                      <w:r>
-                        <w:rPr>
-                          <w:color w:val="151616"/>
-                          <w:w w:val="105"/>
-                          <w:sz w:val="13"/>
-                          <w:szCs w:val="13"/>
-                        </w:rPr>
-                        <w:tab/>
-                      </w:r>
-                      <w:r>
-                        <w:rPr>
-                          <w:color w:val="151616"/>
-                          <w:w w:val="105"/>
-                          <w:sz w:val="13"/>
-                          <w:szCs w:val="13"/>
-                        </w:rPr>
-                        <w:tab/>
-                      </w:r>
-                      <w:r>
-                        <w:rPr>
-                          <w:color w:val="151616"/>
-                          <w:w w:val="105"/>
-                          <w:sz w:val="13"/>
-                          <w:szCs w:val="13"/>
-                        </w:rPr>
-                        <w:t xml:space="preserve">                                                                       </w:t>
-                      </w:r>
-                      <w:r>
-                        <w:rPr>
-                          <w:color w:val="151616"/>
-                          <w:w w:val="105"/>
-                          <w:sz w:val="8"/>
-                          <w:szCs w:val="8"/>
-                        </w:rPr>
-                        <w:t xml:space="preserve"> </w:t>
-                      </w:r>
-                      <w:r>
-                        <w:rPr>
-                          <w:color w:val="151616"/>
-                          <w:w w:val="105"/>
-                          <w:sz w:val="8"/>
-                          <w:szCs w:val="8"/>
-                        </w:rPr>
-                        <w:t>Т.А.Ə./Ф.И.О</w:t>
-                      </w:r>
-                    </w:p>
-                    <w:p>
-                      <w:pPr>
-                        <w:rPr>
-                          <w:color w:val="151616"/>
-                          <w:w w:val="105"/>
-                          <w:sz w:val="13"/>
-                          <w:szCs w:val="13"/>
-                        </w:rPr>
-                      </w:pPr>
-                    </w:p>
-                    <w:p>
-                      <w:pPr>
-                        <w:rPr>
-                          <w:color w:val="151616"/>
-                          <w:sz w:val="13"/>
-                          <w:szCs w:val="13"/>
-                        </w:rPr>
-                      </w:pPr>
-                      <w:r>
-                        <w:rPr>
-                          <w:color w:val="151616"/>
-                          <w:w w:val="105"/>
-                          <w:sz w:val="13"/>
-                          <w:szCs w:val="13"/>
-                        </w:rPr>
-                        <w:t>М.О.</w:t>
-                      </w:r>
-                    </w:p>
-                    <w:p>
-                      <w:pPr>
-                        <w:rPr>
-                          <w:sz w:val="13"/>
-                          <w:szCs w:val="13"/>
-                        </w:rPr>
-                      </w:pPr>
-                      <w:r>
-                        <w:rPr>
-                          <w:color w:val="151616"/>
-                          <w:sz w:val="13"/>
-                          <w:szCs w:val="13"/>
-                        </w:rPr>
-                        <w:t>М.П.</w:t>
-                      </w:r>
-                    </w:p>
-                    <w:p>
-                      <w:pPr>
-                        <w:rPr>
-                          <w:sz w:val="16"/>
-                        </w:rPr>
-                      </w:pPr>
+                        <w:spacing w:before="0" w:after="0" w:line="180" w:lineRule="exact"/>
+                        <w:ind w:left="0" w:right="0" w:firstLine="0"/>
+                      </w:pPr>
+                      <w:r>
+                        <w:rPr>
+                          <w:rFonts w:ascii="Liberation Serif" w:hAnsi="Liberation Serif" w:cs="Liberation Serif"/>
+                          <w:b/>
+                          <w:sz w:val="16"/>
+                          <w:szCs w:val="16"/>
+                        </w:rPr>
+                        <w:t>Емтиханды қайта тапсырғаны туралы мәліметтер</w:t>
+                      </w:r>
+                    </w:p>
+                    <w:p>
+                      <w:pPr>
+                        <w:spacing w:before="0" w:after="0" w:line="180" w:lineRule="exact"/>
+                        <w:ind w:left="0" w:right="0" w:firstLine="0"/>
+                      </w:pPr>
+                      <w:r>
+                        <w:rPr>
+                          <w:rFonts w:ascii="Liberation Serif" w:hAnsi="Liberation Serif" w:cs="Liberation Serif"/>
+                          <w:sz w:val="16"/>
+                          <w:szCs w:val="16"/>
+                        </w:rPr>
+                        <w:t>Сведения о повторной сдаче экзаменов</w:t>
+                      </w:r>
+                    </w:p>
+                    <w:p>
+                      <w:pPr>
+                        <w:spacing w:before="0" w:after="0" w:line="180" w:lineRule="exact"/>
+                        <w:ind w:left="0" w:right="0" w:firstLine="0"/>
+                      </w:pPr>
+                      <w:r>
+                        <w:rPr>
+                          <w:rFonts w:ascii="Liberation Serif" w:hAnsi="Liberation Serif" w:cs="Liberation Serif"/>
+                          <w:sz w:val="16"/>
+                          <w:szCs w:val="16"/>
+                        </w:rPr>
+                        <w:t>Лауазымы / Должность: __________________</w:t>
+                      </w:r>
+                    </w:p>
+                    <w:p>
+                      <w:pPr>
+                        <w:spacing w:before="0" w:after="0" w:line="180" w:lineRule="exact"/>
+                        <w:ind w:left="0" w:right="0" w:firstLine="0"/>
+                      </w:pPr>
+                      <w:r>
+                        <w:rPr>
+                          <w:rFonts w:ascii="Liberation Serif" w:hAnsi="Liberation Serif" w:cs="Liberation Serif"/>
+                          <w:sz w:val="16"/>
+                          <w:szCs w:val="16"/>
+                        </w:rPr>
+                        <w:t>Жұмыс орны / Место работы: ______________</w:t>
+                      </w:r>
+                    </w:p>
+                    <w:p>
+                      <w:pPr>
+                        <w:spacing w:before="0" w:after="0" w:line="180" w:lineRule="exact"/>
+                        <w:ind w:left="0" w:right="0" w:firstLine="0"/>
+                      </w:pPr>
+                      <w:r>
+                        <w:rPr>
+                          <w:rFonts w:ascii="Liberation Serif" w:hAnsi="Liberation Serif" w:cs="Liberation Serif"/>
+                          <w:sz w:val="16"/>
+                          <w:szCs w:val="16"/>
+                        </w:rPr>
+                        <w:t>Бойынша емтихан тапсырғаны туралы берілді</w:t>
+                      </w:r>
+                    </w:p>
+                    <w:p>
+                      <w:pPr>
+                        <w:spacing w:before="0" w:after="0" w:line="180" w:lineRule="exact"/>
+                        <w:ind w:left="0" w:right="0" w:firstLine="0"/>
+                      </w:pPr>
+                      <w:r>
+                        <w:rPr>
+                          <w:rFonts w:ascii="Liberation Serif" w:hAnsi="Liberation Serif" w:cs="Liberation Serif"/>
+                          <w:sz w:val="16"/>
+                          <w:szCs w:val="16"/>
+                        </w:rPr>
+                        <w:t>В том, что он сдал экзамены на знание: __________</w:t>
+                      </w:r>
+                    </w:p>
+                    <w:p>
+                      <w:pPr>
+                        <w:spacing w:before="0" w:after="0" w:line="180" w:lineRule="exact"/>
+                        <w:ind w:left="0" w:right="0" w:firstLine="0"/>
+                      </w:pPr>
+                      <w:r>
+                        <w:rPr>
+                          <w:rFonts w:ascii="Liberation Serif" w:hAnsi="Liberation Serif" w:cs="Liberation Serif"/>
+                          <w:sz w:val="16"/>
+                          <w:szCs w:val="16"/>
+                        </w:rPr>
+                        <w:t>Негіздеме / Основание: хаттама / протокол</w:t>
+                      </w:r>
+                    </w:p>
+                    <w:p>
+                      <w:pPr>
+                        <w:spacing w:before="0" w:after="0" w:line="180" w:lineRule="exact"/>
+                        <w:ind w:left="0" w:right="0" w:firstLine="0"/>
+                      </w:pPr>
+                      <w:r>
+                        <w:rPr>
+                          <w:rFonts w:ascii="Liberation Serif" w:hAnsi="Liberation Serif" w:cs="Liberation Serif"/>
+                          <w:sz w:val="16"/>
+                          <w:szCs w:val="16"/>
+                        </w:rPr>
+                        <w:t>№ ______ от «___» ______ 20__ г.</w:t>
+                      </w:r>
+                    </w:p>
+                    <w:p>
+                      <w:pPr>
+                        <w:spacing w:before="0" w:after="0" w:line="180" w:lineRule="exact"/>
+                        <w:ind w:left="0" w:right="0" w:firstLine="0"/>
+                      </w:pPr>
+                      <w:r>
+                        <w:rPr>
+                          <w:rFonts w:ascii="Liberation Serif" w:hAnsi="Liberation Serif" w:cs="Liberation Serif"/>
+                          <w:sz w:val="16"/>
+                          <w:szCs w:val="16"/>
+                        </w:rPr>
+                        <w:t>Емтихан комиссиясының төрағасы /</w:t>
+                      </w:r>
+                    </w:p>
+                    <w:p>
+                      <w:pPr>
+                        <w:spacing w:before="0" w:after="0" w:line="180" w:lineRule="exact"/>
+                        <w:ind w:left="0" w:right="0" w:firstLine="0"/>
+                      </w:pPr>
+                      <w:r>
+                        <w:rPr>
+                          <w:rFonts w:ascii="Liberation Serif" w:hAnsi="Liberation Serif" w:cs="Liberation Serif"/>
+                          <w:sz w:val="16"/>
+                          <w:szCs w:val="16"/>
+                        </w:rPr>
+                        <w:t>Председатель экзаменационной комиссии</w:t>
+                      </w:r>
+                    </w:p>
+                    <w:p>
+                      <w:pPr>
+                        <w:spacing w:before="0" w:after="0" w:line="180" w:lineRule="exact"/>
+                        <w:ind w:left="0" w:right="0" w:firstLine="0"/>
+                      </w:pPr>
+                      <w:r>
+                        <w:rPr>
+                          <w:rFonts w:ascii="Liberation Serif" w:hAnsi="Liberation Serif" w:cs="Liberation Serif"/>
+                          <w:sz w:val="16"/>
+                          <w:szCs w:val="16"/>
+                        </w:rPr>
+                        <w:t>__________________  Т.А.Ә. / Ф.И.О.</w:t>
+                      </w:r>
+                    </w:p>
+                    <w:p>
+                      <w:pPr>
+                        <w:spacing w:before="0" w:after="0" w:line="180" w:lineRule="exact"/>
+                        <w:ind w:left="0" w:right="0" w:firstLine="0"/>
+                      </w:pPr>
+                      <w:r>
+                        <w:rPr>
+                          <w:rFonts w:ascii="Liberation Serif" w:hAnsi="Liberation Serif" w:cs="Liberation Serif"/>
+                          <w:sz w:val="16"/>
+                          <w:szCs w:val="16"/>
+                        </w:rPr>
+                        <w:t>Комиссия мүшесі / Член комиссии</w:t>
+                      </w:r>
+                    </w:p>
+                    <w:p>
+                      <w:pPr>
+                        <w:spacing w:before="0" w:after="0" w:line="180" w:lineRule="exact"/>
+                        <w:ind w:left="0" w:right="0" w:firstLine="0"/>
+                      </w:pPr>
+                      <w:r>
+                        <w:rPr>
+                          <w:rFonts w:ascii="Liberation Serif" w:hAnsi="Liberation Serif" w:cs="Liberation Serif"/>
+                          <w:sz w:val="16"/>
+                          <w:szCs w:val="16"/>
+                        </w:rPr>
+                        <w:t>__________________  Т.А.Ә. / Ф.И.О.   М.О. / М.П.</w:t>
+                      </w:r>
                     </w:p>
                   </w:txbxContent>
                 </v:textbox>
@@ -5587,689 +3912,186 @@
                         <w:txbxContent>
                           <w:p>
                             <w:pPr>
-                              <w:tabs>
-                                <w:tab w:val="left" w:pos="4778"/>
-                              </w:tabs>
-                              <w:spacing w:before="1" w:line="268" w:lineRule="auto"/>
-                              <w:ind w:right="18"/>
-                              <w:rPr>
-                                <w:sz w:val="13"/>
-                                <w:szCs w:val="13"/>
-                              </w:rPr>
-                            </w:pPr>
-                            <w:r>
-                              <w:rPr>
-                                <w:sz w:val="13"/>
-                                <w:szCs w:val="13"/>
-                              </w:rPr>
-                              <w:t xml:space="preserve">Емтиханды қайта тапсырғаны туралы мəлiметтер </w:t>
-                            </w:r>
-                          </w:p>
-                          <w:p>
-                            <w:pPr>
-                              <w:tabs>
-                                <w:tab w:val="left" w:pos="4778"/>
-                              </w:tabs>
-                              <w:spacing w:before="1" w:line="268" w:lineRule="auto"/>
-                              <w:ind w:right="18"/>
-                              <w:rPr>
-                                <w:sz w:val="13"/>
-                                <w:szCs w:val="13"/>
-                              </w:rPr>
-                            </w:pPr>
-                            <w:r>
-                              <w:rPr>
-                                <w:sz w:val="13"/>
-                                <w:szCs w:val="13"/>
+                              <w:spacing w:before="0" w:after="0" w:line="180" w:lineRule="exact"/>
+                              <w:ind w:left="0" w:right="0" w:firstLine="0"/>
+                            </w:pPr>
+                            <w:r>
+                              <w:rPr>
+                                <w:rFonts w:ascii="Liberation Serif" w:hAnsi="Liberation Serif" w:cs="Liberation Serif"/>
+                                <w:b/>
+                                <w:sz w:val="16"/>
+                                <w:szCs w:val="16"/>
+                              </w:rPr>
+                              <w:t>Емтиханды қайта тапсырғаны туралы мәліметтер</w:t>
+                            </w:r>
+                          </w:p>
+                          <w:p>
+                            <w:pPr>
+                              <w:spacing w:before="0" w:after="0" w:line="180" w:lineRule="exact"/>
+                              <w:ind w:left="0" w:right="0" w:firstLine="0"/>
+                            </w:pPr>
+                            <w:r>
+                              <w:rPr>
+                                <w:rFonts w:ascii="Liberation Serif" w:hAnsi="Liberation Serif" w:cs="Liberation Serif"/>
+                                <w:sz w:val="16"/>
+                                <w:szCs w:val="16"/>
                               </w:rPr>
                               <w:t>Сведения о повторной сдаче экзаменов</w:t>
                             </w:r>
                           </w:p>
                           <w:p>
                             <w:pPr>
-                              <w:tabs>
-                                <w:tab w:val="left" w:pos="4778"/>
-                              </w:tabs>
-                              <w:spacing w:before="1" w:line="268" w:lineRule="auto"/>
-                              <w:ind w:right="18"/>
-                              <w:rPr>
-                                <w:sz w:val="13"/>
-                                <w:szCs w:val="13"/>
-                              </w:rPr>
-                            </w:pPr>
-                            <w:r>
-                              <w:rPr>
-                                <w:sz w:val="13"/>
-                                <w:szCs w:val="13"/>
-                              </w:rPr>
-                              <w:t>Лауазымы</w:t>
-                            </w:r>
-                            <w:r>
-                              <w:rPr>
-                                <w:sz w:val="13"/>
-                                <w:szCs w:val="13"/>
-                                <w:u w:val="single"/>
-                              </w:rPr>
-                              <w:tab/>
-                            </w:r>
-                            <w:r>
-                              <w:rPr>
-                                <w:sz w:val="13"/>
-                                <w:szCs w:val="13"/>
-                              </w:rPr>
-                              <w:t xml:space="preserve"> Должность</w:t>
-                            </w:r>
-                            <w:r>
-                              <w:rPr>
-                                <w:sz w:val="13"/>
-                                <w:szCs w:val="13"/>
-                                <w:u w:val="single"/>
-                              </w:rPr>
-                              <w:tab/>
-                            </w:r>
-                            <w:r>
-                              <w:rPr>
-                                <w:sz w:val="13"/>
-                                <w:szCs w:val="13"/>
-                              </w:rPr>
-                              <w:t xml:space="preserve"> Жұмыс орны </w:t>
-                            </w:r>
-                            <w:r>
-                              <w:rPr>
-                                <w:sz w:val="13"/>
-                                <w:szCs w:val="13"/>
-                                <w:u w:val="single"/>
-                              </w:rPr>
-                              <w:t xml:space="preserve"> </w:t>
-                            </w:r>
-                            <w:r>
-                              <w:rPr>
-                                <w:sz w:val="13"/>
-                                <w:szCs w:val="13"/>
-                                <w:u w:val="single"/>
-                              </w:rPr>
-                              <w:t xml:space="preserve"> </w:t>
-                            </w:r>
-                            <w:r>
-                              <w:rPr>
-                                <w:sz w:val="13"/>
-                                <w:szCs w:val="13"/>
-                                <w:u w:val="single"/>
-                              </w:rPr>
-                              <w:tab/>
-                            </w:r>
-                            <w:r>
-                              <w:rPr>
-                                <w:sz w:val="13"/>
-                                <w:szCs w:val="13"/>
-                              </w:rPr>
-                              <w:t xml:space="preserve">                                                                                                          Место работы </w:t>
-                            </w:r>
-                            <w:r>
-                              <w:rPr>
-                                <w:sz w:val="13"/>
-                                <w:szCs w:val="13"/>
-                                <w:u w:val="single"/>
-                              </w:rPr>
-                              <w:t xml:space="preserve"> </w:t>
-                            </w:r>
-                            <w:r>
-                              <w:rPr>
-                                <w:sz w:val="13"/>
-                                <w:szCs w:val="13"/>
-                                <w:u w:val="single"/>
-                              </w:rPr>
-                              <w:tab/>
-                            </w:r>
-                            <w:r>
-                              <w:rPr>
-                                <w:sz w:val="13"/>
-                                <w:szCs w:val="13"/>
-                              </w:rPr>
-                              <w:t xml:space="preserve">                                                                                                   Бойынша емтихан тапсырғаны туралы берiлдi</w:t>
-                            </w:r>
-                          </w:p>
-                          <w:p>
-                            <w:pPr>
-                              <w:tabs>
-                                <w:tab w:val="left" w:pos="4778"/>
-                              </w:tabs>
-                              <w:spacing w:before="1" w:line="268" w:lineRule="auto"/>
-                              <w:ind w:right="18"/>
-                              <w:rPr>
-                                <w:sz w:val="13"/>
-                                <w:szCs w:val="13"/>
-                                <w:lang w:val="ru-RU"/>
-                              </w:rPr>
-                            </w:pPr>
-                            <w:r>
-                              <w:rPr>
-                                <w:sz w:val="13"/>
-                                <w:szCs w:val="13"/>
-                              </w:rPr>
-                              <w:t>В том, что он сдал экзамены на знание</w:t>
-                            </w:r>
-                            <w:r>
-                              <w:rPr>
-                                <w:sz w:val="13"/>
-                                <w:szCs w:val="13"/>
-                                <w:u w:val="single"/>
-                              </w:rPr>
-                              <w:t xml:space="preserve"> </w:t>
-                            </w:r>
-                            <w:r>
-                              <w:rPr>
-                                <w:sz w:val="13"/>
-                                <w:szCs w:val="13"/>
-                                <w:u w:val="single"/>
-                              </w:rPr>
-                              <w:t xml:space="preserve">                                                                               </w:t>
-                            </w:r>
-                            <w:r>
-                              <w:rPr>
-                                <w:sz w:val="13"/>
-                                <w:szCs w:val="13"/>
-                                <w:u w:val="single"/>
-                              </w:rPr>
-                              <w:t xml:space="preserve"> </w:t>
-                            </w:r>
-                          </w:p>
-                          <w:p>
-                            <w:pPr>
-                              <w:tabs>
-                                <w:tab w:val="left" w:pos="4778"/>
-                              </w:tabs>
-                              <w:spacing w:before="1" w:line="268" w:lineRule="auto"/>
-                              <w:ind w:right="18"/>
-                              <w:rPr>
-                                <w:sz w:val="13"/>
-                                <w:szCs w:val="13"/>
-                              </w:rPr>
-                            </w:pPr>
-                            <w:r>
-                              <w:rPr>
-                                <w:sz w:val="13"/>
-                                <w:szCs w:val="13"/>
-                              </w:rPr>
-                              <w:t>Негiздеме: 20</w:t>
-                            </w:r>
-                            <w:r>
-                              <w:rPr>
-                                <w:sz w:val="13"/>
-                                <w:szCs w:val="13"/>
-                                <w:u w:val="single"/>
-                                <w:lang w:val="ru-RU"/>
-                              </w:rPr>
-                              <w:t xml:space="preserve">       </w:t>
-                            </w:r>
-                            <w:r>
-                              <w:rPr>
-                                <w:sz w:val="13"/>
-                                <w:szCs w:val="13"/>
-                                <w:lang w:val="ru-RU"/>
-                              </w:rPr>
-                              <w:t xml:space="preserve"> </w:t>
-                            </w:r>
-                            <w:r>
-                              <w:rPr>
-                                <w:sz w:val="13"/>
-                                <w:szCs w:val="13"/>
-                              </w:rPr>
-                              <w:t>ж.</w:t>
-                            </w:r>
-                            <w:r>
-                              <w:rPr>
-                                <w:sz w:val="13"/>
-                                <w:szCs w:val="13"/>
-                                <w:u w:val="single"/>
-                              </w:rPr>
-                              <w:t xml:space="preserve"> </w:t>
-                            </w:r>
-                            <w:r>
-                              <w:rPr>
-                                <w:sz w:val="13"/>
-                                <w:szCs w:val="13"/>
-                                <w:u w:val="single"/>
-                                <w:lang w:val="ru-RU"/>
-                              </w:rPr>
-                              <w:t xml:space="preserve">                                                 </w:t>
-                            </w:r>
-                            <w:r>
-                              <w:rPr>
-                                <w:sz w:val="13"/>
-                                <w:szCs w:val="13"/>
-                              </w:rPr>
-                              <w:t>№</w:t>
-                            </w:r>
-                            <w:r>
-                              <w:rPr>
-                                <w:sz w:val="13"/>
-                                <w:szCs w:val="13"/>
-                                <w:u w:val="single"/>
-                                <w:lang w:val="ru-RU"/>
-                              </w:rPr>
-                              <w:t xml:space="preserve">                         </w:t>
-                            </w:r>
-                            <w:r>
-                              <w:rPr>
-                                <w:sz w:val="13"/>
-                                <w:szCs w:val="13"/>
-                                <w:u w:val="single"/>
-                                <w:lang w:val="ru-RU"/>
-                              </w:rPr>
-                              <w:t xml:space="preserve">     </w:t>
-                            </w:r>
-                            <w:r>
-                              <w:rPr>
-                                <w:sz w:val="13"/>
-                                <w:szCs w:val="13"/>
-                                <w:u w:val="single"/>
-                                <w:lang w:val="ru-RU"/>
-                              </w:rPr>
-                              <w:t xml:space="preserve">              </w:t>
-                            </w:r>
-                            <w:r>
-                              <w:rPr>
-                                <w:sz w:val="13"/>
-                                <w:szCs w:val="13"/>
-                              </w:rPr>
-                              <w:t xml:space="preserve">хаттама </w:t>
-                            </w:r>
-                          </w:p>
-                          <w:p>
-                            <w:pPr>
-                              <w:tabs>
-                                <w:tab w:val="left" w:pos="4778"/>
-                              </w:tabs>
-                              <w:spacing w:before="1" w:line="268" w:lineRule="auto"/>
-                              <w:ind w:right="18"/>
-                              <w:rPr>
-                                <w:sz w:val="13"/>
-                                <w:szCs w:val="13"/>
-                              </w:rPr>
-                            </w:pPr>
-                            <w:r>
-                              <w:rPr>
-                                <w:sz w:val="13"/>
-                                <w:szCs w:val="13"/>
-                              </w:rPr>
-                              <w:t xml:space="preserve">Основание: Протокол </w:t>
-                            </w:r>
-                            <w:r>
-                              <w:rPr>
-                                <w:sz w:val="15"/>
-                                <w:szCs w:val="15"/>
-                              </w:rPr>
-                              <w:t>№</w:t>
-                            </w:r>
-                            <w:r>
-                              <w:rPr>
-                                <w:sz w:val="15"/>
-                                <w:szCs w:val="15"/>
-                                <w:u w:val="single"/>
-                              </w:rPr>
-                              <w:t xml:space="preserve"> </w:t>
-                            </w:r>
-                            <w:r>
-                              <w:rPr>
-                                <w:sz w:val="15"/>
-                                <w:szCs w:val="15"/>
-                                <w:u w:val="single"/>
-                                <w:lang w:val="ru-RU"/>
-                              </w:rPr>
-                              <w:t xml:space="preserve">     </w:t>
-                            </w:r>
-                            <w:r>
-                              <w:rPr>
-                                <w:sz w:val="15"/>
-                                <w:szCs w:val="15"/>
-                                <w:u w:val="single"/>
-                                <w:lang w:val="ru-RU"/>
-                              </w:rPr>
-                              <w:t xml:space="preserve">                               </w:t>
-                            </w:r>
-                            <w:r>
-                              <w:rPr>
-                                <w:sz w:val="13"/>
-                                <w:szCs w:val="13"/>
-                              </w:rPr>
-                              <w:t>от</w:t>
-                            </w:r>
-                            <w:r>
-                              <w:rPr>
-                                <w:sz w:val="13"/>
-                                <w:szCs w:val="13"/>
-                                <w:u w:val="single"/>
-                              </w:rPr>
-                              <w:t xml:space="preserve"> </w:t>
-                            </w:r>
-                            <w:r>
-                              <w:rPr>
-                                <w:sz w:val="13"/>
-                                <w:szCs w:val="13"/>
-                                <w:u w:val="single"/>
-                              </w:rPr>
-                              <w:t xml:space="preserve">                             </w:t>
-                            </w:r>
-                            <w:r>
-                              <w:rPr>
-                                <w:sz w:val="13"/>
-                                <w:szCs w:val="13"/>
-                              </w:rPr>
-                              <w:t>20</w:t>
-                            </w:r>
-                            <w:r>
-                              <w:rPr>
-                                <w:sz w:val="13"/>
-                                <w:szCs w:val="13"/>
-                                <w:u w:val="single"/>
-                              </w:rPr>
-                              <w:t xml:space="preserve"> </w:t>
-                            </w:r>
-                            <w:r>
-                              <w:rPr>
-                                <w:sz w:val="13"/>
-                                <w:szCs w:val="13"/>
-                                <w:u w:val="single"/>
-                                <w:lang w:val="ru-RU"/>
-                              </w:rPr>
-                              <w:t xml:space="preserve">            </w:t>
-                            </w:r>
-                            <w:r>
-                              <w:rPr>
-                                <w:sz w:val="13"/>
-                                <w:szCs w:val="13"/>
-                              </w:rPr>
-                              <w:t xml:space="preserve">г. </w:t>
-                            </w:r>
-                          </w:p>
-                          <w:p>
-                            <w:pPr>
-                              <w:tabs>
-                                <w:tab w:val="left" w:pos="4778"/>
-                              </w:tabs>
-                              <w:spacing w:before="1" w:line="268" w:lineRule="auto"/>
-                              <w:ind w:right="18"/>
-                              <w:rPr>
-                                <w:color w:val="151616"/>
-                                <w:sz w:val="13"/>
-                              </w:rPr>
-                            </w:pPr>
-                            <w:r>
-                              <w:rPr>
-                                <w:sz w:val="13"/>
-                                <w:szCs w:val="13"/>
-                              </w:rPr>
-                              <w:t>Емтихан комиссиясының төр</w:t>
-                            </w:r>
-                            <w:r>
-                              <w:rPr>
-                                <w:color w:val="151616"/>
-                                <w:sz w:val="13"/>
-                              </w:rPr>
-                              <w:t>ағасы</w:t>
-                            </w:r>
-                          </w:p>
-                          <w:p>
-                            <w:pPr>
-                              <w:pStyle w:val="a3"/>
-                              <w:spacing w:before="2"/>
-                              <w:jc w:val="both"/>
-                            </w:pPr>
-                            <w:r>
-                              <w:rPr>
-                                <w:color w:val="151616"/>
-                              </w:rPr>
-                              <w:t>Председатель экзаменационной</w:t>
-                            </w:r>
-                          </w:p>
-                          <w:p>
-                            <w:pPr>
-                              <w:pStyle w:val="a3"/>
-                              <w:tabs>
-                                <w:tab w:val="left" w:pos="3321"/>
-                                <w:tab w:val="left" w:pos="3790"/>
-                                <w:tab w:val="left" w:pos="5019"/>
-                              </w:tabs>
-                              <w:spacing w:before="6" w:line="249" w:lineRule="auto"/>
-                              <w:ind w:right="38"/>
-                              <w:rPr>
-                                <w:color w:val="151616"/>
-                                <w:u w:val="single"/>
-                                <w:lang w:val="ru-RU"/>
-                              </w:rPr>
-                            </w:pPr>
-                            <w:r>
-                              <w:rPr>
-                                <w:color w:val="151616"/>
-                              </w:rPr>
-                              <w:t>Комиссии</w:t>
-                            </w:r>
-                            <w:r>
-                              <w:rPr>
-                                <w:color w:val="151616"/>
-                                <w:u w:val="single"/>
-                                <w:lang w:val="ru-RU"/>
-                              </w:rPr>
-                              <w:t xml:space="preserve">                                                                      </w:t>
-                            </w:r>
-                            <w:r>
-                              <w:rPr>
-                                <w:color w:val="151616"/>
-                                <w:lang w:val="ru-RU"/>
-                              </w:rPr>
-                              <w:t xml:space="preserve">   </w:t>
-                            </w:r>
-                            <w:r>
-                              <w:rPr>
-                                <w:color w:val="151616"/>
-                                <w:u w:val="single"/>
-                                <w:lang w:val="ru-RU"/>
-                              </w:rPr>
-                              <w:t xml:space="preserve">                                                        </w:t>
-                            </w:r>
-                          </w:p>
-                          <w:p>
-                            <w:pPr>
-                              <w:pStyle w:val="a3"/>
-                              <w:tabs>
-                                <w:tab w:val="left" w:pos="3321"/>
-                                <w:tab w:val="left" w:pos="3790"/>
-                                <w:tab w:val="left" w:pos="5019"/>
-                              </w:tabs>
-                              <w:spacing w:before="6" w:line="249" w:lineRule="auto"/>
-                              <w:ind w:right="38"/>
-                            </w:pPr>
-                            <w:r>
-                              <w:rPr>
-                                <w:color w:val="151616"/>
-                                <w:lang w:val="ru-RU"/>
-                              </w:rPr>
-                              <w:t xml:space="preserve">                                                                                                               </w:t>
-                            </w:r>
-                            <w:r>
-                              <w:rPr>
-                                <w:color w:val="151616"/>
-                                <w:vertAlign w:val="subscript"/>
-                              </w:rPr>
-                              <w:t>Т.А.Ə./Ф.И.О</w:t>
-                            </w:r>
-                          </w:p>
-                          <w:p>
-                            <w:pPr>
-                              <w:pStyle w:val="a3"/>
-                              <w:tabs>
-                                <w:tab w:val="left" w:pos="3321"/>
-                                <w:tab w:val="left" w:pos="3790"/>
-                                <w:tab w:val="left" w:pos="5019"/>
-                              </w:tabs>
-                              <w:spacing w:before="6" w:line="249" w:lineRule="auto"/>
-                              <w:ind w:right="38"/>
-                            </w:pPr>
-                            <w:r>
-                              <w:rPr>
-                                <w:color w:val="151616"/>
-                              </w:rPr>
-                              <w:t>Комиссия</w:t>
-                            </w:r>
-                            <w:r>
-                              <w:rPr>
-                                <w:color w:val="151616"/>
-                                <w:spacing w:val="3"/>
-                              </w:rPr>
-                              <w:t xml:space="preserve"> </w:t>
-                            </w:r>
-                            <w:r>
-                              <w:rPr>
-                                <w:color w:val="151616"/>
-                              </w:rPr>
-                              <w:t>мүшесi</w:t>
-                            </w:r>
-                          </w:p>
-                          <w:p>
-                            <w:pPr>
-                              <w:tabs>
-                                <w:tab w:val="left" w:pos="3321"/>
-                                <w:tab w:val="left" w:pos="3810"/>
-                                <w:tab w:val="left" w:pos="5019"/>
-                              </w:tabs>
-                              <w:spacing w:line="249" w:lineRule="auto"/>
-                              <w:ind w:right="38"/>
-                              <w:rPr>
-                                <w:color w:val="151616"/>
-                                <w:w w:val="408"/>
-                                <w:sz w:val="13"/>
-                                <w:u w:val="single" w:color="151616"/>
-                                <w:lang w:val="ru-RU"/>
-                              </w:rPr>
-                            </w:pPr>
-                            <w:r>
-                              <w:rPr>
-                                <w:color w:val="151616"/>
-                                <w:sz w:val="13"/>
-                              </w:rPr>
-                              <w:t>Член</w:t>
-                            </w:r>
-                            <w:r>
-                              <w:rPr>
-                                <w:color w:val="151616"/>
-                                <w:spacing w:val="6"/>
-                                <w:sz w:val="13"/>
-                              </w:rPr>
-                              <w:t xml:space="preserve"> </w:t>
-                            </w:r>
-                            <w:r>
-                              <w:rPr>
-                                <w:color w:val="151616"/>
-                                <w:sz w:val="13"/>
-                              </w:rPr>
-                              <w:t>комиссии</w:t>
-                            </w:r>
-                            <w:r>
-                              <w:rPr>
-                                <w:color w:val="151616"/>
-                                <w:spacing w:val="5"/>
-                                <w:sz w:val="13"/>
-                              </w:rPr>
-                              <w:t xml:space="preserve"> </w:t>
-                            </w:r>
-                            <w:r>
-                              <w:rPr>
-                                <w:color w:val="151616"/>
-                                <w:w w:val="408"/>
-                                <w:sz w:val="13"/>
-                                <w:u w:val="single" w:color="151616"/>
-                              </w:rPr>
-                              <w:t xml:space="preserve"> </w:t>
-                            </w:r>
-                            <w:r>
-                              <w:rPr>
-                                <w:color w:val="151616"/>
-                                <w:w w:val="408"/>
-                                <w:sz w:val="13"/>
-                                <w:u w:val="single" w:color="151616"/>
-                                <w:lang w:val="ru-RU"/>
-                              </w:rPr>
-                              <w:t xml:space="preserve">              </w:t>
-                            </w:r>
-                            <w:r>
-                              <w:rPr>
-                                <w:color w:val="151616"/>
-                                <w:w w:val="408"/>
-                                <w:sz w:val="13"/>
-                                <w:lang w:val="ru-RU"/>
-                              </w:rPr>
-                              <w:t xml:space="preserve"> </w:t>
-                            </w:r>
-                            <w:r>
-                              <w:rPr>
-                                <w:color w:val="151616"/>
-                                <w:w w:val="408"/>
-                                <w:sz w:val="13"/>
-                                <w:u w:val="single" w:color="151616"/>
-                                <w:lang w:val="ru-RU"/>
-                              </w:rPr>
-                              <w:t xml:space="preserve">                </w:t>
-                            </w:r>
-                            <w:r>
-                              <w:rPr>
-                                <w:color w:val="151616"/>
-                                <w:w w:val="105"/>
-                                <w:sz w:val="9"/>
-                                <w:lang w:val="ru-RU"/>
-                              </w:rPr>
-                              <w:t xml:space="preserve"> </w:t>
-                            </w:r>
-                            <w:r>
-                              <w:rPr>
-                                <w:color w:val="151616"/>
-                                <w:w w:val="105"/>
-                                <w:sz w:val="13"/>
-                              </w:rPr>
-                              <w:t>М.О</w:t>
-                            </w:r>
-                            <w:r>
-                              <w:rPr>
-                                <w:color w:val="151616"/>
-                                <w:w w:val="105"/>
-                                <w:sz w:val="9"/>
-                                <w:lang w:val="ru-RU"/>
-                              </w:rPr>
-                              <w:t xml:space="preserve">                                                                                                                                             </w:t>
-                            </w:r>
-                            <w:r>
-                              <w:rPr>
-                                <w:color w:val="151616"/>
-                                <w:w w:val="105"/>
-                                <w:sz w:val="9"/>
-                              </w:rPr>
-                              <w:t>Т.А.Ə./Ф.И.О</w:t>
-                            </w:r>
-                          </w:p>
-                          <w:p>
-                            <w:pPr>
-                              <w:pStyle w:val="a3"/>
-                              <w:spacing w:line="148" w:lineRule="exact"/>
-                            </w:pPr>
-                            <w:r>
-                              <w:rPr>
-                                <w:color w:val="151616"/>
-                              </w:rPr>
-                              <w:t>М.П.</w:t>
-                            </w:r>
-                          </w:p>
-                          <w:p>
-                            <w:pPr>
-                              <w:tabs>
-                                <w:tab w:val="left" w:pos="4778"/>
-                              </w:tabs>
-                              <w:spacing w:before="1" w:line="268" w:lineRule="auto"/>
-                              <w:ind w:right="18"/>
-                              <w:rPr>
-                                <w:sz w:val="13"/>
-                                <w:szCs w:val="13"/>
-                              </w:rPr>
-                            </w:pPr>
+                              <w:spacing w:before="0" w:after="0" w:line="180" w:lineRule="exact"/>
+                              <w:ind w:left="0" w:right="0" w:firstLine="0"/>
+                            </w:pPr>
+                            <w:r>
+                              <w:rPr>
+                                <w:rFonts w:ascii="Liberation Serif" w:hAnsi="Liberation Serif" w:cs="Liberation Serif"/>
+                                <w:sz w:val="16"/>
+                                <w:szCs w:val="16"/>
+                              </w:rPr>
+                              <w:t>Лауазымы / Должность: __________________</w:t>
+                            </w:r>
+                          </w:p>
+                          <w:p>
+                            <w:pPr>
+                              <w:spacing w:before="0" w:after="0" w:line="180" w:lineRule="exact"/>
+                              <w:ind w:left="0" w:right="0" w:firstLine="0"/>
+                            </w:pPr>
+                            <w:r>
+                              <w:rPr>
+                                <w:rFonts w:ascii="Liberation Serif" w:hAnsi="Liberation Serif" w:cs="Liberation Serif"/>
+                                <w:sz w:val="16"/>
+                                <w:szCs w:val="16"/>
+                              </w:rPr>
+                              <w:t>Жұмыс орны / Место работы: ______________</w:t>
+                            </w:r>
+                          </w:p>
+                          <w:p>
+                            <w:pPr>
+                              <w:spacing w:before="0" w:after="0" w:line="180" w:lineRule="exact"/>
+                              <w:ind w:left="0" w:right="0" w:firstLine="0"/>
+                            </w:pPr>
+                            <w:r>
+                              <w:rPr>
+                                <w:rFonts w:ascii="Liberation Serif" w:hAnsi="Liberation Serif" w:cs="Liberation Serif"/>
+                                <w:sz w:val="16"/>
+                                <w:szCs w:val="16"/>
+                              </w:rPr>
+                              <w:t>Бойынша емтихан тапсырғаны туралы берілді</w:t>
+                            </w:r>
+                          </w:p>
+                          <w:p>
+                            <w:pPr>
+                              <w:spacing w:before="0" w:after="0" w:line="180" w:lineRule="exact"/>
+                              <w:ind w:left="0" w:right="0" w:firstLine="0"/>
+                            </w:pPr>
+                            <w:r>
+                              <w:rPr>
+                                <w:rFonts w:ascii="Liberation Serif" w:hAnsi="Liberation Serif" w:cs="Liberation Serif"/>
+                                <w:sz w:val="16"/>
+                                <w:szCs w:val="16"/>
+                              </w:rPr>
+                              <w:t>В том, что он сдал экзамены на знание: __________</w:t>
+                            </w:r>
+                          </w:p>
+                          <w:p>
+                            <w:pPr>
+                              <w:spacing w:before="0" w:after="0" w:line="180" w:lineRule="exact"/>
+                              <w:ind w:left="0" w:right="0" w:firstLine="0"/>
+                            </w:pPr>
+                            <w:r>
+                              <w:rPr>
+                                <w:rFonts w:ascii="Liberation Serif" w:hAnsi="Liberation Serif" w:cs="Liberation Serif"/>
+                                <w:sz w:val="16"/>
+                                <w:szCs w:val="16"/>
+                              </w:rPr>
+                              <w:t>Негіздеме / Основание: хаттама / протокол</w:t>
+                            </w:r>
+                          </w:p>
+                          <w:p>
+                            <w:pPr>
+                              <w:spacing w:before="0" w:after="0" w:line="180" w:lineRule="exact"/>
+                              <w:ind w:left="0" w:right="0" w:firstLine="0"/>
+                            </w:pPr>
+                            <w:r>
+                              <w:rPr>
+                                <w:rFonts w:ascii="Liberation Serif" w:hAnsi="Liberation Serif" w:cs="Liberation Serif"/>
+                                <w:sz w:val="16"/>
+                                <w:szCs w:val="16"/>
+                              </w:rPr>
+                              <w:t>№ ______ от «___» ______ 20__ г.</w:t>
+                            </w:r>
+                          </w:p>
+                          <w:p>
+                            <w:pPr>
+                              <w:spacing w:before="0" w:after="0" w:line="180" w:lineRule="exact"/>
+                              <w:ind w:left="0" w:right="0" w:firstLine="0"/>
+                            </w:pPr>
+                            <w:r>
+                              <w:rPr>
+                                <w:rFonts w:ascii="Liberation Serif" w:hAnsi="Liberation Serif" w:cs="Liberation Serif"/>
+                                <w:sz w:val="16"/>
+                                <w:szCs w:val="16"/>
+                              </w:rPr>
+                              <w:t>Емтихан комиссиясының төрағасы /</w:t>
+                            </w:r>
+                          </w:p>
+                          <w:p>
+                            <w:pPr>
+                              <w:spacing w:before="0" w:after="0" w:line="180" w:lineRule="exact"/>
+                              <w:ind w:left="0" w:right="0" w:firstLine="0"/>
+                            </w:pPr>
+                            <w:r>
+                              <w:rPr>
+                                <w:rFonts w:ascii="Liberation Serif" w:hAnsi="Liberation Serif" w:cs="Liberation Serif"/>
+                                <w:sz w:val="16"/>
+                                <w:szCs w:val="16"/>
+                              </w:rPr>
+                              <w:t>Председатель экзаменационной комиссии</w:t>
+                            </w:r>
+                          </w:p>
+                          <w:p>
+                            <w:pPr>
+                              <w:spacing w:before="0" w:after="0" w:line="180" w:lineRule="exact"/>
+                              <w:ind w:left="0" w:right="0" w:firstLine="0"/>
+                            </w:pPr>
+                            <w:r>
+                              <w:rPr>
+                                <w:rFonts w:ascii="Liberation Serif" w:hAnsi="Liberation Serif" w:cs="Liberation Serif"/>
+                                <w:sz w:val="16"/>
+                                <w:szCs w:val="16"/>
+                              </w:rPr>
+                              <w:t>__________________  Т.А.Ә. / Ф.И.О.</w:t>
+                            </w:r>
+                          </w:p>
+                          <w:p>
+                            <w:pPr>
+                              <w:spacing w:before="0" w:after="0" w:line="180" w:lineRule="exact"/>
+                              <w:ind w:left="0" w:right="0" w:firstLine="0"/>
+                            </w:pPr>
+                            <w:r>
+                              <w:rPr>
+                                <w:rFonts w:ascii="Liberation Serif" w:hAnsi="Liberation Serif" w:cs="Liberation Serif"/>
+                                <w:sz w:val="16"/>
+                                <w:szCs w:val="16"/>
+                              </w:rPr>
+                              <w:t>Комиссия мүшесі / Член комиссии</w:t>
+                            </w:r>
+                          </w:p>
+                          <w:p>
+                            <w:pPr>
+                              <w:spacing w:before="0" w:after="0" w:line="180" w:lineRule="exact"/>
+                              <w:ind w:left="0" w:right="0" w:firstLine="0"/>
+                            </w:pPr>
+                            <w:r>
+                              <w:rPr>
+                                <w:rFonts w:ascii="Liberation Serif" w:hAnsi="Liberation Serif" w:cs="Liberation Serif"/>
+                                <w:sz w:val="16"/>
+                                <w:szCs w:val="16"/>
+                              </w:rPr>
+                              <w:t>__________________  Т.А.Ә. / Ф.И.О.   М.О. / М.П.</w:t>
+                            </w:r>
                           </w:p>
                         </w:txbxContent>
                       </wps:txbx>
@@ -6295,689 +4117,186 @@
                   <w:txbxContent>
                     <w:p>
                       <w:pPr>
-                        <w:tabs>
-                          <w:tab w:val="left" w:pos="4778"/>
-                        </w:tabs>
-                        <w:spacing w:before="1" w:line="268" w:lineRule="auto"/>
-                        <w:ind w:right="18"/>
-                        <w:rPr>
-                          <w:sz w:val="13"/>
-                          <w:szCs w:val="13"/>
-                        </w:rPr>
-                      </w:pPr>
-                      <w:r>
-                        <w:rPr>
-                          <w:sz w:val="13"/>
-                          <w:szCs w:val="13"/>
-                        </w:rPr>
-                        <w:t xml:space="preserve">Емтиханды қайта тапсырғаны туралы мəлiметтер </w:t>
-                      </w:r>
-                    </w:p>
-                    <w:p>
-                      <w:pPr>
-                        <w:tabs>
-                          <w:tab w:val="left" w:pos="4778"/>
-                        </w:tabs>
-                        <w:spacing w:before="1" w:line="268" w:lineRule="auto"/>
-                        <w:ind w:right="18"/>
-                        <w:rPr>
-                          <w:sz w:val="13"/>
-                          <w:szCs w:val="13"/>
-                        </w:rPr>
-                      </w:pPr>
-                      <w:r>
-                        <w:rPr>
-                          <w:sz w:val="13"/>
-                          <w:szCs w:val="13"/>
+                        <w:spacing w:before="0" w:after="0" w:line="180" w:lineRule="exact"/>
+                        <w:ind w:left="0" w:right="0" w:firstLine="0"/>
+                      </w:pPr>
+                      <w:r>
+                        <w:rPr>
+                          <w:rFonts w:ascii="Liberation Serif" w:hAnsi="Liberation Serif" w:cs="Liberation Serif"/>
+                          <w:b/>
+                          <w:sz w:val="16"/>
+                          <w:szCs w:val="16"/>
+                        </w:rPr>
+                        <w:t>Емтиханды қайта тапсырғаны туралы мәліметтер</w:t>
+                      </w:r>
+                    </w:p>
+                    <w:p>
+                      <w:pPr>
+                        <w:spacing w:before="0" w:after="0" w:line="180" w:lineRule="exact"/>
+                        <w:ind w:left="0" w:right="0" w:firstLine="0"/>
+                      </w:pPr>
+                      <w:r>
+                        <w:rPr>
+                          <w:rFonts w:ascii="Liberation Serif" w:hAnsi="Liberation Serif" w:cs="Liberation Serif"/>
+                          <w:sz w:val="16"/>
+                          <w:szCs w:val="16"/>
                         </w:rPr>
                         <w:t>Сведения о повторной сдаче экзаменов</w:t>
                       </w:r>
                     </w:p>
                     <w:p>
                       <w:pPr>
-                        <w:tabs>
-                          <w:tab w:val="left" w:pos="4778"/>
-                        </w:tabs>
-                        <w:spacing w:before="1" w:line="268" w:lineRule="auto"/>
-                        <w:ind w:right="18"/>
-                        <w:rPr>
-                          <w:sz w:val="13"/>
-                          <w:szCs w:val="13"/>
-                        </w:rPr>
-                      </w:pPr>
-                      <w:r>
-                        <w:rPr>
-                          <w:sz w:val="13"/>
-                          <w:szCs w:val="13"/>
-                        </w:rPr>
-                        <w:t>Лауазымы</w:t>
-                      </w:r>
-                      <w:r>
-                        <w:rPr>
-                          <w:sz w:val="13"/>
-                          <w:szCs w:val="13"/>
-                          <w:u w:val="single"/>
-                        </w:rPr>
-                        <w:tab/>
-                      </w:r>
-                      <w:r>
-                        <w:rPr>
-                          <w:sz w:val="13"/>
-                          <w:szCs w:val="13"/>
-                        </w:rPr>
-                        <w:t xml:space="preserve"> Должность</w:t>
-                      </w:r>
-                      <w:r>
-                        <w:rPr>
-                          <w:sz w:val="13"/>
-                          <w:szCs w:val="13"/>
-                          <w:u w:val="single"/>
-                        </w:rPr>
-                        <w:tab/>
-                      </w:r>
-                      <w:r>
-                        <w:rPr>
-                          <w:sz w:val="13"/>
-                          <w:szCs w:val="13"/>
-                        </w:rPr>
-                        <w:t xml:space="preserve"> Жұмыс орны </w:t>
-                      </w:r>
-                      <w:r>
-                        <w:rPr>
-                          <w:sz w:val="13"/>
-                          <w:szCs w:val="13"/>
-                          <w:u w:val="single"/>
-                        </w:rPr>
-                        <w:t xml:space="preserve"> </w:t>
-                      </w:r>
-                      <w:r>
-                        <w:rPr>
-                          <w:sz w:val="13"/>
-                          <w:szCs w:val="13"/>
-                          <w:u w:val="single"/>
-                        </w:rPr>
-                        <w:t xml:space="preserve"> </w:t>
-                      </w:r>
-                      <w:r>
-                        <w:rPr>
-                          <w:sz w:val="13"/>
-                          <w:szCs w:val="13"/>
-                          <w:u w:val="single"/>
-                        </w:rPr>
-                        <w:tab/>
-                      </w:r>
-                      <w:r>
-                        <w:rPr>
-                          <w:sz w:val="13"/>
-                          <w:szCs w:val="13"/>
-                        </w:rPr>
-                        <w:t xml:space="preserve">                                                                                                          Место работы </w:t>
-                      </w:r>
-                      <w:r>
-                        <w:rPr>
-                          <w:sz w:val="13"/>
-                          <w:szCs w:val="13"/>
-                          <w:u w:val="single"/>
-                        </w:rPr>
-                        <w:t xml:space="preserve"> </w:t>
-                      </w:r>
-                      <w:r>
-                        <w:rPr>
-                          <w:sz w:val="13"/>
-                          <w:szCs w:val="13"/>
-                          <w:u w:val="single"/>
-                        </w:rPr>
-                        <w:tab/>
-                      </w:r>
-                      <w:r>
-                        <w:rPr>
-                          <w:sz w:val="13"/>
-                          <w:szCs w:val="13"/>
-                        </w:rPr>
-                        <w:t xml:space="preserve">                                                                                                   Бойынша емтихан тапсырғаны туралы берiлдi</w:t>
-                      </w:r>
-                    </w:p>
-                    <w:p>
-                      <w:pPr>
-                        <w:tabs>
-                          <w:tab w:val="left" w:pos="4778"/>
-                        </w:tabs>
-                        <w:spacing w:before="1" w:line="268" w:lineRule="auto"/>
-                        <w:ind w:right="18"/>
-                        <w:rPr>
-                          <w:sz w:val="13"/>
-                          <w:szCs w:val="13"/>
-                          <w:lang w:val="ru-RU"/>
-                        </w:rPr>
-                      </w:pPr>
-                      <w:r>
-                        <w:rPr>
-                          <w:sz w:val="13"/>
-                          <w:szCs w:val="13"/>
-                        </w:rPr>
-                        <w:t>В том, что он сдал экзамены на знание</w:t>
-                      </w:r>
-                      <w:r>
-                        <w:rPr>
-                          <w:sz w:val="13"/>
-                          <w:szCs w:val="13"/>
-                          <w:u w:val="single"/>
-                        </w:rPr>
-                        <w:t xml:space="preserve"> </w:t>
-                      </w:r>
-                      <w:r>
-                        <w:rPr>
-                          <w:sz w:val="13"/>
-                          <w:szCs w:val="13"/>
-                          <w:u w:val="single"/>
-                        </w:rPr>
-                        <w:t xml:space="preserve">                                                                               </w:t>
-                      </w:r>
-                      <w:r>
-                        <w:rPr>
-                          <w:sz w:val="13"/>
-                          <w:szCs w:val="13"/>
-                          <w:u w:val="single"/>
-                        </w:rPr>
-                        <w:t xml:space="preserve"> </w:t>
-                      </w:r>
-                    </w:p>
-                    <w:p>
-                      <w:pPr>
-                        <w:tabs>
-                          <w:tab w:val="left" w:pos="4778"/>
-                        </w:tabs>
-                        <w:spacing w:before="1" w:line="268" w:lineRule="auto"/>
-                        <w:ind w:right="18"/>
-                        <w:rPr>
-                          <w:sz w:val="13"/>
-                          <w:szCs w:val="13"/>
-                        </w:rPr>
-                      </w:pPr>
-                      <w:r>
-                        <w:rPr>
-                          <w:sz w:val="13"/>
-                          <w:szCs w:val="13"/>
-                        </w:rPr>
-                        <w:t>Негiздеме: 20</w:t>
-                      </w:r>
-                      <w:r>
-                        <w:rPr>
-                          <w:sz w:val="13"/>
-                          <w:szCs w:val="13"/>
-                          <w:u w:val="single"/>
-                          <w:lang w:val="ru-RU"/>
-                        </w:rPr>
-                        <w:t xml:space="preserve">       </w:t>
-                      </w:r>
-                      <w:r>
-                        <w:rPr>
-                          <w:sz w:val="13"/>
-                          <w:szCs w:val="13"/>
-                          <w:lang w:val="ru-RU"/>
-                        </w:rPr>
-                        <w:t xml:space="preserve"> </w:t>
-                      </w:r>
-                      <w:r>
-                        <w:rPr>
-                          <w:sz w:val="13"/>
-                          <w:szCs w:val="13"/>
-                        </w:rPr>
-                        <w:t>ж.</w:t>
-                      </w:r>
-                      <w:r>
-                        <w:rPr>
-                          <w:sz w:val="13"/>
-                          <w:szCs w:val="13"/>
-                          <w:u w:val="single"/>
-                        </w:rPr>
-                        <w:t xml:space="preserve"> </w:t>
-                      </w:r>
-                      <w:r>
-                        <w:rPr>
-                          <w:sz w:val="13"/>
-                          <w:szCs w:val="13"/>
-                          <w:u w:val="single"/>
-                          <w:lang w:val="ru-RU"/>
-                        </w:rPr>
-                        <w:t xml:space="preserve">                                                 </w:t>
-                      </w:r>
-                      <w:r>
-                        <w:rPr>
-                          <w:sz w:val="13"/>
-                          <w:szCs w:val="13"/>
-                        </w:rPr>
-                        <w:t>№</w:t>
-                      </w:r>
-                      <w:r>
-                        <w:rPr>
-                          <w:sz w:val="13"/>
-                          <w:szCs w:val="13"/>
-                          <w:u w:val="single"/>
-                          <w:lang w:val="ru-RU"/>
-                        </w:rPr>
-                        <w:t xml:space="preserve">                         </w:t>
-                      </w:r>
-                      <w:r>
-                        <w:rPr>
-                          <w:sz w:val="13"/>
-                          <w:szCs w:val="13"/>
-                          <w:u w:val="single"/>
-                          <w:lang w:val="ru-RU"/>
-                        </w:rPr>
-                        <w:t xml:space="preserve">     </w:t>
-                      </w:r>
-                      <w:r>
-                        <w:rPr>
-                          <w:sz w:val="13"/>
-                          <w:szCs w:val="13"/>
-                          <w:u w:val="single"/>
-                          <w:lang w:val="ru-RU"/>
-                        </w:rPr>
-                        <w:t xml:space="preserve">              </w:t>
-                      </w:r>
-                      <w:r>
-                        <w:rPr>
-                          <w:sz w:val="13"/>
-                          <w:szCs w:val="13"/>
-                        </w:rPr>
-                        <w:t xml:space="preserve">хаттама </w:t>
-                      </w:r>
-                    </w:p>
-                    <w:p>
-                      <w:pPr>
-                        <w:tabs>
-                          <w:tab w:val="left" w:pos="4778"/>
-                        </w:tabs>
-                        <w:spacing w:before="1" w:line="268" w:lineRule="auto"/>
-                        <w:ind w:right="18"/>
-                        <w:rPr>
-                          <w:sz w:val="13"/>
-                          <w:szCs w:val="13"/>
-                        </w:rPr>
-                      </w:pPr>
-                      <w:r>
-                        <w:rPr>
-                          <w:sz w:val="13"/>
-                          <w:szCs w:val="13"/>
-                        </w:rPr>
-                        <w:t xml:space="preserve">Основание: Протокол </w:t>
-                      </w:r>
-                      <w:r>
-                        <w:rPr>
-                          <w:sz w:val="15"/>
-                          <w:szCs w:val="15"/>
-                        </w:rPr>
-                        <w:t>№</w:t>
-                      </w:r>
-                      <w:r>
-                        <w:rPr>
-                          <w:sz w:val="15"/>
-                          <w:szCs w:val="15"/>
-                          <w:u w:val="single"/>
-                        </w:rPr>
-                        <w:t xml:space="preserve"> </w:t>
-                      </w:r>
-                      <w:r>
-                        <w:rPr>
-                          <w:sz w:val="15"/>
-                          <w:szCs w:val="15"/>
-                          <w:u w:val="single"/>
-                          <w:lang w:val="ru-RU"/>
-                        </w:rPr>
-                        <w:t xml:space="preserve">     </w:t>
-                      </w:r>
-                      <w:r>
-                        <w:rPr>
-                          <w:sz w:val="15"/>
-                          <w:szCs w:val="15"/>
-                          <w:u w:val="single"/>
-                          <w:lang w:val="ru-RU"/>
-                        </w:rPr>
-                        <w:t xml:space="preserve">                               </w:t>
-                      </w:r>
-                      <w:r>
-                        <w:rPr>
-                          <w:sz w:val="13"/>
-                          <w:szCs w:val="13"/>
-                        </w:rPr>
-                        <w:t>от</w:t>
-                      </w:r>
-                      <w:r>
-                        <w:rPr>
-                          <w:sz w:val="13"/>
-                          <w:szCs w:val="13"/>
-                          <w:u w:val="single"/>
-                        </w:rPr>
-                        <w:t xml:space="preserve"> </w:t>
-                      </w:r>
-                      <w:r>
-                        <w:rPr>
-                          <w:sz w:val="13"/>
-                          <w:szCs w:val="13"/>
-                          <w:u w:val="single"/>
-                        </w:rPr>
-                        <w:t xml:space="preserve">                             </w:t>
-                      </w:r>
-                      <w:r>
-                        <w:rPr>
-                          <w:sz w:val="13"/>
-                          <w:szCs w:val="13"/>
-                        </w:rPr>
-                        <w:t>20</w:t>
-                      </w:r>
-                      <w:r>
-                        <w:rPr>
-                          <w:sz w:val="13"/>
-                          <w:szCs w:val="13"/>
-                          <w:u w:val="single"/>
-                        </w:rPr>
-                        <w:t xml:space="preserve"> </w:t>
-                      </w:r>
-                      <w:r>
-                        <w:rPr>
-                          <w:sz w:val="13"/>
-                          <w:szCs w:val="13"/>
-                          <w:u w:val="single"/>
-                          <w:lang w:val="ru-RU"/>
-                        </w:rPr>
-                        <w:t xml:space="preserve">            </w:t>
-                      </w:r>
-                      <w:r>
-                        <w:rPr>
-                          <w:sz w:val="13"/>
-                          <w:szCs w:val="13"/>
-                        </w:rPr>
-                        <w:t xml:space="preserve">г. </w:t>
-                      </w:r>
-                    </w:p>
-                    <w:p>
-                      <w:pPr>
-                        <w:tabs>
-                          <w:tab w:val="left" w:pos="4778"/>
-                        </w:tabs>
-                        <w:spacing w:before="1" w:line="268" w:lineRule="auto"/>
-                        <w:ind w:right="18"/>
-                        <w:rPr>
-                          <w:color w:val="151616"/>
-                          <w:sz w:val="13"/>
-                        </w:rPr>
-                      </w:pPr>
-                      <w:r>
-                        <w:rPr>
-                          <w:sz w:val="13"/>
-                          <w:szCs w:val="13"/>
-                        </w:rPr>
-                        <w:t>Емтихан комиссиясының төр</w:t>
-                      </w:r>
-                      <w:r>
-                        <w:rPr>
-                          <w:color w:val="151616"/>
-                          <w:sz w:val="13"/>
-                        </w:rPr>
-                        <w:t>ағасы</w:t>
-                      </w:r>
-                    </w:p>
-                    <w:p>
-                      <w:pPr>
-                        <w:pStyle w:val="a3"/>
-                        <w:spacing w:before="2"/>
-                        <w:jc w:val="both"/>
-                      </w:pPr>
-                      <w:r>
-                        <w:rPr>
-                          <w:color w:val="151616"/>
-                        </w:rPr>
-                        <w:t>Председатель экзаменационной</w:t>
-                      </w:r>
-                    </w:p>
-                    <w:p>
-                      <w:pPr>
-                        <w:pStyle w:val="a3"/>
-                        <w:tabs>
-                          <w:tab w:val="left" w:pos="3321"/>
-                          <w:tab w:val="left" w:pos="3790"/>
-                          <w:tab w:val="left" w:pos="5019"/>
-                        </w:tabs>
-                        <w:spacing w:before="6" w:line="249" w:lineRule="auto"/>
-                        <w:ind w:right="38"/>
-                        <w:rPr>
-                          <w:color w:val="151616"/>
-                          <w:u w:val="single"/>
-                          <w:lang w:val="ru-RU"/>
-                        </w:rPr>
-                      </w:pPr>
-                      <w:r>
-                        <w:rPr>
-                          <w:color w:val="151616"/>
-                        </w:rPr>
-                        <w:t>Комиссии</w:t>
-                      </w:r>
-                      <w:r>
-                        <w:rPr>
-                          <w:color w:val="151616"/>
-                          <w:u w:val="single"/>
-                          <w:lang w:val="ru-RU"/>
-                        </w:rPr>
-                        <w:t xml:space="preserve">                                                                      </w:t>
-                      </w:r>
-                      <w:r>
-                        <w:rPr>
-                          <w:color w:val="151616"/>
-                          <w:lang w:val="ru-RU"/>
-                        </w:rPr>
-                        <w:t xml:space="preserve">   </w:t>
-                      </w:r>
-                      <w:r>
-                        <w:rPr>
-                          <w:color w:val="151616"/>
-                          <w:u w:val="single"/>
-                          <w:lang w:val="ru-RU"/>
-                        </w:rPr>
-                        <w:t xml:space="preserve">                                                        </w:t>
-                      </w:r>
-                    </w:p>
-                    <w:p>
-                      <w:pPr>
-                        <w:pStyle w:val="a3"/>
-                        <w:tabs>
-                          <w:tab w:val="left" w:pos="3321"/>
-                          <w:tab w:val="left" w:pos="3790"/>
-                          <w:tab w:val="left" w:pos="5019"/>
-                        </w:tabs>
-                        <w:spacing w:before="6" w:line="249" w:lineRule="auto"/>
-                        <w:ind w:right="38"/>
-                      </w:pPr>
-                      <w:r>
-                        <w:rPr>
-                          <w:color w:val="151616"/>
-                          <w:lang w:val="ru-RU"/>
-                        </w:rPr>
-                        <w:t xml:space="preserve">                                                                                                               </w:t>
-                      </w:r>
-                      <w:r>
-                        <w:rPr>
-                          <w:color w:val="151616"/>
-                          <w:vertAlign w:val="subscript"/>
-                        </w:rPr>
-                        <w:t>Т.А.Ə./Ф.И.О</w:t>
-                      </w:r>
-                    </w:p>
-                    <w:p>
-                      <w:pPr>
-                        <w:pStyle w:val="a3"/>
-                        <w:tabs>
-                          <w:tab w:val="left" w:pos="3321"/>
-                          <w:tab w:val="left" w:pos="3790"/>
-                          <w:tab w:val="left" w:pos="5019"/>
-                        </w:tabs>
-                        <w:spacing w:before="6" w:line="249" w:lineRule="auto"/>
-                        <w:ind w:right="38"/>
-                      </w:pPr>
-                      <w:r>
-                        <w:rPr>
-                          <w:color w:val="151616"/>
-                        </w:rPr>
-                        <w:t>Комиссия</w:t>
-                      </w:r>
-                      <w:r>
-                        <w:rPr>
-                          <w:color w:val="151616"/>
-                          <w:spacing w:val="3"/>
-                        </w:rPr>
-                        <w:t xml:space="preserve"> </w:t>
-                      </w:r>
-                      <w:r>
-                        <w:rPr>
-                          <w:color w:val="151616"/>
-                        </w:rPr>
-                        <w:t>мүшесi</w:t>
-                      </w:r>
-                    </w:p>
-                    <w:p>
-                      <w:pPr>
-                        <w:tabs>
-                          <w:tab w:val="left" w:pos="3321"/>
-                          <w:tab w:val="left" w:pos="3810"/>
-                          <w:tab w:val="left" w:pos="5019"/>
-                        </w:tabs>
-                        <w:spacing w:line="249" w:lineRule="auto"/>
-                        <w:ind w:right="38"/>
-                        <w:rPr>
-                          <w:color w:val="151616"/>
-                          <w:w w:val="408"/>
-                          <w:sz w:val="13"/>
-                          <w:u w:val="single" w:color="151616"/>
-                          <w:lang w:val="ru-RU"/>
-                        </w:rPr>
-                      </w:pPr>
-                      <w:r>
-                        <w:rPr>
-                          <w:color w:val="151616"/>
-                          <w:sz w:val="13"/>
-                        </w:rPr>
-                        <w:t>Член</w:t>
-                      </w:r>
-                      <w:r>
-                        <w:rPr>
-                          <w:color w:val="151616"/>
-                          <w:spacing w:val="6"/>
-                          <w:sz w:val="13"/>
-                        </w:rPr>
-                        <w:t xml:space="preserve"> </w:t>
-                      </w:r>
-                      <w:r>
-                        <w:rPr>
-                          <w:color w:val="151616"/>
-                          <w:sz w:val="13"/>
-                        </w:rPr>
-                        <w:t>комиссии</w:t>
-                      </w:r>
-                      <w:r>
-                        <w:rPr>
-                          <w:color w:val="151616"/>
-                          <w:spacing w:val="5"/>
-                          <w:sz w:val="13"/>
-                        </w:rPr>
-                        <w:t xml:space="preserve"> </w:t>
-                      </w:r>
-                      <w:r>
-                        <w:rPr>
-                          <w:color w:val="151616"/>
-                          <w:w w:val="408"/>
-                          <w:sz w:val="13"/>
-                          <w:u w:val="single" w:color="151616"/>
-                        </w:rPr>
-                        <w:t xml:space="preserve"> </w:t>
-                      </w:r>
-                      <w:r>
-                        <w:rPr>
-                          <w:color w:val="151616"/>
-                          <w:w w:val="408"/>
-                          <w:sz w:val="13"/>
-                          <w:u w:val="single" w:color="151616"/>
-                          <w:lang w:val="ru-RU"/>
-                        </w:rPr>
-                        <w:t xml:space="preserve">              </w:t>
-                      </w:r>
-                      <w:r>
-                        <w:rPr>
-                          <w:color w:val="151616"/>
-                          <w:w w:val="408"/>
-                          <w:sz w:val="13"/>
-                          <w:lang w:val="ru-RU"/>
-                        </w:rPr>
-                        <w:t xml:space="preserve"> </w:t>
-                      </w:r>
-                      <w:r>
-                        <w:rPr>
-                          <w:color w:val="151616"/>
-                          <w:w w:val="408"/>
-                          <w:sz w:val="13"/>
-                          <w:u w:val="single" w:color="151616"/>
-                          <w:lang w:val="ru-RU"/>
-                        </w:rPr>
-                        <w:t xml:space="preserve">                </w:t>
-                      </w:r>
-                      <w:r>
-                        <w:rPr>
-                          <w:color w:val="151616"/>
-                          <w:w w:val="105"/>
-                          <w:sz w:val="9"/>
-                          <w:lang w:val="ru-RU"/>
-                        </w:rPr>
-                        <w:t xml:space="preserve"> </w:t>
-                      </w:r>
-                      <w:r>
-                        <w:rPr>
-                          <w:color w:val="151616"/>
-                          <w:w w:val="105"/>
-                          <w:sz w:val="13"/>
-                        </w:rPr>
-                        <w:t>М.О</w:t>
-                      </w:r>
-                      <w:r>
-                        <w:rPr>
-                          <w:color w:val="151616"/>
-                          <w:w w:val="105"/>
-                          <w:sz w:val="9"/>
-                          <w:lang w:val="ru-RU"/>
-                        </w:rPr>
-                        <w:t xml:space="preserve">                                                                                                                                             </w:t>
-                      </w:r>
-                      <w:r>
-                        <w:rPr>
-                          <w:color w:val="151616"/>
-                          <w:w w:val="105"/>
-                          <w:sz w:val="9"/>
-                        </w:rPr>
-                        <w:t>Т.А.Ə./Ф.И.О</w:t>
-                      </w:r>
-                    </w:p>
-                    <w:p>
-                      <w:pPr>
-                        <w:pStyle w:val="a3"/>
-                        <w:spacing w:line="148" w:lineRule="exact"/>
-                      </w:pPr>
-                      <w:r>
-                        <w:rPr>
-                          <w:color w:val="151616"/>
-                        </w:rPr>
-                        <w:t>М.П.</w:t>
-                      </w:r>
-                    </w:p>
-                    <w:p>
-                      <w:pPr>
-                        <w:tabs>
-                          <w:tab w:val="left" w:pos="4778"/>
-                        </w:tabs>
-                        <w:spacing w:before="1" w:line="268" w:lineRule="auto"/>
-                        <w:ind w:right="18"/>
-                        <w:rPr>
-                          <w:sz w:val="13"/>
-                          <w:szCs w:val="13"/>
-                        </w:rPr>
-                      </w:pPr>
+                        <w:spacing w:before="0" w:after="0" w:line="180" w:lineRule="exact"/>
+                        <w:ind w:left="0" w:right="0" w:firstLine="0"/>
+                      </w:pPr>
+                      <w:r>
+                        <w:rPr>
+                          <w:rFonts w:ascii="Liberation Serif" w:hAnsi="Liberation Serif" w:cs="Liberation Serif"/>
+                          <w:sz w:val="16"/>
+                          <w:szCs w:val="16"/>
+                        </w:rPr>
+                        <w:t>Лауазымы / Должность: __________________</w:t>
+                      </w:r>
+                    </w:p>
+                    <w:p>
+                      <w:pPr>
+                        <w:spacing w:before="0" w:after="0" w:line="180" w:lineRule="exact"/>
+                        <w:ind w:left="0" w:right="0" w:firstLine="0"/>
+                      </w:pPr>
+                      <w:r>
+                        <w:rPr>
+                          <w:rFonts w:ascii="Liberation Serif" w:hAnsi="Liberation Serif" w:cs="Liberation Serif"/>
+                          <w:sz w:val="16"/>
+                          <w:szCs w:val="16"/>
+                        </w:rPr>
+                        <w:t>Жұмыс орны / Место работы: ______________</w:t>
+                      </w:r>
+                    </w:p>
+                    <w:p>
+                      <w:pPr>
+                        <w:spacing w:before="0" w:after="0" w:line="180" w:lineRule="exact"/>
+                        <w:ind w:left="0" w:right="0" w:firstLine="0"/>
+                      </w:pPr>
+                      <w:r>
+                        <w:rPr>
+                          <w:rFonts w:ascii="Liberation Serif" w:hAnsi="Liberation Serif" w:cs="Liberation Serif"/>
+                          <w:sz w:val="16"/>
+                          <w:szCs w:val="16"/>
+                        </w:rPr>
+                        <w:t>Бойынша емтихан тапсырғаны туралы берілді</w:t>
+                      </w:r>
+                    </w:p>
+                    <w:p>
+                      <w:pPr>
+                        <w:spacing w:before="0" w:after="0" w:line="180" w:lineRule="exact"/>
+                        <w:ind w:left="0" w:right="0" w:firstLine="0"/>
+                      </w:pPr>
+                      <w:r>
+                        <w:rPr>
+                          <w:rFonts w:ascii="Liberation Serif" w:hAnsi="Liberation Serif" w:cs="Liberation Serif"/>
+                          <w:sz w:val="16"/>
+                          <w:szCs w:val="16"/>
+                        </w:rPr>
+                        <w:t>В том, что он сдал экзамены на знание: __________</w:t>
+                      </w:r>
+                    </w:p>
+                    <w:p>
+                      <w:pPr>
+                        <w:spacing w:before="0" w:after="0" w:line="180" w:lineRule="exact"/>
+                        <w:ind w:left="0" w:right="0" w:firstLine="0"/>
+                      </w:pPr>
+                      <w:r>
+                        <w:rPr>
+                          <w:rFonts w:ascii="Liberation Serif" w:hAnsi="Liberation Serif" w:cs="Liberation Serif"/>
+                          <w:sz w:val="16"/>
+                          <w:szCs w:val="16"/>
+                        </w:rPr>
+                        <w:t>Негіздеме / Основание: хаттама / протокол</w:t>
+                      </w:r>
+                    </w:p>
+                    <w:p>
+                      <w:pPr>
+                        <w:spacing w:before="0" w:after="0" w:line="180" w:lineRule="exact"/>
+                        <w:ind w:left="0" w:right="0" w:firstLine="0"/>
+                      </w:pPr>
+                      <w:r>
+                        <w:rPr>
+                          <w:rFonts w:ascii="Liberation Serif" w:hAnsi="Liberation Serif" w:cs="Liberation Serif"/>
+                          <w:sz w:val="16"/>
+                          <w:szCs w:val="16"/>
+                        </w:rPr>
+                        <w:t>№ ______ от «___» ______ 20__ г.</w:t>
+                      </w:r>
+                    </w:p>
+                    <w:p>
+                      <w:pPr>
+                        <w:spacing w:before="0" w:after="0" w:line="180" w:lineRule="exact"/>
+                        <w:ind w:left="0" w:right="0" w:firstLine="0"/>
+                      </w:pPr>
+                      <w:r>
+                        <w:rPr>
+                          <w:rFonts w:ascii="Liberation Serif" w:hAnsi="Liberation Serif" w:cs="Liberation Serif"/>
+                          <w:sz w:val="16"/>
+                          <w:szCs w:val="16"/>
+                        </w:rPr>
+                        <w:t>Емтихан комиссиясының төрағасы /</w:t>
+                      </w:r>
+                    </w:p>
+                    <w:p>
+                      <w:pPr>
+                        <w:spacing w:before="0" w:after="0" w:line="180" w:lineRule="exact"/>
+                        <w:ind w:left="0" w:right="0" w:firstLine="0"/>
+                      </w:pPr>
+                      <w:r>
+                        <w:rPr>
+                          <w:rFonts w:ascii="Liberation Serif" w:hAnsi="Liberation Serif" w:cs="Liberation Serif"/>
+                          <w:sz w:val="16"/>
+                          <w:szCs w:val="16"/>
+                        </w:rPr>
+                        <w:t>Председатель экзаменационной комиссии</w:t>
+                      </w:r>
+                    </w:p>
+                    <w:p>
+                      <w:pPr>
+                        <w:spacing w:before="0" w:after="0" w:line="180" w:lineRule="exact"/>
+                        <w:ind w:left="0" w:right="0" w:firstLine="0"/>
+                      </w:pPr>
+                      <w:r>
+                        <w:rPr>
+                          <w:rFonts w:ascii="Liberation Serif" w:hAnsi="Liberation Serif" w:cs="Liberation Serif"/>
+                          <w:sz w:val="16"/>
+                          <w:szCs w:val="16"/>
+                        </w:rPr>
+                        <w:t>__________________  Т.А.Ә. / Ф.И.О.</w:t>
+                      </w:r>
+                    </w:p>
+                    <w:p>
+                      <w:pPr>
+                        <w:spacing w:before="0" w:after="0" w:line="180" w:lineRule="exact"/>
+                        <w:ind w:left="0" w:right="0" w:firstLine="0"/>
+                      </w:pPr>
+                      <w:r>
+                        <w:rPr>
+                          <w:rFonts w:ascii="Liberation Serif" w:hAnsi="Liberation Serif" w:cs="Liberation Serif"/>
+                          <w:sz w:val="16"/>
+                          <w:szCs w:val="16"/>
+                        </w:rPr>
+                        <w:t>Комиссия мүшесі / Член комиссии</w:t>
+                      </w:r>
+                    </w:p>
+                    <w:p>
+                      <w:pPr>
+                        <w:spacing w:before="0" w:after="0" w:line="180" w:lineRule="exact"/>
+                        <w:ind w:left="0" w:right="0" w:firstLine="0"/>
+                      </w:pPr>
+                      <w:r>
+                        <w:rPr>
+                          <w:rFonts w:ascii="Liberation Serif" w:hAnsi="Liberation Serif" w:cs="Liberation Serif"/>
+                          <w:sz w:val="16"/>
+                          <w:szCs w:val="16"/>
+                        </w:rPr>
+                        <w:t>__________________  Т.А.Ә. / Ф.И.О.   М.О. / М.П.</w:t>
+                      </w:r>
                     </w:p>
                   </w:txbxContent>
                 </v:textbox>
@@ -6990,68 +4309,6 @@
         <w:rPr>
           <w:noProof/>
         </w:rPr>
-        <mc:AlternateContent>
-          <mc:Choice Requires="wps">
-            <w:drawing>
-              <wp:anchor distT="0" distB="0" distL="114300" distR="114300" simplePos="0" relativeHeight="251675648" behindDoc="1" locked="0" layoutInCell="1" allowOverlap="1" wp14:anchorId="52488FA3" wp14:editId="44BB52DB">
-                <wp:simplePos x="0" y="0"/>
-                <wp:positionH relativeFrom="column">
-                  <wp:posOffset>-59055</wp:posOffset>
-                </wp:positionH>
-                <wp:positionV relativeFrom="paragraph">
-                  <wp:posOffset>48260</wp:posOffset>
-                </wp:positionV>
-                <wp:extent cx="7867015" cy="112395"/>
-                <wp:effectExtent l="0" t="0" r="0" b="0"/>
-                <wp:wrapNone/>
-                <wp:docPr id="1605711042" name="Rectangle 43"/>
-                <wp:cNvGraphicFramePr>
-                  <a:graphicFrameLocks/>
-                </wp:cNvGraphicFramePr>
-                <a:graphic>
-                  <a:graphicData uri="http://schemas.microsoft.com/office/word/2010/wordprocessingShape">
-                    <wps:wsp>
-                      <wps:cNvSpPr>
-                        <a:spLocks noChangeArrowheads="1"/>
-                      </wps:cNvSpPr>
-                      <wps:spPr bwMode="auto">
-                        <a:xfrm>
-                          <a:off x="0" y="0"/>
-                          <a:ext cx="7867015" cy="112395"/>
-                        </a:xfrm>
-                        <a:prstGeom prst="rect">
-                          <a:avLst/>
-                        </a:prstGeom>
-                        <a:solidFill>
-                          <a:schemeClr val="bg1">
-                            <a:lumMod val="85000"/>
-                          </a:schemeClr>
-                        </a:solidFill>
-                        <a:ln>
-                          <a:noFill/>
-                        </a:ln>
-                      </wps:spPr>
-                      <wps:bodyPr rot="0" vert="horz" wrap="square" lIns="91440" tIns="45720" rIns="91440" bIns="45720" anchor="t" anchorCtr="0" upright="1">
-                        <a:noAutofit/>
-                      </wps:bodyPr>
-                    </wps:wsp>
-                  </a:graphicData>
-                </a:graphic>
-                <wp14:sizeRelH relativeFrom="page">
-                  <wp14:pctWidth>0</wp14:pctWidth>
-                </wp14:sizeRelH>
-                <wp14:sizeRelV relativeFrom="page">
-                  <wp14:pctHeight>0</wp14:pctHeight>
-                </wp14:sizeRelV>
-              </wp:anchor>
-            </w:drawing>
-          </mc:Choice>
-          <mc:Fallback>
-            <w:pict>
-              <v:rect w14:anchorId="56F954E1" id="Rectangle 43" o:spid="_x0000_s1026" style="position:absolute;margin-left:-4.65pt;margin-top:3.8pt;width:619.45pt;height:8.85pt;z-index:-251640832;visibility:visible;mso-wrap-style:square;mso-width-percent:0;mso-height-percent:0;mso-wrap-distance-left:9pt;mso-wrap-distance-top:0;mso-wrap-distance-right:9pt;mso-wrap-distance-bottom:0;mso-position-horizontal:absolute;mso-position-horizontal-relative:text;mso-position-vertical:absolute;mso-position-vertical-relative:text;mso-width-percent:0;mso-height-percent:0;mso-width-relative:page;mso-height-relative:page;v-text-anchor:top" fillcolor="#d8d8d8 [2732]" stroked="f"/>
-            </w:pict>
-          </mc:Fallback>
-        </mc:AlternateContent>
       </w:r>
     </w:p>
     <w:sectPr>
@@ -7075,8 +4332,8 @@
     </w:pPr>
     <w:r>
       <w:rPr>
+        <w:color w:val="9C2020"/>
         <w:sz w:val="14"/>
-        <w:color w:val="9C2020"/>
       </w:rPr>
       <w:t>ДЕМО — НЕ ЯВЛЯЕТСЯ ВЫДАННЫМ ДОКУМЕНТОМ</w:t>
     </w:r>
